--- a/source.docx
+++ b/source.docx
@@ -12570,6 +12570,7 @@
           <w:noProof/>
           <w:sz w:val="28"/>
           <w:szCs w:val="28"/>
+          <w:lang w:eastAsia="ru-RU"/>
         </w:rPr>
         <w:drawing>
           <wp:inline distT="0" distB="0" distL="0" distR="0" wp14:anchorId="2B853469" wp14:editId="7DC23D00">
@@ -12879,6 +12880,7 @@
           <w:noProof/>
           <w:sz w:val="28"/>
           <w:szCs w:val="28"/>
+          <w:lang w:eastAsia="ru-RU"/>
         </w:rPr>
         <w:lastRenderedPageBreak/>
         <w:drawing>
@@ -13379,7 +13381,7 @@
     </w:p>
     <w:p>
       <w:pPr>
-        <w:spacing w:line="360" w:lineRule="auto"/>
+        <w:spacing w:line="240" w:lineRule="auto"/>
         <w:jc w:val="both"/>
         <w:rPr>
           <w:rFonts w:ascii="Times New Roman" w:hAnsi="Times New Roman" w:cs="Times New Roman"/>
@@ -18961,6 +18963,7 @@
           <w:bCs/>
           <w:noProof/>
           <w:sz w:val="28"/>
+          <w:lang w:eastAsia="ru-RU"/>
         </w:rPr>
         <w:drawing>
           <wp:inline distT="0" distB="0" distL="0" distR="0" wp14:anchorId="394225D4" wp14:editId="1A7FB703">
@@ -21302,7 +21305,7 @@
     </w:p>
     <w:p>
       <w:pPr>
-        <w:spacing w:line="360" w:lineRule="auto"/>
+        <w:spacing w:line="240" w:lineRule="auto"/>
         <w:jc w:val="both"/>
         <w:rPr>
           <w:rFonts w:ascii="Times New Roman" w:hAnsi="Times New Roman" w:cs="Times New Roman"/>
@@ -21358,16 +21361,16 @@
               <w:jc w:val="center"/>
               <w:rPr>
                 <w:rFonts w:ascii="Times New Roman" w:eastAsia="Times New Roman" w:hAnsi="Times New Roman" w:cs="Times New Roman"/>
-                <w:sz w:val="28"/>
-                <w:szCs w:val="28"/>
+                <w:sz w:val="24"/>
+                <w:szCs w:val="24"/>
                 <w:lang w:eastAsia="ru-RU"/>
               </w:rPr>
             </w:pPr>
             <w:r>
               <w:rPr>
                 <w:rFonts w:ascii="Times New Roman" w:eastAsia="Times New Roman" w:hAnsi="Times New Roman" w:cs="Times New Roman"/>
-                <w:sz w:val="28"/>
-                <w:szCs w:val="28"/>
+                <w:sz w:val="24"/>
+                <w:szCs w:val="24"/>
                 <w:lang w:eastAsia="ru-RU"/>
               </w:rPr>
               <w:t>Категория риска</w:t>
@@ -21387,46 +21390,19 @@
               <w:jc w:val="center"/>
               <w:rPr>
                 <w:rFonts w:ascii="Times New Roman" w:eastAsia="Times New Roman" w:hAnsi="Times New Roman" w:cs="Times New Roman"/>
-                <w:sz w:val="28"/>
-                <w:szCs w:val="28"/>
+                <w:sz w:val="24"/>
+                <w:szCs w:val="24"/>
                 <w:lang w:eastAsia="ru-RU"/>
               </w:rPr>
             </w:pPr>
             <w:r>
               <w:rPr>
                 <w:rFonts w:ascii="Times New Roman" w:eastAsia="Times New Roman" w:hAnsi="Times New Roman" w:cs="Times New Roman"/>
-                <w:sz w:val="28"/>
-                <w:szCs w:val="28"/>
+                <w:sz w:val="24"/>
+                <w:szCs w:val="24"/>
                 <w:lang w:eastAsia="ru-RU"/>
               </w:rPr>
-              <w:t>Значение критерия</w:t>
-            </w:r>
-            <w:r>
-              <w:rPr>
-                <w:rFonts w:ascii="Times New Roman" w:eastAsia="Times New Roman" w:hAnsi="Times New Roman" w:cs="Times New Roman"/>
-                <w:sz w:val="28"/>
-                <w:szCs w:val="28"/>
-                <w:lang w:eastAsia="ru-RU"/>
-              </w:rPr>
-              <w:t xml:space="preserve"> «</w:t>
-            </w:r>
-            <w:r>
-              <w:rPr>
-                <w:rFonts w:ascii="Times New Roman" w:eastAsia="Times New Roman" w:hAnsi="Times New Roman" w:cs="Times New Roman"/>
-                <w:sz w:val="28"/>
-                <w:szCs w:val="28"/>
-                <w:lang w:eastAsia="ru-RU"/>
-              </w:rPr>
-              <w:t>существенность</w:t>
-            </w:r>
-            <w:r>
-              <w:rPr>
-                <w:rFonts w:ascii="Times New Roman" w:eastAsia="Times New Roman" w:hAnsi="Times New Roman" w:cs="Times New Roman"/>
-                <w:sz w:val="28"/>
-                <w:szCs w:val="28"/>
-                <w:lang w:eastAsia="ru-RU"/>
-              </w:rPr>
-              <w:t>»</w:t>
+              <w:t>Значение критерия «существенность»</w:t>
             </w:r>
           </w:p>
         </w:tc>
@@ -21443,46 +21419,19 @@
               <w:jc w:val="center"/>
               <w:rPr>
                 <w:rFonts w:ascii="Times New Roman" w:eastAsia="Times New Roman" w:hAnsi="Times New Roman" w:cs="Times New Roman"/>
-                <w:sz w:val="28"/>
-                <w:szCs w:val="28"/>
+                <w:sz w:val="24"/>
+                <w:szCs w:val="24"/>
                 <w:lang w:eastAsia="ru-RU"/>
               </w:rPr>
             </w:pPr>
             <w:r>
               <w:rPr>
                 <w:rFonts w:ascii="Times New Roman" w:eastAsia="Times New Roman" w:hAnsi="Times New Roman" w:cs="Times New Roman"/>
-                <w:sz w:val="28"/>
-                <w:szCs w:val="28"/>
+                <w:sz w:val="24"/>
+                <w:szCs w:val="24"/>
                 <w:lang w:eastAsia="ru-RU"/>
               </w:rPr>
-              <w:t xml:space="preserve">Значение критерия </w:t>
-            </w:r>
-            <w:r>
-              <w:rPr>
-                <w:rFonts w:ascii="Times New Roman" w:eastAsia="Times New Roman" w:hAnsi="Times New Roman" w:cs="Times New Roman"/>
-                <w:sz w:val="28"/>
-                <w:szCs w:val="28"/>
-                <w:lang w:eastAsia="ru-RU"/>
-              </w:rPr>
-              <w:t>«</w:t>
-            </w:r>
-            <w:r>
-              <w:rPr>
-                <w:rFonts w:ascii="Times New Roman" w:eastAsia="Times New Roman" w:hAnsi="Times New Roman" w:cs="Times New Roman"/>
-                <w:sz w:val="28"/>
-                <w:szCs w:val="28"/>
-                <w:lang w:eastAsia="ru-RU"/>
-              </w:rPr>
-              <w:t>вероятность</w:t>
-            </w:r>
-            <w:r>
-              <w:rPr>
-                <w:rFonts w:ascii="Times New Roman" w:eastAsia="Times New Roman" w:hAnsi="Times New Roman" w:cs="Times New Roman"/>
-                <w:sz w:val="28"/>
-                <w:szCs w:val="28"/>
-                <w:lang w:eastAsia="ru-RU"/>
-              </w:rPr>
-              <w:t>»</w:t>
+              <w:t>Значение критерия «вероятность»</w:t>
             </w:r>
           </w:p>
         </w:tc>
@@ -21502,16 +21451,16 @@
               <w:jc w:val="center"/>
               <w:rPr>
                 <w:rFonts w:ascii="Times New Roman" w:eastAsia="Times New Roman" w:hAnsi="Times New Roman" w:cs="Times New Roman"/>
-                <w:sz w:val="28"/>
-                <w:szCs w:val="28"/>
+                <w:sz w:val="24"/>
+                <w:szCs w:val="24"/>
                 <w:lang w:eastAsia="ru-RU"/>
               </w:rPr>
             </w:pPr>
             <w:r>
               <w:rPr>
                 <w:rFonts w:ascii="Times New Roman" w:eastAsia="Times New Roman" w:hAnsi="Times New Roman" w:cs="Times New Roman"/>
-                <w:sz w:val="28"/>
-                <w:szCs w:val="28"/>
+                <w:sz w:val="24"/>
+                <w:szCs w:val="24"/>
                 <w:lang w:eastAsia="ru-RU"/>
               </w:rPr>
               <w:t>VI (низкий риск)</w:t>
@@ -21531,16 +21480,16 @@
               <w:ind w:firstLine="709"/>
               <w:rPr>
                 <w:rFonts w:ascii="Times New Roman" w:eastAsia="Times New Roman" w:hAnsi="Times New Roman" w:cs="Times New Roman"/>
-                <w:sz w:val="28"/>
-                <w:szCs w:val="28"/>
+                <w:sz w:val="24"/>
+                <w:szCs w:val="24"/>
                 <w:lang w:eastAsia="ru-RU"/>
               </w:rPr>
             </w:pPr>
             <w:r>
               <w:rPr>
                 <w:rFonts w:ascii="Times New Roman" w:eastAsia="Times New Roman" w:hAnsi="Times New Roman" w:cs="Times New Roman"/>
-                <w:sz w:val="28"/>
-                <w:szCs w:val="28"/>
+                <w:sz w:val="24"/>
+                <w:szCs w:val="24"/>
                 <w:lang w:eastAsia="ru-RU"/>
               </w:rPr>
               <w:t>низкая оценка</w:t>
@@ -21560,16 +21509,16 @@
               <w:ind w:firstLine="709"/>
               <w:rPr>
                 <w:rFonts w:ascii="Times New Roman" w:eastAsia="Times New Roman" w:hAnsi="Times New Roman" w:cs="Times New Roman"/>
-                <w:sz w:val="28"/>
-                <w:szCs w:val="28"/>
+                <w:sz w:val="24"/>
+                <w:szCs w:val="24"/>
                 <w:lang w:eastAsia="ru-RU"/>
               </w:rPr>
             </w:pPr>
             <w:r>
               <w:rPr>
                 <w:rFonts w:ascii="Times New Roman" w:eastAsia="Times New Roman" w:hAnsi="Times New Roman" w:cs="Times New Roman"/>
-                <w:sz w:val="28"/>
-                <w:szCs w:val="28"/>
+                <w:sz w:val="24"/>
+                <w:szCs w:val="24"/>
                 <w:lang w:eastAsia="ru-RU"/>
               </w:rPr>
               <w:t>низкая оценка</w:t>
@@ -21593,16 +21542,16 @@
               <w:jc w:val="center"/>
               <w:rPr>
                 <w:rFonts w:ascii="Times New Roman" w:eastAsia="Times New Roman" w:hAnsi="Times New Roman" w:cs="Times New Roman"/>
-                <w:sz w:val="28"/>
-                <w:szCs w:val="28"/>
+                <w:sz w:val="24"/>
+                <w:szCs w:val="24"/>
                 <w:lang w:eastAsia="ru-RU"/>
               </w:rPr>
             </w:pPr>
             <w:r>
               <w:rPr>
                 <w:rFonts w:ascii="Times New Roman" w:eastAsia="Times New Roman" w:hAnsi="Times New Roman" w:cs="Times New Roman"/>
-                <w:sz w:val="28"/>
-                <w:szCs w:val="28"/>
+                <w:sz w:val="24"/>
+                <w:szCs w:val="24"/>
                 <w:lang w:eastAsia="ru-RU"/>
               </w:rPr>
               <w:t>V (умеренный риск)</w:t>
@@ -21622,16 +21571,16 @@
               <w:ind w:firstLine="709"/>
               <w:rPr>
                 <w:rFonts w:ascii="Times New Roman" w:eastAsia="Times New Roman" w:hAnsi="Times New Roman" w:cs="Times New Roman"/>
-                <w:sz w:val="28"/>
-                <w:szCs w:val="28"/>
+                <w:sz w:val="24"/>
+                <w:szCs w:val="24"/>
                 <w:lang w:eastAsia="ru-RU"/>
               </w:rPr>
             </w:pPr>
             <w:r>
               <w:rPr>
                 <w:rFonts w:ascii="Times New Roman" w:eastAsia="Times New Roman" w:hAnsi="Times New Roman" w:cs="Times New Roman"/>
-                <w:sz w:val="28"/>
-                <w:szCs w:val="28"/>
+                <w:sz w:val="24"/>
+                <w:szCs w:val="24"/>
                 <w:lang w:eastAsia="ru-RU"/>
               </w:rPr>
               <w:t>низкая оценка</w:t>
@@ -21651,16 +21600,16 @@
               <w:ind w:firstLine="709"/>
               <w:rPr>
                 <w:rFonts w:ascii="Times New Roman" w:eastAsia="Times New Roman" w:hAnsi="Times New Roman" w:cs="Times New Roman"/>
-                <w:sz w:val="28"/>
-                <w:szCs w:val="28"/>
+                <w:sz w:val="24"/>
+                <w:szCs w:val="24"/>
                 <w:lang w:eastAsia="ru-RU"/>
               </w:rPr>
             </w:pPr>
             <w:r>
               <w:rPr>
                 <w:rFonts w:ascii="Times New Roman" w:eastAsia="Times New Roman" w:hAnsi="Times New Roman" w:cs="Times New Roman"/>
-                <w:sz w:val="28"/>
-                <w:szCs w:val="28"/>
+                <w:sz w:val="24"/>
+                <w:szCs w:val="24"/>
                 <w:lang w:eastAsia="ru-RU"/>
               </w:rPr>
               <w:t>средняя оценка</w:t>
@@ -21684,8 +21633,8 @@
               <w:jc w:val="center"/>
               <w:rPr>
                 <w:rFonts w:ascii="Times New Roman" w:eastAsia="Times New Roman" w:hAnsi="Times New Roman" w:cs="Times New Roman"/>
-                <w:sz w:val="28"/>
-                <w:szCs w:val="28"/>
+                <w:sz w:val="24"/>
+                <w:szCs w:val="24"/>
                 <w:lang w:eastAsia="ru-RU"/>
               </w:rPr>
             </w:pPr>
@@ -21704,16 +21653,16 @@
               <w:ind w:firstLine="709"/>
               <w:rPr>
                 <w:rFonts w:ascii="Times New Roman" w:eastAsia="Times New Roman" w:hAnsi="Times New Roman" w:cs="Times New Roman"/>
-                <w:sz w:val="28"/>
-                <w:szCs w:val="28"/>
+                <w:sz w:val="24"/>
+                <w:szCs w:val="24"/>
                 <w:lang w:eastAsia="ru-RU"/>
               </w:rPr>
             </w:pPr>
             <w:r>
               <w:rPr>
                 <w:rFonts w:ascii="Times New Roman" w:eastAsia="Times New Roman" w:hAnsi="Times New Roman" w:cs="Times New Roman"/>
-                <w:sz w:val="28"/>
-                <w:szCs w:val="28"/>
+                <w:sz w:val="24"/>
+                <w:szCs w:val="24"/>
                 <w:lang w:eastAsia="ru-RU"/>
               </w:rPr>
               <w:t>средняя оценка</w:t>
@@ -21733,16 +21682,16 @@
               <w:ind w:firstLine="709"/>
               <w:rPr>
                 <w:rFonts w:ascii="Times New Roman" w:eastAsia="Times New Roman" w:hAnsi="Times New Roman" w:cs="Times New Roman"/>
-                <w:sz w:val="28"/>
-                <w:szCs w:val="28"/>
+                <w:sz w:val="24"/>
+                <w:szCs w:val="24"/>
                 <w:lang w:eastAsia="ru-RU"/>
               </w:rPr>
             </w:pPr>
             <w:r>
               <w:rPr>
                 <w:rFonts w:ascii="Times New Roman" w:eastAsia="Times New Roman" w:hAnsi="Times New Roman" w:cs="Times New Roman"/>
-                <w:sz w:val="28"/>
-                <w:szCs w:val="28"/>
+                <w:sz w:val="24"/>
+                <w:szCs w:val="24"/>
                 <w:lang w:eastAsia="ru-RU"/>
               </w:rPr>
               <w:t>низкая оценка</w:t>
@@ -21766,16 +21715,16 @@
               <w:jc w:val="center"/>
               <w:rPr>
                 <w:rFonts w:ascii="Times New Roman" w:eastAsia="Times New Roman" w:hAnsi="Times New Roman" w:cs="Times New Roman"/>
-                <w:sz w:val="28"/>
-                <w:szCs w:val="28"/>
+                <w:sz w:val="24"/>
+                <w:szCs w:val="24"/>
                 <w:lang w:eastAsia="ru-RU"/>
               </w:rPr>
             </w:pPr>
             <w:r>
               <w:rPr>
                 <w:rFonts w:ascii="Times New Roman" w:eastAsia="Times New Roman" w:hAnsi="Times New Roman" w:cs="Times New Roman"/>
-                <w:sz w:val="28"/>
-                <w:szCs w:val="28"/>
+                <w:sz w:val="24"/>
+                <w:szCs w:val="24"/>
                 <w:lang w:eastAsia="ru-RU"/>
               </w:rPr>
               <w:t>IV (средний риск)</w:t>
@@ -21795,16 +21744,16 @@
               <w:ind w:firstLine="709"/>
               <w:rPr>
                 <w:rFonts w:ascii="Times New Roman" w:eastAsia="Times New Roman" w:hAnsi="Times New Roman" w:cs="Times New Roman"/>
-                <w:sz w:val="28"/>
-                <w:szCs w:val="28"/>
+                <w:sz w:val="24"/>
+                <w:szCs w:val="24"/>
                 <w:lang w:eastAsia="ru-RU"/>
               </w:rPr>
             </w:pPr>
             <w:r>
               <w:rPr>
                 <w:rFonts w:ascii="Times New Roman" w:eastAsia="Times New Roman" w:hAnsi="Times New Roman" w:cs="Times New Roman"/>
-                <w:sz w:val="28"/>
-                <w:szCs w:val="28"/>
+                <w:sz w:val="24"/>
+                <w:szCs w:val="24"/>
                 <w:lang w:eastAsia="ru-RU"/>
               </w:rPr>
               <w:t>низкая оценка</w:t>
@@ -21824,16 +21773,16 @@
               <w:ind w:firstLine="709"/>
               <w:rPr>
                 <w:rFonts w:ascii="Times New Roman" w:eastAsia="Times New Roman" w:hAnsi="Times New Roman" w:cs="Times New Roman"/>
-                <w:sz w:val="28"/>
-                <w:szCs w:val="28"/>
+                <w:sz w:val="24"/>
+                <w:szCs w:val="24"/>
                 <w:lang w:eastAsia="ru-RU"/>
               </w:rPr>
             </w:pPr>
             <w:r>
               <w:rPr>
                 <w:rFonts w:ascii="Times New Roman" w:eastAsia="Times New Roman" w:hAnsi="Times New Roman" w:cs="Times New Roman"/>
-                <w:sz w:val="28"/>
-                <w:szCs w:val="28"/>
+                <w:sz w:val="24"/>
+                <w:szCs w:val="24"/>
                 <w:lang w:eastAsia="ru-RU"/>
               </w:rPr>
               <w:t>высокая оценка</w:t>
@@ -21857,8 +21806,8 @@
               <w:jc w:val="center"/>
               <w:rPr>
                 <w:rFonts w:ascii="Times New Roman" w:eastAsia="Times New Roman" w:hAnsi="Times New Roman" w:cs="Times New Roman"/>
-                <w:sz w:val="28"/>
-                <w:szCs w:val="28"/>
+                <w:sz w:val="24"/>
+                <w:szCs w:val="24"/>
                 <w:lang w:eastAsia="ru-RU"/>
               </w:rPr>
             </w:pPr>
@@ -21877,16 +21826,16 @@
               <w:ind w:firstLine="709"/>
               <w:rPr>
                 <w:rFonts w:ascii="Times New Roman" w:eastAsia="Times New Roman" w:hAnsi="Times New Roman" w:cs="Times New Roman"/>
-                <w:sz w:val="28"/>
-                <w:szCs w:val="28"/>
+                <w:sz w:val="24"/>
+                <w:szCs w:val="24"/>
                 <w:lang w:eastAsia="ru-RU"/>
               </w:rPr>
             </w:pPr>
             <w:r>
               <w:rPr>
                 <w:rFonts w:ascii="Times New Roman" w:eastAsia="Times New Roman" w:hAnsi="Times New Roman" w:cs="Times New Roman"/>
-                <w:sz w:val="28"/>
-                <w:szCs w:val="28"/>
+                <w:sz w:val="24"/>
+                <w:szCs w:val="24"/>
                 <w:lang w:eastAsia="ru-RU"/>
               </w:rPr>
               <w:t>средняя оценка</w:t>
@@ -21906,16 +21855,16 @@
               <w:ind w:firstLine="709"/>
               <w:rPr>
                 <w:rFonts w:ascii="Times New Roman" w:eastAsia="Times New Roman" w:hAnsi="Times New Roman" w:cs="Times New Roman"/>
-                <w:sz w:val="28"/>
-                <w:szCs w:val="28"/>
+                <w:sz w:val="24"/>
+                <w:szCs w:val="24"/>
                 <w:lang w:eastAsia="ru-RU"/>
               </w:rPr>
             </w:pPr>
             <w:r>
               <w:rPr>
                 <w:rFonts w:ascii="Times New Roman" w:eastAsia="Times New Roman" w:hAnsi="Times New Roman" w:cs="Times New Roman"/>
-                <w:sz w:val="28"/>
-                <w:szCs w:val="28"/>
+                <w:sz w:val="24"/>
+                <w:szCs w:val="24"/>
                 <w:lang w:eastAsia="ru-RU"/>
               </w:rPr>
               <w:t>средняя оценка</w:t>
@@ -21939,16 +21888,16 @@
               <w:jc w:val="center"/>
               <w:rPr>
                 <w:rFonts w:ascii="Times New Roman" w:eastAsia="Times New Roman" w:hAnsi="Times New Roman" w:cs="Times New Roman"/>
-                <w:sz w:val="28"/>
-                <w:szCs w:val="28"/>
+                <w:sz w:val="24"/>
+                <w:szCs w:val="24"/>
                 <w:lang w:eastAsia="ru-RU"/>
               </w:rPr>
             </w:pPr>
             <w:r>
               <w:rPr>
                 <w:rFonts w:ascii="Times New Roman" w:eastAsia="Times New Roman" w:hAnsi="Times New Roman" w:cs="Times New Roman"/>
-                <w:sz w:val="28"/>
-                <w:szCs w:val="28"/>
+                <w:sz w:val="24"/>
+                <w:szCs w:val="24"/>
                 <w:lang w:eastAsia="ru-RU"/>
               </w:rPr>
               <w:t>III (значительный риск)</w:t>
@@ -21968,16 +21917,16 @@
               <w:ind w:firstLine="709"/>
               <w:rPr>
                 <w:rFonts w:ascii="Times New Roman" w:eastAsia="Times New Roman" w:hAnsi="Times New Roman" w:cs="Times New Roman"/>
-                <w:sz w:val="28"/>
-                <w:szCs w:val="28"/>
+                <w:sz w:val="24"/>
+                <w:szCs w:val="24"/>
                 <w:lang w:eastAsia="ru-RU"/>
               </w:rPr>
             </w:pPr>
             <w:r>
               <w:rPr>
                 <w:rFonts w:ascii="Times New Roman" w:eastAsia="Times New Roman" w:hAnsi="Times New Roman" w:cs="Times New Roman"/>
-                <w:sz w:val="28"/>
-                <w:szCs w:val="28"/>
+                <w:sz w:val="24"/>
+                <w:szCs w:val="24"/>
                 <w:lang w:eastAsia="ru-RU"/>
               </w:rPr>
               <w:t>средняя оценка</w:t>
@@ -21997,16 +21946,16 @@
               <w:ind w:firstLine="709"/>
               <w:rPr>
                 <w:rFonts w:ascii="Times New Roman" w:eastAsia="Times New Roman" w:hAnsi="Times New Roman" w:cs="Times New Roman"/>
-                <w:sz w:val="28"/>
-                <w:szCs w:val="28"/>
+                <w:sz w:val="24"/>
+                <w:szCs w:val="24"/>
                 <w:lang w:eastAsia="ru-RU"/>
               </w:rPr>
             </w:pPr>
             <w:r>
               <w:rPr>
                 <w:rFonts w:ascii="Times New Roman" w:eastAsia="Times New Roman" w:hAnsi="Times New Roman" w:cs="Times New Roman"/>
-                <w:sz w:val="28"/>
-                <w:szCs w:val="28"/>
+                <w:sz w:val="24"/>
+                <w:szCs w:val="24"/>
                 <w:lang w:eastAsia="ru-RU"/>
               </w:rPr>
               <w:t>высокая оценка</w:t>
@@ -22030,8 +21979,8 @@
               <w:jc w:val="center"/>
               <w:rPr>
                 <w:rFonts w:ascii="Times New Roman" w:eastAsia="Times New Roman" w:hAnsi="Times New Roman" w:cs="Times New Roman"/>
-                <w:sz w:val="28"/>
-                <w:szCs w:val="28"/>
+                <w:sz w:val="24"/>
+                <w:szCs w:val="24"/>
                 <w:lang w:eastAsia="ru-RU"/>
               </w:rPr>
             </w:pPr>
@@ -22050,16 +21999,16 @@
               <w:ind w:firstLine="709"/>
               <w:rPr>
                 <w:rFonts w:ascii="Times New Roman" w:eastAsia="Times New Roman" w:hAnsi="Times New Roman" w:cs="Times New Roman"/>
-                <w:sz w:val="28"/>
-                <w:szCs w:val="28"/>
+                <w:sz w:val="24"/>
+                <w:szCs w:val="24"/>
                 <w:lang w:eastAsia="ru-RU"/>
               </w:rPr>
             </w:pPr>
             <w:r>
               <w:rPr>
                 <w:rFonts w:ascii="Times New Roman" w:eastAsia="Times New Roman" w:hAnsi="Times New Roman" w:cs="Times New Roman"/>
-                <w:sz w:val="28"/>
-                <w:szCs w:val="28"/>
+                <w:sz w:val="24"/>
+                <w:szCs w:val="24"/>
                 <w:lang w:eastAsia="ru-RU"/>
               </w:rPr>
               <w:t>высокая оценка</w:t>
@@ -22079,16 +22028,16 @@
               <w:ind w:firstLine="709"/>
               <w:rPr>
                 <w:rFonts w:ascii="Times New Roman" w:eastAsia="Times New Roman" w:hAnsi="Times New Roman" w:cs="Times New Roman"/>
-                <w:sz w:val="28"/>
-                <w:szCs w:val="28"/>
+                <w:sz w:val="24"/>
+                <w:szCs w:val="24"/>
                 <w:lang w:eastAsia="ru-RU"/>
               </w:rPr>
             </w:pPr>
             <w:r>
               <w:rPr>
                 <w:rFonts w:ascii="Times New Roman" w:eastAsia="Times New Roman" w:hAnsi="Times New Roman" w:cs="Times New Roman"/>
-                <w:sz w:val="28"/>
-                <w:szCs w:val="28"/>
+                <w:sz w:val="24"/>
+                <w:szCs w:val="24"/>
                 <w:lang w:eastAsia="ru-RU"/>
               </w:rPr>
               <w:t>низкая оценка</w:t>
@@ -22111,16 +22060,16 @@
               <w:jc w:val="center"/>
               <w:rPr>
                 <w:rFonts w:ascii="Times New Roman" w:eastAsia="Times New Roman" w:hAnsi="Times New Roman" w:cs="Times New Roman"/>
-                <w:sz w:val="28"/>
-                <w:szCs w:val="28"/>
+                <w:sz w:val="24"/>
+                <w:szCs w:val="24"/>
                 <w:lang w:eastAsia="ru-RU"/>
               </w:rPr>
             </w:pPr>
             <w:r>
               <w:rPr>
                 <w:rFonts w:ascii="Times New Roman" w:eastAsia="Times New Roman" w:hAnsi="Times New Roman" w:cs="Times New Roman"/>
-                <w:sz w:val="28"/>
-                <w:szCs w:val="28"/>
+                <w:sz w:val="24"/>
+                <w:szCs w:val="24"/>
                 <w:lang w:eastAsia="ru-RU"/>
               </w:rPr>
               <w:t>II (высокий риск)</w:t>
@@ -22140,16 +22089,16 @@
               <w:ind w:firstLine="709"/>
               <w:rPr>
                 <w:rFonts w:ascii="Times New Roman" w:eastAsia="Times New Roman" w:hAnsi="Times New Roman" w:cs="Times New Roman"/>
-                <w:sz w:val="28"/>
-                <w:szCs w:val="28"/>
+                <w:sz w:val="24"/>
+                <w:szCs w:val="24"/>
                 <w:lang w:eastAsia="ru-RU"/>
               </w:rPr>
             </w:pPr>
             <w:r>
               <w:rPr>
                 <w:rFonts w:ascii="Times New Roman" w:eastAsia="Times New Roman" w:hAnsi="Times New Roman" w:cs="Times New Roman"/>
-                <w:sz w:val="28"/>
-                <w:szCs w:val="28"/>
+                <w:sz w:val="24"/>
+                <w:szCs w:val="24"/>
                 <w:lang w:eastAsia="ru-RU"/>
               </w:rPr>
               <w:t>высокая оценка</w:t>
@@ -22169,16 +22118,16 @@
               <w:ind w:firstLine="709"/>
               <w:rPr>
                 <w:rFonts w:ascii="Times New Roman" w:eastAsia="Times New Roman" w:hAnsi="Times New Roman" w:cs="Times New Roman"/>
-                <w:sz w:val="28"/>
-                <w:szCs w:val="28"/>
+                <w:sz w:val="24"/>
+                <w:szCs w:val="24"/>
                 <w:lang w:eastAsia="ru-RU"/>
               </w:rPr>
             </w:pPr>
             <w:r>
               <w:rPr>
                 <w:rFonts w:ascii="Times New Roman" w:eastAsia="Times New Roman" w:hAnsi="Times New Roman" w:cs="Times New Roman"/>
-                <w:sz w:val="28"/>
-                <w:szCs w:val="28"/>
+                <w:sz w:val="24"/>
+                <w:szCs w:val="24"/>
                 <w:lang w:eastAsia="ru-RU"/>
               </w:rPr>
               <w:t>средняя оценка</w:t>
@@ -22201,16 +22150,16 @@
               <w:jc w:val="center"/>
               <w:rPr>
                 <w:rFonts w:ascii="Times New Roman" w:eastAsia="Times New Roman" w:hAnsi="Times New Roman" w:cs="Times New Roman"/>
-                <w:sz w:val="28"/>
-                <w:szCs w:val="28"/>
+                <w:sz w:val="24"/>
+                <w:szCs w:val="24"/>
                 <w:lang w:eastAsia="ru-RU"/>
               </w:rPr>
             </w:pPr>
             <w:r>
               <w:rPr>
                 <w:rFonts w:ascii="Times New Roman" w:eastAsia="Times New Roman" w:hAnsi="Times New Roman" w:cs="Times New Roman"/>
-                <w:sz w:val="28"/>
-                <w:szCs w:val="28"/>
+                <w:sz w:val="24"/>
+                <w:szCs w:val="24"/>
                 <w:lang w:eastAsia="ru-RU"/>
               </w:rPr>
               <w:t>I (чрезвычайно высокий риск)</w:t>
@@ -22230,16 +22179,16 @@
               <w:ind w:firstLine="709"/>
               <w:rPr>
                 <w:rFonts w:ascii="Times New Roman" w:eastAsia="Times New Roman" w:hAnsi="Times New Roman" w:cs="Times New Roman"/>
-                <w:sz w:val="28"/>
-                <w:szCs w:val="28"/>
+                <w:sz w:val="24"/>
+                <w:szCs w:val="24"/>
                 <w:lang w:eastAsia="ru-RU"/>
               </w:rPr>
             </w:pPr>
             <w:r>
               <w:rPr>
                 <w:rFonts w:ascii="Times New Roman" w:eastAsia="Times New Roman" w:hAnsi="Times New Roman" w:cs="Times New Roman"/>
-                <w:sz w:val="28"/>
-                <w:szCs w:val="28"/>
+                <w:sz w:val="24"/>
+                <w:szCs w:val="24"/>
                 <w:lang w:eastAsia="ru-RU"/>
               </w:rPr>
               <w:t>высокая оценка</w:t>
@@ -22259,16 +22208,16 @@
               <w:ind w:firstLine="709"/>
               <w:rPr>
                 <w:rFonts w:ascii="Times New Roman" w:eastAsia="Times New Roman" w:hAnsi="Times New Roman" w:cs="Times New Roman"/>
-                <w:sz w:val="28"/>
-                <w:szCs w:val="28"/>
+                <w:sz w:val="24"/>
+                <w:szCs w:val="24"/>
                 <w:lang w:eastAsia="ru-RU"/>
               </w:rPr>
             </w:pPr>
             <w:r>
               <w:rPr>
                 <w:rFonts w:ascii="Times New Roman" w:eastAsia="Times New Roman" w:hAnsi="Times New Roman" w:cs="Times New Roman"/>
-                <w:sz w:val="28"/>
-                <w:szCs w:val="28"/>
+                <w:sz w:val="24"/>
+                <w:szCs w:val="24"/>
                 <w:lang w:eastAsia="ru-RU"/>
               </w:rPr>
               <w:t>высокая оценка</w:t>
@@ -22432,7 +22381,63 @@
           <w:bCs/>
           <w:sz w:val="28"/>
         </w:rPr>
-        <w:t xml:space="preserve"> (произведение </w:t>
+        <w:t xml:space="preserve"> (произведение вероятности и степени влияния).</w:t>
+      </w:r>
+      <w:r>
+        <w:rPr>
+          <w:rFonts w:ascii="Times New Roman" w:hAnsi="Times New Roman" w:cs="Times New Roman"/>
+          <w:bCs/>
+          <w:sz w:val="28"/>
+        </w:rPr>
+        <w:t xml:space="preserve"> Карта рисков служит</w:t>
+      </w:r>
+      <w:r>
+        <w:rPr>
+          <w:rFonts w:ascii="Times New Roman" w:hAnsi="Times New Roman" w:cs="Times New Roman"/>
+          <w:bCs/>
+          <w:sz w:val="28"/>
+        </w:rPr>
+        <w:t xml:space="preserve"> стратегическим</w:t>
+      </w:r>
+      <w:r>
+        <w:rPr>
+          <w:rFonts w:ascii="Times New Roman" w:hAnsi="Times New Roman" w:cs="Times New Roman"/>
+          <w:bCs/>
+          <w:sz w:val="28"/>
+        </w:rPr>
+        <w:t xml:space="preserve"> ориентиром при планировании контрольных мероприятий на высшем уровне</w:t>
+      </w:r>
+      <w:r>
+        <w:rPr>
+          <w:rFonts w:ascii="Times New Roman" w:hAnsi="Times New Roman" w:cs="Times New Roman"/>
+          <w:bCs/>
+          <w:sz w:val="28"/>
+        </w:rPr>
+        <w:t xml:space="preserve">. </w:t>
+      </w:r>
+      <w:r>
+        <w:rPr>
+          <w:rFonts w:ascii="Times New Roman" w:hAnsi="Times New Roman" w:cs="Times New Roman"/>
+          <w:bCs/>
+          <w:sz w:val="28"/>
+        </w:rPr>
+        <w:t xml:space="preserve">Например, в </w:t>
+      </w:r>
+      <w:r>
+        <w:rPr>
+          <w:rFonts w:ascii="Times New Roman" w:hAnsi="Times New Roman" w:cs="Times New Roman"/>
+          <w:bCs/>
+          <w:sz w:val="28"/>
+        </w:rPr>
+        <w:t>к</w:t>
+      </w:r>
+      <w:r>
+        <w:rPr>
+          <w:rFonts w:ascii="Times New Roman" w:hAnsi="Times New Roman" w:cs="Times New Roman"/>
+          <w:bCs/>
+          <w:sz w:val="28"/>
+        </w:rPr>
+        <w:t xml:space="preserve">арте на 2025 год значатся такие риски, как нарушения при </w:t>
       </w:r>
       <w:r>
         <w:rPr>
@@ -22441,63 +22446,7 @@
           <w:sz w:val="28"/>
         </w:rPr>
         <w:lastRenderedPageBreak/>
-        <w:t>вероятности и степени влияния).</w:t>
-      </w:r>
-      <w:r>
-        <w:rPr>
-          <w:rFonts w:ascii="Times New Roman" w:hAnsi="Times New Roman" w:cs="Times New Roman"/>
-          <w:bCs/>
-          <w:sz w:val="28"/>
-        </w:rPr>
-        <w:t xml:space="preserve"> Карта рисков служит</w:t>
-      </w:r>
-      <w:r>
-        <w:rPr>
-          <w:rFonts w:ascii="Times New Roman" w:hAnsi="Times New Roman" w:cs="Times New Roman"/>
-          <w:bCs/>
-          <w:sz w:val="28"/>
-        </w:rPr>
-        <w:t xml:space="preserve"> стратегическим</w:t>
-      </w:r>
-      <w:r>
-        <w:rPr>
-          <w:rFonts w:ascii="Times New Roman" w:hAnsi="Times New Roman" w:cs="Times New Roman"/>
-          <w:bCs/>
-          <w:sz w:val="28"/>
-        </w:rPr>
-        <w:t xml:space="preserve"> ориентиром при планировании контрольных мероприятий на высшем уровне</w:t>
-      </w:r>
-      <w:r>
-        <w:rPr>
-          <w:rFonts w:ascii="Times New Roman" w:hAnsi="Times New Roman" w:cs="Times New Roman"/>
-          <w:bCs/>
-          <w:sz w:val="28"/>
-        </w:rPr>
-        <w:t xml:space="preserve">. </w:t>
-      </w:r>
-      <w:r>
-        <w:rPr>
-          <w:rFonts w:ascii="Times New Roman" w:hAnsi="Times New Roman" w:cs="Times New Roman"/>
-          <w:bCs/>
-          <w:sz w:val="28"/>
-        </w:rPr>
-        <w:t xml:space="preserve">Например, в </w:t>
-      </w:r>
-      <w:r>
-        <w:rPr>
-          <w:rFonts w:ascii="Times New Roman" w:hAnsi="Times New Roman" w:cs="Times New Roman"/>
-          <w:bCs/>
-          <w:sz w:val="28"/>
-        </w:rPr>
-        <w:t>к</w:t>
-      </w:r>
-      <w:r>
-        <w:rPr>
-          <w:rFonts w:ascii="Times New Roman" w:hAnsi="Times New Roman" w:cs="Times New Roman"/>
-          <w:bCs/>
-          <w:sz w:val="28"/>
-        </w:rPr>
-        <w:t>арте на 2025 год значатся такие риски, как нарушения при предоставлении субсидий, приёмка непоставленных товаров, недостоверность отчётности и др</w:t>
+        <w:t>предоставлении субсидий, приёмка непоставленных товаров, недостоверность отчётности и др</w:t>
       </w:r>
       <w:r>
         <w:rPr>
@@ -22561,7 +22510,7 @@
     </w:p>
     <w:p>
       <w:pPr>
-        <w:spacing w:line="360" w:lineRule="auto"/>
+        <w:spacing w:line="240" w:lineRule="auto"/>
         <w:jc w:val="both"/>
         <w:rPr>
           <w:rFonts w:ascii="Times New Roman" w:hAnsi="Times New Roman" w:cs="Times New Roman"/>
@@ -23382,7 +23331,6 @@
                 <w:szCs w:val="24"/>
                 <w:lang w:eastAsia="ru-RU"/>
               </w:rPr>
-              <w:lastRenderedPageBreak/>
               <w:t>5. Механизм категоризации</w:t>
             </w:r>
           </w:p>
@@ -23434,7 +23382,17 @@
                 <w:szCs w:val="24"/>
                 <w:lang w:eastAsia="ru-RU"/>
               </w:rPr>
-              <w:t>25). Разделение на умеренные, существенные и критические риски.</w:t>
+              <w:t xml:space="preserve">25). Разделение на умеренные, </w:t>
+            </w:r>
+            <w:r>
+              <w:rPr>
+                <w:rFonts w:ascii="Times New Roman" w:eastAsia="Times New Roman" w:hAnsi="Times New Roman" w:cs="Times New Roman"/>
+                <w:sz w:val="24"/>
+                <w:szCs w:val="24"/>
+                <w:lang w:eastAsia="ru-RU"/>
+              </w:rPr>
+              <w:lastRenderedPageBreak/>
+              <w:t>существенные и критические риски.</w:t>
             </w:r>
           </w:p>
         </w:tc>
@@ -23467,6 +23425,7 @@
                 <w:szCs w:val="24"/>
                 <w:lang w:eastAsia="ru-RU"/>
               </w:rPr>
+              <w:lastRenderedPageBreak/>
               <w:t xml:space="preserve">Двухуровневый подход: </w:t>
             </w:r>
           </w:p>
@@ -23507,6 +23466,7 @@
                 <w:szCs w:val="24"/>
                 <w:lang w:eastAsia="ru-RU"/>
               </w:rPr>
+              <w:lastRenderedPageBreak/>
               <w:t>2) Надзор (частота проверок</w:t>
             </w:r>
             <w:r>
@@ -23558,6 +23518,7 @@
                 <w:szCs w:val="24"/>
                 <w:lang w:eastAsia="ru-RU"/>
               </w:rPr>
+              <w:lastRenderedPageBreak/>
               <w:t xml:space="preserve">Таблица сочетаний (6 категорий). Для закупок </w:t>
             </w:r>
             <w:r>
@@ -23967,6 +23928,2454 @@
         <w:jc w:val="both"/>
         <w:rPr>
           <w:rFonts w:ascii="Times New Roman" w:hAnsi="Times New Roman" w:cs="Times New Roman"/>
+          <w:bCs/>
+          <w:sz w:val="28"/>
+        </w:rPr>
+      </w:pPr>
+      <w:r>
+        <w:rPr>
+          <w:rFonts w:ascii="Times New Roman" w:hAnsi="Times New Roman" w:cs="Times New Roman"/>
+          <w:bCs/>
+          <w:sz w:val="28"/>
+        </w:rPr>
+        <w:tab/>
+      </w:r>
+      <w:r>
+        <w:rPr>
+          <w:rFonts w:ascii="Times New Roman" w:hAnsi="Times New Roman" w:cs="Times New Roman"/>
+          <w:bCs/>
+          <w:sz w:val="28"/>
+        </w:rPr>
+        <w:t>Министерство науки и высшего образования Российской Федерации осуществляет закупки двумя путями: самостоятельно и посредством ф</w:t>
+      </w:r>
+      <w:r>
+        <w:rPr>
+          <w:rFonts w:ascii="Times New Roman" w:hAnsi="Times New Roman" w:cs="Times New Roman"/>
+          <w:bCs/>
+          <w:sz w:val="28"/>
+        </w:rPr>
+        <w:t>едерально</w:t>
+      </w:r>
+      <w:r>
+        <w:rPr>
+          <w:rFonts w:ascii="Times New Roman" w:hAnsi="Times New Roman" w:cs="Times New Roman"/>
+          <w:bCs/>
+          <w:sz w:val="28"/>
+        </w:rPr>
+        <w:t>го</w:t>
+      </w:r>
+      <w:r>
+        <w:rPr>
+          <w:rFonts w:ascii="Times New Roman" w:hAnsi="Times New Roman" w:cs="Times New Roman"/>
+          <w:bCs/>
+          <w:sz w:val="28"/>
+        </w:rPr>
+        <w:t xml:space="preserve"> казенно</w:t>
+      </w:r>
+      <w:r>
+        <w:rPr>
+          <w:rFonts w:ascii="Times New Roman" w:hAnsi="Times New Roman" w:cs="Times New Roman"/>
+          <w:bCs/>
+          <w:sz w:val="28"/>
+        </w:rPr>
+        <w:t>го</w:t>
+      </w:r>
+      <w:r>
+        <w:rPr>
+          <w:rFonts w:ascii="Times New Roman" w:hAnsi="Times New Roman" w:cs="Times New Roman"/>
+          <w:bCs/>
+          <w:sz w:val="28"/>
+        </w:rPr>
+        <w:t xml:space="preserve"> учреждени</w:t>
+      </w:r>
+      <w:r>
+        <w:rPr>
+          <w:rFonts w:ascii="Times New Roman" w:hAnsi="Times New Roman" w:cs="Times New Roman"/>
+          <w:bCs/>
+          <w:sz w:val="28"/>
+        </w:rPr>
+        <w:t>я</w:t>
+      </w:r>
+      <w:r>
+        <w:rPr>
+          <w:rFonts w:ascii="Times New Roman" w:hAnsi="Times New Roman" w:cs="Times New Roman"/>
+          <w:bCs/>
+          <w:sz w:val="28"/>
+        </w:rPr>
+        <w:t xml:space="preserve"> «Центр обеспечения деятельности Министерства науки и высшего образования Российской Федерации»</w:t>
+      </w:r>
+      <w:r>
+        <w:rPr>
+          <w:rStyle w:val="ac"/>
+          <w:rFonts w:ascii="Times New Roman" w:hAnsi="Times New Roman" w:cs="Times New Roman"/>
+          <w:bCs/>
+          <w:sz w:val="28"/>
+        </w:rPr>
+        <w:footnoteReference w:id="33"/>
+      </w:r>
+      <w:r>
+        <w:rPr>
+          <w:rFonts w:ascii="Times New Roman" w:hAnsi="Times New Roman" w:cs="Times New Roman"/>
+          <w:bCs/>
+          <w:sz w:val="28"/>
+        </w:rPr>
+        <w:t xml:space="preserve">. </w:t>
+      </w:r>
+      <w:r>
+        <w:rPr>
+          <w:rFonts w:ascii="Times New Roman" w:hAnsi="Times New Roman" w:cs="Times New Roman"/>
+          <w:bCs/>
+          <w:sz w:val="28"/>
+        </w:rPr>
+        <w:t>Если обобщать способы организации закупочной деятельности органа власти, то можно выделить 3 способа:</w:t>
+      </w:r>
+    </w:p>
+    <w:p>
+      <w:pPr>
+        <w:pStyle w:val="a3"/>
+        <w:numPr>
+          <w:ilvl w:val="0"/>
+          <w:numId w:val="39"/>
+        </w:numPr>
+        <w:spacing w:line="360" w:lineRule="auto"/>
+        <w:jc w:val="both"/>
+        <w:rPr>
+          <w:rFonts w:ascii="Times New Roman" w:hAnsi="Times New Roman" w:cs="Times New Roman"/>
+          <w:bCs/>
+          <w:sz w:val="28"/>
+        </w:rPr>
+      </w:pPr>
+      <w:r>
+        <w:rPr>
+          <w:rFonts w:ascii="Times New Roman" w:hAnsi="Times New Roman" w:cs="Times New Roman"/>
+          <w:bCs/>
+          <w:sz w:val="28"/>
+        </w:rPr>
+        <w:t>самостоятельно;</w:t>
+      </w:r>
+    </w:p>
+    <w:p>
+      <w:pPr>
+        <w:pStyle w:val="a3"/>
+        <w:numPr>
+          <w:ilvl w:val="0"/>
+          <w:numId w:val="39"/>
+        </w:numPr>
+        <w:spacing w:line="360" w:lineRule="auto"/>
+        <w:jc w:val="both"/>
+        <w:rPr>
+          <w:rFonts w:ascii="Times New Roman" w:hAnsi="Times New Roman" w:cs="Times New Roman"/>
+          <w:bCs/>
+          <w:sz w:val="28"/>
+        </w:rPr>
+      </w:pPr>
+      <w:r>
+        <w:rPr>
+          <w:rFonts w:ascii="Times New Roman" w:hAnsi="Times New Roman" w:cs="Times New Roman"/>
+          <w:bCs/>
+          <w:sz w:val="28"/>
+        </w:rPr>
+        <w:t>самостоятельно и посредством подведомственного учреждения;</w:t>
+      </w:r>
+    </w:p>
+    <w:p>
+      <w:pPr>
+        <w:pStyle w:val="a3"/>
+        <w:numPr>
+          <w:ilvl w:val="0"/>
+          <w:numId w:val="39"/>
+        </w:numPr>
+        <w:spacing w:line="360" w:lineRule="auto"/>
+        <w:ind w:left="0" w:firstLine="360"/>
+        <w:jc w:val="both"/>
+        <w:rPr>
+          <w:rFonts w:ascii="Times New Roman" w:hAnsi="Times New Roman" w:cs="Times New Roman"/>
+          <w:bCs/>
+          <w:sz w:val="28"/>
+        </w:rPr>
+      </w:pPr>
+      <w:r>
+        <w:rPr>
+          <w:rFonts w:ascii="Times New Roman" w:hAnsi="Times New Roman" w:cs="Times New Roman"/>
+          <w:bCs/>
+          <w:sz w:val="28"/>
+        </w:rPr>
+        <w:t>полная передача функций по централизованным закупкам отдельному учреждению.</w:t>
+      </w:r>
+    </w:p>
+    <w:p>
+      <w:pPr>
+        <w:spacing w:line="360" w:lineRule="auto"/>
+        <w:ind w:firstLine="708"/>
+        <w:jc w:val="both"/>
+        <w:rPr>
+          <w:rFonts w:ascii="Times New Roman" w:hAnsi="Times New Roman" w:cs="Times New Roman"/>
+          <w:bCs/>
+          <w:sz w:val="28"/>
+        </w:rPr>
+      </w:pPr>
+      <w:r>
+        <w:rPr>
+          <w:rFonts w:ascii="Times New Roman" w:hAnsi="Times New Roman" w:cs="Times New Roman"/>
+          <w:bCs/>
+          <w:sz w:val="28"/>
+        </w:rPr>
+        <w:t xml:space="preserve">Минобрнауки России действует по третьей модели, что является распространённым опытом. Примером </w:t>
+      </w:r>
+      <w:r>
+        <w:rPr>
+          <w:rFonts w:ascii="Times New Roman" w:hAnsi="Times New Roman" w:cs="Times New Roman"/>
+          <w:bCs/>
+          <w:sz w:val="28"/>
+        </w:rPr>
+        <w:t xml:space="preserve">третьего способа является организация закупок Федеральным Казначейством Российской Федерации. Им учреждено </w:t>
+      </w:r>
+      <w:r>
+        <w:rPr>
+          <w:rFonts w:ascii="Times New Roman" w:hAnsi="Times New Roman" w:cs="Times New Roman"/>
+          <w:bCs/>
+          <w:sz w:val="28"/>
+        </w:rPr>
+        <w:t>федерально</w:t>
+      </w:r>
+      <w:r>
+        <w:rPr>
+          <w:rFonts w:ascii="Times New Roman" w:hAnsi="Times New Roman" w:cs="Times New Roman"/>
+          <w:bCs/>
+          <w:sz w:val="28"/>
+        </w:rPr>
+        <w:t>е</w:t>
+      </w:r>
+      <w:r>
+        <w:rPr>
+          <w:rFonts w:ascii="Times New Roman" w:hAnsi="Times New Roman" w:cs="Times New Roman"/>
+          <w:bCs/>
+          <w:sz w:val="28"/>
+        </w:rPr>
+        <w:t xml:space="preserve"> казенно</w:t>
+      </w:r>
+      <w:r>
+        <w:rPr>
+          <w:rFonts w:ascii="Times New Roman" w:hAnsi="Times New Roman" w:cs="Times New Roman"/>
+          <w:bCs/>
+          <w:sz w:val="28"/>
+        </w:rPr>
+        <w:t>е</w:t>
+      </w:r>
+      <w:r>
+        <w:rPr>
+          <w:rFonts w:ascii="Times New Roman" w:hAnsi="Times New Roman" w:cs="Times New Roman"/>
+          <w:bCs/>
+          <w:sz w:val="28"/>
+        </w:rPr>
+        <w:t xml:space="preserve"> учреждени</w:t>
+      </w:r>
+      <w:r>
+        <w:rPr>
+          <w:rFonts w:ascii="Times New Roman" w:hAnsi="Times New Roman" w:cs="Times New Roman"/>
+          <w:bCs/>
+          <w:sz w:val="28"/>
+        </w:rPr>
+        <w:t xml:space="preserve">е </w:t>
+      </w:r>
+      <w:r>
+        <w:rPr>
+          <w:rFonts w:ascii="Times New Roman" w:hAnsi="Times New Roman" w:cs="Times New Roman"/>
+          <w:bCs/>
+          <w:sz w:val="28"/>
+        </w:rPr>
+        <w:t>«</w:t>
+      </w:r>
+      <w:r>
+        <w:rPr>
+          <w:rFonts w:ascii="Times New Roman" w:hAnsi="Times New Roman" w:cs="Times New Roman"/>
+          <w:bCs/>
+          <w:sz w:val="28"/>
+        </w:rPr>
+        <w:t>Ц</w:t>
+      </w:r>
+      <w:r>
+        <w:rPr>
+          <w:rFonts w:ascii="Times New Roman" w:hAnsi="Times New Roman" w:cs="Times New Roman"/>
+          <w:bCs/>
+          <w:sz w:val="28"/>
+        </w:rPr>
+        <w:t xml:space="preserve">ентр по обеспечению деятельности </w:t>
+      </w:r>
+      <w:r>
+        <w:rPr>
+          <w:rFonts w:ascii="Times New Roman" w:hAnsi="Times New Roman" w:cs="Times New Roman"/>
+          <w:bCs/>
+          <w:sz w:val="28"/>
+        </w:rPr>
+        <w:t>К</w:t>
+      </w:r>
+      <w:r>
+        <w:rPr>
+          <w:rFonts w:ascii="Times New Roman" w:hAnsi="Times New Roman" w:cs="Times New Roman"/>
+          <w:bCs/>
+          <w:sz w:val="28"/>
+        </w:rPr>
+        <w:t xml:space="preserve">азначейства </w:t>
+      </w:r>
+      <w:r>
+        <w:rPr>
+          <w:rFonts w:ascii="Times New Roman" w:hAnsi="Times New Roman" w:cs="Times New Roman"/>
+          <w:bCs/>
+          <w:sz w:val="28"/>
+        </w:rPr>
+        <w:t>Р</w:t>
+      </w:r>
+      <w:r>
+        <w:rPr>
+          <w:rFonts w:ascii="Times New Roman" w:hAnsi="Times New Roman" w:cs="Times New Roman"/>
+          <w:bCs/>
+          <w:sz w:val="28"/>
+        </w:rPr>
+        <w:t>оссии»</w:t>
+      </w:r>
+      <w:r>
+        <w:rPr>
+          <w:rFonts w:ascii="Times New Roman" w:hAnsi="Times New Roman" w:cs="Times New Roman"/>
+          <w:bCs/>
+          <w:sz w:val="28"/>
+        </w:rPr>
+        <w:t xml:space="preserve">. Отдельным приказом учреждение наделяется полномочиями по </w:t>
+      </w:r>
+      <w:r>
+        <w:rPr>
+          <w:rFonts w:ascii="Times New Roman" w:hAnsi="Times New Roman" w:cs="Times New Roman"/>
+          <w:bCs/>
+          <w:sz w:val="28"/>
+        </w:rPr>
+        <w:t>планированию и осуществлению закупок</w:t>
+      </w:r>
+      <w:r>
+        <w:rPr>
+          <w:rStyle w:val="ac"/>
+          <w:rFonts w:ascii="Times New Roman" w:hAnsi="Times New Roman" w:cs="Times New Roman"/>
+          <w:bCs/>
+          <w:sz w:val="28"/>
+        </w:rPr>
+        <w:footnoteReference w:id="34"/>
+      </w:r>
+      <w:r>
+        <w:rPr>
+          <w:rFonts w:ascii="Times New Roman" w:hAnsi="Times New Roman" w:cs="Times New Roman"/>
+          <w:bCs/>
+          <w:sz w:val="28"/>
+        </w:rPr>
+        <w:t>. В связи с этим с 2017 года Казначейство России не осуществило ни одной закупки согласно данным ЕИС</w:t>
+      </w:r>
+      <w:r>
+        <w:rPr>
+          <w:rFonts w:ascii="Times New Roman" w:hAnsi="Times New Roman" w:cs="Times New Roman"/>
+          <w:bCs/>
+          <w:sz w:val="28"/>
+        </w:rPr>
+        <w:t>, из-за чего непосредственно Казначейству не актуально п</w:t>
+      </w:r>
+      <w:r>
+        <w:rPr>
+          <w:rFonts w:ascii="Times New Roman" w:hAnsi="Times New Roman" w:cs="Times New Roman"/>
+          <w:bCs/>
+          <w:sz w:val="28"/>
+        </w:rPr>
+        <w:t>рименение риск-ориентированного подхода в управлении государственными закупками</w:t>
+      </w:r>
+      <w:r>
+        <w:rPr>
+          <w:rFonts w:ascii="Times New Roman" w:hAnsi="Times New Roman" w:cs="Times New Roman"/>
+          <w:bCs/>
+          <w:sz w:val="28"/>
+        </w:rPr>
+        <w:t>.</w:t>
+      </w:r>
+    </w:p>
+    <w:p>
+      <w:pPr>
+        <w:spacing w:line="360" w:lineRule="auto"/>
+        <w:ind w:firstLine="708"/>
+        <w:jc w:val="both"/>
+        <w:rPr>
+          <w:rFonts w:ascii="Times New Roman" w:hAnsi="Times New Roman" w:cs="Times New Roman"/>
+          <w:bCs/>
+          <w:sz w:val="28"/>
+        </w:rPr>
+      </w:pPr>
+      <w:r>
+        <w:rPr>
+          <w:rFonts w:ascii="Times New Roman" w:hAnsi="Times New Roman" w:cs="Times New Roman"/>
+          <w:bCs/>
+          <w:sz w:val="28"/>
+        </w:rPr>
+        <w:t>Для определения актуальности п</w:t>
+      </w:r>
+      <w:r>
+        <w:rPr>
+          <w:rFonts w:ascii="Times New Roman" w:hAnsi="Times New Roman" w:cs="Times New Roman"/>
+          <w:bCs/>
+          <w:sz w:val="28"/>
+        </w:rPr>
+        <w:t>рименение риск-ориентированного подхода в управлении государственными закупками</w:t>
+      </w:r>
+      <w:r>
+        <w:rPr>
+          <w:rFonts w:ascii="Times New Roman" w:hAnsi="Times New Roman" w:cs="Times New Roman"/>
+          <w:bCs/>
+          <w:sz w:val="28"/>
+        </w:rPr>
+        <w:t xml:space="preserve"> в деятельности Минобрнауки России проанализируем показатели по закупкам, осуществлённым министерством с 2019 по 2025 г</w:t>
+      </w:r>
+      <w:r>
+        <w:rPr>
+          <w:rFonts w:ascii="Times New Roman" w:hAnsi="Times New Roman" w:cs="Times New Roman"/>
+          <w:bCs/>
+          <w:sz w:val="28"/>
+        </w:rPr>
+        <w:t>одах</w:t>
+      </w:r>
+      <w:r>
+        <w:rPr>
+          <w:rFonts w:ascii="Times New Roman" w:hAnsi="Times New Roman" w:cs="Times New Roman"/>
+          <w:bCs/>
+          <w:sz w:val="28"/>
+        </w:rPr>
+        <w:t xml:space="preserve"> (2018 год и более ранний временной </w:t>
+      </w:r>
+      <w:r>
+        <w:rPr>
+          <w:rFonts w:ascii="Times New Roman" w:hAnsi="Times New Roman" w:cs="Times New Roman"/>
+          <w:bCs/>
+          <w:sz w:val="28"/>
+        </w:rPr>
+        <w:lastRenderedPageBreak/>
+        <w:t xml:space="preserve">промежуток </w:t>
+      </w:r>
+      <w:r>
+        <w:rPr>
+          <w:rFonts w:ascii="Times New Roman" w:hAnsi="Times New Roman" w:cs="Times New Roman"/>
+          <w:bCs/>
+          <w:sz w:val="28"/>
+        </w:rPr>
+        <w:t>не будет взят в расчёт, поскольку Минобрнауки было образовано в 2018 году).</w:t>
+      </w:r>
+    </w:p>
+    <w:p>
+      <w:pPr>
+        <w:spacing w:line="240" w:lineRule="auto"/>
+        <w:jc w:val="both"/>
+        <w:rPr>
+          <w:rFonts w:ascii="Times New Roman" w:hAnsi="Times New Roman" w:cs="Times New Roman"/>
+          <w:bCs/>
+          <w:sz w:val="28"/>
+        </w:rPr>
+      </w:pPr>
+      <w:r>
+        <w:rPr>
+          <w:rFonts w:ascii="Times New Roman" w:hAnsi="Times New Roman" w:cs="Times New Roman"/>
+          <w:bCs/>
+          <w:sz w:val="28"/>
+        </w:rPr>
+        <w:t>Рисунок 7. Количество закупок Минобрнауки России по годам, в штуках.</w:t>
+      </w:r>
+    </w:p>
+    <w:p>
+      <w:pPr>
+        <w:spacing w:line="360" w:lineRule="auto"/>
+        <w:jc w:val="center"/>
+        <w:rPr>
+          <w:rFonts w:ascii="Times New Roman" w:hAnsi="Times New Roman" w:cs="Times New Roman"/>
+          <w:bCs/>
+          <w:sz w:val="28"/>
+        </w:rPr>
+      </w:pPr>
+      <w:r>
+        <w:rPr>
+          <w:rFonts w:ascii="Times New Roman" w:hAnsi="Times New Roman" w:cs="Times New Roman"/>
+          <w:bCs/>
+          <w:noProof/>
+          <w:sz w:val="28"/>
+          <w:lang w:eastAsia="ru-RU"/>
+        </w:rPr>
+        <mc:AlternateContent>
+          <mc:Choice Requires="wps">
+            <w:drawing>
+              <wp:anchor distT="45720" distB="45720" distL="114300" distR="114300" simplePos="0" relativeHeight="251667456" behindDoc="0" locked="0" layoutInCell="1" allowOverlap="1" wp14:anchorId="48CE2869" wp14:editId="09B0306C">
+                <wp:simplePos x="0" y="0"/>
+                <wp:positionH relativeFrom="column">
+                  <wp:posOffset>3748405</wp:posOffset>
+                </wp:positionH>
+                <wp:positionV relativeFrom="paragraph">
+                  <wp:posOffset>1134745</wp:posOffset>
+                </wp:positionV>
+                <wp:extent cx="394970" cy="1404620"/>
+                <wp:effectExtent l="0" t="0" r="0" b="0"/>
+                <wp:wrapNone/>
+                <wp:docPr id="1800869096" name="Надпись 2"/>
+                <wp:cNvGraphicFramePr>
+                  <a:graphicFrameLocks xmlns:a="http://schemas.openxmlformats.org/drawingml/2006/main"/>
+                </wp:cNvGraphicFramePr>
+                <a:graphic xmlns:a="http://schemas.openxmlformats.org/drawingml/2006/main">
+                  <a:graphicData uri="http://schemas.microsoft.com/office/word/2010/wordprocessingShape">
+                    <wps:wsp>
+                      <wps:cNvSpPr txBox="1">
+                        <a:spLocks noChangeArrowheads="1"/>
+                      </wps:cNvSpPr>
+                      <wps:spPr bwMode="auto">
+                        <a:xfrm>
+                          <a:off x="0" y="0"/>
+                          <a:ext cx="394970" cy="1404620"/>
+                        </a:xfrm>
+                        <a:prstGeom prst="rect">
+                          <a:avLst/>
+                        </a:prstGeom>
+                        <a:noFill/>
+                        <a:ln w="9525">
+                          <a:noFill/>
+                          <a:miter lim="800000"/>
+                          <a:headEnd/>
+                          <a:tailEnd/>
+                        </a:ln>
+                      </wps:spPr>
+                      <wps:txbx>
+                        <w:txbxContent>
+                          <w:p>
+                            <w:pPr>
+                              <w:jc w:val="center"/>
+                              <w:rPr>
+                                <w:rFonts w:ascii="Times New Roman" w:hAnsi="Times New Roman" w:cs="Times New Roman"/>
+                                <w:sz w:val="18"/>
+                                <w:szCs w:val="18"/>
+                              </w:rPr>
+                            </w:pPr>
+                            <w:r>
+                              <w:rPr>
+                                <w:rFonts w:ascii="Times New Roman" w:hAnsi="Times New Roman" w:cs="Times New Roman"/>
+                                <w:sz w:val="18"/>
+                                <w:szCs w:val="18"/>
+                              </w:rPr>
+                              <w:t>203</w:t>
+                            </w:r>
+                          </w:p>
+                        </w:txbxContent>
+                      </wps:txbx>
+                      <wps:bodyPr rot="0" vert="horz" wrap="square" lIns="91440" tIns="45720" rIns="91440" bIns="45720" anchor="t" anchorCtr="0">
+                        <a:spAutoFit/>
+                      </wps:bodyPr>
+                    </wps:wsp>
+                  </a:graphicData>
+                </a:graphic>
+                <wp14:sizeRelH relativeFrom="margin">
+                  <wp14:pctWidth>0</wp14:pctWidth>
+                </wp14:sizeRelH>
+                <wp14:sizeRelV relativeFrom="margin">
+                  <wp14:pctHeight>20000</wp14:pctHeight>
+                </wp14:sizeRelV>
+              </wp:anchor>
+            </w:drawing>
+          </mc:Choice>
+          <mc:Fallback>
+            <w:pict>
+              <v:shapetype w14:anchorId="48CE2869" id="_x0000_t202" coordsize="21600,21600" o:spt="202" path="m,l,21600r21600,l21600,xe">
+                <v:stroke joinstyle="miter"/>
+                <v:path gradientshapeok="t" o:connecttype="rect"/>
+              </v:shapetype>
+              <v:shape id="Надпись 2" o:spid="_x0000_s1026" type="#_x0000_t202" style="position:absolute;left:0;text-align:left;margin-left:295.15pt;margin-top:89.35pt;width:31.1pt;height:110.6pt;z-index:251667456;visibility:visible;mso-wrap-style:square;mso-width-percent:0;mso-height-percent:200;mso-wrap-distance-left:9pt;mso-wrap-distance-top:3.6pt;mso-wrap-distance-right:9pt;mso-wrap-distance-bottom:3.6pt;mso-position-horizontal:absolute;mso-position-horizontal-relative:text;mso-position-vertical:absolute;mso-position-vertical-relative:text;mso-width-percent:0;mso-height-percent:200;mso-width-relative:margin;mso-height-relative:margin;v-text-anchor:top" o:gfxdata="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" filled="f" stroked="f">
+                <v:textbox style="mso-fit-shape-to-text:t">
+                  <w:txbxContent>
+                    <w:p>
+                      <w:pPr>
+                        <w:jc w:val="center"/>
+                        <w:rPr>
+                          <w:rFonts w:ascii="Times New Roman" w:hAnsi="Times New Roman" w:cs="Times New Roman"/>
+                          <w:sz w:val="18"/>
+                          <w:szCs w:val="18"/>
+                        </w:rPr>
+                      </w:pPr>
+                      <w:r>
+                        <w:rPr>
+                          <w:rFonts w:ascii="Times New Roman" w:hAnsi="Times New Roman" w:cs="Times New Roman"/>
+                          <w:sz w:val="18"/>
+                          <w:szCs w:val="18"/>
+                        </w:rPr>
+                        <w:t>203</w:t>
+                      </w:r>
+                    </w:p>
+                  </w:txbxContent>
+                </v:textbox>
+              </v:shape>
+            </w:pict>
+          </mc:Fallback>
+        </mc:AlternateContent>
+      </w:r>
+      <w:r>
+        <w:rPr>
+          <w:rFonts w:ascii="Times New Roman" w:hAnsi="Times New Roman" w:cs="Times New Roman"/>
+          <w:bCs/>
+          <w:noProof/>
+          <w:sz w:val="28"/>
+          <w:lang w:eastAsia="ru-RU"/>
+        </w:rPr>
+        <mc:AlternateContent>
+          <mc:Choice Requires="wps">
+            <w:drawing>
+              <wp:anchor distT="45720" distB="45720" distL="114300" distR="114300" simplePos="0" relativeHeight="251665408" behindDoc="0" locked="0" layoutInCell="1" allowOverlap="1" wp14:anchorId="2F305749" wp14:editId="199723F9">
+                <wp:simplePos x="0" y="0"/>
+                <wp:positionH relativeFrom="column">
+                  <wp:posOffset>2952750</wp:posOffset>
+                </wp:positionH>
+                <wp:positionV relativeFrom="paragraph">
+                  <wp:posOffset>1397952</wp:posOffset>
+                </wp:positionV>
+                <wp:extent cx="394970" cy="1404620"/>
+                <wp:effectExtent l="0" t="0" r="0" b="0"/>
+                <wp:wrapNone/>
+                <wp:docPr id="2053167829" name="Надпись 2"/>
+                <wp:cNvGraphicFramePr>
+                  <a:graphicFrameLocks xmlns:a="http://schemas.openxmlformats.org/drawingml/2006/main"/>
+                </wp:cNvGraphicFramePr>
+                <a:graphic xmlns:a="http://schemas.openxmlformats.org/drawingml/2006/main">
+                  <a:graphicData uri="http://schemas.microsoft.com/office/word/2010/wordprocessingShape">
+                    <wps:wsp>
+                      <wps:cNvSpPr txBox="1">
+                        <a:spLocks noChangeArrowheads="1"/>
+                      </wps:cNvSpPr>
+                      <wps:spPr bwMode="auto">
+                        <a:xfrm>
+                          <a:off x="0" y="0"/>
+                          <a:ext cx="394970" cy="1404620"/>
+                        </a:xfrm>
+                        <a:prstGeom prst="rect">
+                          <a:avLst/>
+                        </a:prstGeom>
+                        <a:noFill/>
+                        <a:ln w="9525">
+                          <a:noFill/>
+                          <a:miter lim="800000"/>
+                          <a:headEnd/>
+                          <a:tailEnd/>
+                        </a:ln>
+                      </wps:spPr>
+                      <wps:txbx>
+                        <w:txbxContent>
+                          <w:p>
+                            <w:pPr>
+                              <w:jc w:val="center"/>
+                              <w:rPr>
+                                <w:rFonts w:ascii="Times New Roman" w:hAnsi="Times New Roman" w:cs="Times New Roman"/>
+                                <w:sz w:val="18"/>
+                                <w:szCs w:val="18"/>
+                              </w:rPr>
+                            </w:pPr>
+                            <w:r>
+                              <w:rPr>
+                                <w:rFonts w:ascii="Times New Roman" w:hAnsi="Times New Roman" w:cs="Times New Roman"/>
+                                <w:sz w:val="18"/>
+                                <w:szCs w:val="18"/>
+                              </w:rPr>
+                              <w:t>172</w:t>
+                            </w:r>
+                          </w:p>
+                        </w:txbxContent>
+                      </wps:txbx>
+                      <wps:bodyPr rot="0" vert="horz" wrap="square" lIns="91440" tIns="45720" rIns="91440" bIns="45720" anchor="t" anchorCtr="0">
+                        <a:spAutoFit/>
+                      </wps:bodyPr>
+                    </wps:wsp>
+                  </a:graphicData>
+                </a:graphic>
+                <wp14:sizeRelH relativeFrom="margin">
+                  <wp14:pctWidth>0</wp14:pctWidth>
+                </wp14:sizeRelH>
+                <wp14:sizeRelV relativeFrom="margin">
+                  <wp14:pctHeight>20000</wp14:pctHeight>
+                </wp14:sizeRelV>
+              </wp:anchor>
+            </w:drawing>
+          </mc:Choice>
+          <mc:Fallback>
+            <w:pict>
+              <v:shape w14:anchorId="2F305749" id="_x0000_s1027" type="#_x0000_t202" style="position:absolute;left:0;text-align:left;margin-left:232.5pt;margin-top:110.05pt;width:31.1pt;height:110.6pt;z-index:251665408;visibility:visible;mso-wrap-style:square;mso-width-percent:0;mso-height-percent:200;mso-wrap-distance-left:9pt;mso-wrap-distance-top:3.6pt;mso-wrap-distance-right:9pt;mso-wrap-distance-bottom:3.6pt;mso-position-horizontal:absolute;mso-position-horizontal-relative:text;mso-position-vertical:absolute;mso-position-vertical-relative:text;mso-width-percent:0;mso-height-percent:200;mso-width-relative:margin;mso-height-relative:margin;v-text-anchor:top" o:gfxdata="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" filled="f" stroked="f">
+                <v:textbox style="mso-fit-shape-to-text:t">
+                  <w:txbxContent>
+                    <w:p>
+                      <w:pPr>
+                        <w:jc w:val="center"/>
+                        <w:rPr>
+                          <w:rFonts w:ascii="Times New Roman" w:hAnsi="Times New Roman" w:cs="Times New Roman"/>
+                          <w:sz w:val="18"/>
+                          <w:szCs w:val="18"/>
+                        </w:rPr>
+                      </w:pPr>
+                      <w:r>
+                        <w:rPr>
+                          <w:rFonts w:ascii="Times New Roman" w:hAnsi="Times New Roman" w:cs="Times New Roman"/>
+                          <w:sz w:val="18"/>
+                          <w:szCs w:val="18"/>
+                        </w:rPr>
+                        <w:t>172</w:t>
+                      </w:r>
+                    </w:p>
+                  </w:txbxContent>
+                </v:textbox>
+              </v:shape>
+            </w:pict>
+          </mc:Fallback>
+        </mc:AlternateContent>
+      </w:r>
+      <w:r>
+        <w:rPr>
+          <w:rFonts w:ascii="Times New Roman" w:hAnsi="Times New Roman" w:cs="Times New Roman"/>
+          <w:bCs/>
+          <w:noProof/>
+          <w:sz w:val="28"/>
+          <w:lang w:eastAsia="ru-RU"/>
+        </w:rPr>
+        <mc:AlternateContent>
+          <mc:Choice Requires="wps">
+            <w:drawing>
+              <wp:anchor distT="45720" distB="45720" distL="114300" distR="114300" simplePos="0" relativeHeight="251663360" behindDoc="0" locked="0" layoutInCell="1" allowOverlap="1" wp14:anchorId="20E28CB4" wp14:editId="5F78FDAB">
+                <wp:simplePos x="0" y="0"/>
+                <wp:positionH relativeFrom="column">
+                  <wp:posOffset>2163128</wp:posOffset>
+                </wp:positionH>
+                <wp:positionV relativeFrom="paragraph">
+                  <wp:posOffset>1276350</wp:posOffset>
+                </wp:positionV>
+                <wp:extent cx="394970" cy="1404620"/>
+                <wp:effectExtent l="0" t="0" r="0" b="0"/>
+                <wp:wrapNone/>
+                <wp:docPr id="1015423913" name="Надпись 2"/>
+                <wp:cNvGraphicFramePr>
+                  <a:graphicFrameLocks xmlns:a="http://schemas.openxmlformats.org/drawingml/2006/main"/>
+                </wp:cNvGraphicFramePr>
+                <a:graphic xmlns:a="http://schemas.openxmlformats.org/drawingml/2006/main">
+                  <a:graphicData uri="http://schemas.microsoft.com/office/word/2010/wordprocessingShape">
+                    <wps:wsp>
+                      <wps:cNvSpPr txBox="1">
+                        <a:spLocks noChangeArrowheads="1"/>
+                      </wps:cNvSpPr>
+                      <wps:spPr bwMode="auto">
+                        <a:xfrm>
+                          <a:off x="0" y="0"/>
+                          <a:ext cx="394970" cy="1404620"/>
+                        </a:xfrm>
+                        <a:prstGeom prst="rect">
+                          <a:avLst/>
+                        </a:prstGeom>
+                        <a:noFill/>
+                        <a:ln w="9525">
+                          <a:noFill/>
+                          <a:miter lim="800000"/>
+                          <a:headEnd/>
+                          <a:tailEnd/>
+                        </a:ln>
+                      </wps:spPr>
+                      <wps:txbx>
+                        <w:txbxContent>
+                          <w:p>
+                            <w:pPr>
+                              <w:jc w:val="center"/>
+                              <w:rPr>
+                                <w:rFonts w:ascii="Times New Roman" w:hAnsi="Times New Roman" w:cs="Times New Roman"/>
+                                <w:sz w:val="18"/>
+                                <w:szCs w:val="18"/>
+                              </w:rPr>
+                            </w:pPr>
+                            <w:r>
+                              <w:rPr>
+                                <w:rFonts w:ascii="Times New Roman" w:hAnsi="Times New Roman" w:cs="Times New Roman"/>
+                                <w:sz w:val="18"/>
+                                <w:szCs w:val="18"/>
+                              </w:rPr>
+                              <w:t>186</w:t>
+                            </w:r>
+                          </w:p>
+                        </w:txbxContent>
+                      </wps:txbx>
+                      <wps:bodyPr rot="0" vert="horz" wrap="square" lIns="91440" tIns="45720" rIns="91440" bIns="45720" anchor="t" anchorCtr="0">
+                        <a:spAutoFit/>
+                      </wps:bodyPr>
+                    </wps:wsp>
+                  </a:graphicData>
+                </a:graphic>
+                <wp14:sizeRelH relativeFrom="margin">
+                  <wp14:pctWidth>0</wp14:pctWidth>
+                </wp14:sizeRelH>
+                <wp14:sizeRelV relativeFrom="margin">
+                  <wp14:pctHeight>20000</wp14:pctHeight>
+                </wp14:sizeRelV>
+              </wp:anchor>
+            </w:drawing>
+          </mc:Choice>
+          <mc:Fallback>
+            <w:pict>
+              <v:shape w14:anchorId="20E28CB4" id="_x0000_s1028" type="#_x0000_t202" style="position:absolute;left:0;text-align:left;margin-left:170.35pt;margin-top:100.5pt;width:31.1pt;height:110.6pt;z-index:251663360;visibility:visible;mso-wrap-style:square;mso-width-percent:0;mso-height-percent:200;mso-wrap-distance-left:9pt;mso-wrap-distance-top:3.6pt;mso-wrap-distance-right:9pt;mso-wrap-distance-bottom:3.6pt;mso-position-horizontal:absolute;mso-position-horizontal-relative:text;mso-position-vertical:absolute;mso-position-vertical-relative:text;mso-width-percent:0;mso-height-percent:200;mso-width-relative:margin;mso-height-relative:margin;v-text-anchor:top" o:gfxdata="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" filled="f" stroked="f">
+                <v:textbox style="mso-fit-shape-to-text:t">
+                  <w:txbxContent>
+                    <w:p>
+                      <w:pPr>
+                        <w:jc w:val="center"/>
+                        <w:rPr>
+                          <w:rFonts w:ascii="Times New Roman" w:hAnsi="Times New Roman" w:cs="Times New Roman"/>
+                          <w:sz w:val="18"/>
+                          <w:szCs w:val="18"/>
+                        </w:rPr>
+                      </w:pPr>
+                      <w:r>
+                        <w:rPr>
+                          <w:rFonts w:ascii="Times New Roman" w:hAnsi="Times New Roman" w:cs="Times New Roman"/>
+                          <w:sz w:val="18"/>
+                          <w:szCs w:val="18"/>
+                        </w:rPr>
+                        <w:t>186</w:t>
+                      </w:r>
+                    </w:p>
+                  </w:txbxContent>
+                </v:textbox>
+              </v:shape>
+            </w:pict>
+          </mc:Fallback>
+        </mc:AlternateContent>
+      </w:r>
+      <w:r>
+        <w:rPr>
+          <w:rFonts w:ascii="Times New Roman" w:hAnsi="Times New Roman" w:cs="Times New Roman"/>
+          <w:bCs/>
+          <w:noProof/>
+          <w:sz w:val="28"/>
+          <w:lang w:eastAsia="ru-RU"/>
+        </w:rPr>
+        <mc:AlternateContent>
+          <mc:Choice Requires="wps">
+            <w:drawing>
+              <wp:anchor distT="45720" distB="45720" distL="114300" distR="114300" simplePos="0" relativeHeight="251661312" behindDoc="0" locked="0" layoutInCell="1" allowOverlap="1" wp14:anchorId="18771328" wp14:editId="0474A170">
+                <wp:simplePos x="0" y="0"/>
+                <wp:positionH relativeFrom="column">
+                  <wp:posOffset>1371288</wp:posOffset>
+                </wp:positionH>
+                <wp:positionV relativeFrom="paragraph">
+                  <wp:posOffset>368503</wp:posOffset>
+                </wp:positionV>
+                <wp:extent cx="394970" cy="1404620"/>
+                <wp:effectExtent l="0" t="0" r="0" b="0"/>
+                <wp:wrapNone/>
+                <wp:docPr id="654775044" name="Надпись 2"/>
+                <wp:cNvGraphicFramePr>
+                  <a:graphicFrameLocks xmlns:a="http://schemas.openxmlformats.org/drawingml/2006/main"/>
+                </wp:cNvGraphicFramePr>
+                <a:graphic xmlns:a="http://schemas.openxmlformats.org/drawingml/2006/main">
+                  <a:graphicData uri="http://schemas.microsoft.com/office/word/2010/wordprocessingShape">
+                    <wps:wsp>
+                      <wps:cNvSpPr txBox="1">
+                        <a:spLocks noChangeArrowheads="1"/>
+                      </wps:cNvSpPr>
+                      <wps:spPr bwMode="auto">
+                        <a:xfrm>
+                          <a:off x="0" y="0"/>
+                          <a:ext cx="394970" cy="1404620"/>
+                        </a:xfrm>
+                        <a:prstGeom prst="rect">
+                          <a:avLst/>
+                        </a:prstGeom>
+                        <a:noFill/>
+                        <a:ln w="9525">
+                          <a:noFill/>
+                          <a:miter lim="800000"/>
+                          <a:headEnd/>
+                          <a:tailEnd/>
+                        </a:ln>
+                      </wps:spPr>
+                      <wps:txbx>
+                        <w:txbxContent>
+                          <w:p>
+                            <w:pPr>
+                              <w:jc w:val="center"/>
+                              <w:rPr>
+                                <w:rFonts w:ascii="Times New Roman" w:hAnsi="Times New Roman" w:cs="Times New Roman"/>
+                                <w:sz w:val="18"/>
+                                <w:szCs w:val="18"/>
+                              </w:rPr>
+                            </w:pPr>
+                            <w:r>
+                              <w:rPr>
+                                <w:rFonts w:ascii="Times New Roman" w:hAnsi="Times New Roman" w:cs="Times New Roman"/>
+                                <w:sz w:val="18"/>
+                                <w:szCs w:val="18"/>
+                              </w:rPr>
+                              <w:t>296</w:t>
+                            </w:r>
+                          </w:p>
+                        </w:txbxContent>
+                      </wps:txbx>
+                      <wps:bodyPr rot="0" vert="horz" wrap="square" lIns="91440" tIns="45720" rIns="91440" bIns="45720" anchor="t" anchorCtr="0">
+                        <a:spAutoFit/>
+                      </wps:bodyPr>
+                    </wps:wsp>
+                  </a:graphicData>
+                </a:graphic>
+                <wp14:sizeRelH relativeFrom="margin">
+                  <wp14:pctWidth>0</wp14:pctWidth>
+                </wp14:sizeRelH>
+                <wp14:sizeRelV relativeFrom="margin">
+                  <wp14:pctHeight>20000</wp14:pctHeight>
+                </wp14:sizeRelV>
+              </wp:anchor>
+            </w:drawing>
+          </mc:Choice>
+          <mc:Fallback>
+            <w:pict>
+              <v:shape w14:anchorId="18771328" id="_x0000_s1029" type="#_x0000_t202" style="position:absolute;left:0;text-align:left;margin-left:108pt;margin-top:29pt;width:31.1pt;height:110.6pt;z-index:251661312;visibility:visible;mso-wrap-style:square;mso-width-percent:0;mso-height-percent:200;mso-wrap-distance-left:9pt;mso-wrap-distance-top:3.6pt;mso-wrap-distance-right:9pt;mso-wrap-distance-bottom:3.6pt;mso-position-horizontal:absolute;mso-position-horizontal-relative:text;mso-position-vertical:absolute;mso-position-vertical-relative:text;mso-width-percent:0;mso-height-percent:200;mso-width-relative:margin;mso-height-relative:margin;v-text-anchor:top" o:gfxdata="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" filled="f" stroked="f">
+                <v:textbox style="mso-fit-shape-to-text:t">
+                  <w:txbxContent>
+                    <w:p>
+                      <w:pPr>
+                        <w:jc w:val="center"/>
+                        <w:rPr>
+                          <w:rFonts w:ascii="Times New Roman" w:hAnsi="Times New Roman" w:cs="Times New Roman"/>
+                          <w:sz w:val="18"/>
+                          <w:szCs w:val="18"/>
+                        </w:rPr>
+                      </w:pPr>
+                      <w:r>
+                        <w:rPr>
+                          <w:rFonts w:ascii="Times New Roman" w:hAnsi="Times New Roman" w:cs="Times New Roman"/>
+                          <w:sz w:val="18"/>
+                          <w:szCs w:val="18"/>
+                        </w:rPr>
+                        <w:t>296</w:t>
+                      </w:r>
+                    </w:p>
+                  </w:txbxContent>
+                </v:textbox>
+              </v:shape>
+            </w:pict>
+          </mc:Fallback>
+        </mc:AlternateContent>
+      </w:r>
+      <w:r>
+        <w:rPr>
+          <w:rFonts w:ascii="Times New Roman" w:hAnsi="Times New Roman" w:cs="Times New Roman"/>
+          <w:bCs/>
+          <w:noProof/>
+          <w:sz w:val="28"/>
+          <w:lang w:eastAsia="ru-RU"/>
+        </w:rPr>
+        <mc:AlternateContent>
+          <mc:Choice Requires="wps">
+            <w:drawing>
+              <wp:anchor distT="45720" distB="45720" distL="114300" distR="114300" simplePos="0" relativeHeight="251659264" behindDoc="0" locked="0" layoutInCell="1" allowOverlap="1" wp14:anchorId="3DD4BC31" wp14:editId="0FD9DC8A">
+                <wp:simplePos x="0" y="0"/>
+                <wp:positionH relativeFrom="column">
+                  <wp:posOffset>587435</wp:posOffset>
+                </wp:positionH>
+                <wp:positionV relativeFrom="paragraph">
+                  <wp:posOffset>1314450</wp:posOffset>
+                </wp:positionV>
+                <wp:extent cx="395288" cy="1404620"/>
+                <wp:effectExtent l="0" t="0" r="0" b="0"/>
+                <wp:wrapNone/>
+                <wp:docPr id="217" name="Надпись 2"/>
+                <wp:cNvGraphicFramePr>
+                  <a:graphicFrameLocks xmlns:a="http://schemas.openxmlformats.org/drawingml/2006/main"/>
+                </wp:cNvGraphicFramePr>
+                <a:graphic xmlns:a="http://schemas.openxmlformats.org/drawingml/2006/main">
+                  <a:graphicData uri="http://schemas.microsoft.com/office/word/2010/wordprocessingShape">
+                    <wps:wsp>
+                      <wps:cNvSpPr txBox="1">
+                        <a:spLocks noChangeArrowheads="1"/>
+                      </wps:cNvSpPr>
+                      <wps:spPr bwMode="auto">
+                        <a:xfrm>
+                          <a:off x="0" y="0"/>
+                          <a:ext cx="395288" cy="1404620"/>
+                        </a:xfrm>
+                        <a:prstGeom prst="rect">
+                          <a:avLst/>
+                        </a:prstGeom>
+                        <a:noFill/>
+                        <a:ln w="9525">
+                          <a:noFill/>
+                          <a:miter lim="800000"/>
+                          <a:headEnd/>
+                          <a:tailEnd/>
+                        </a:ln>
+                      </wps:spPr>
+                      <wps:txbx>
+                        <w:txbxContent>
+                          <w:p>
+                            <w:pPr>
+                              <w:jc w:val="center"/>
+                              <w:rPr>
+                                <w:rFonts w:ascii="Times New Roman" w:hAnsi="Times New Roman" w:cs="Times New Roman"/>
+                                <w:sz w:val="18"/>
+                                <w:szCs w:val="18"/>
+                              </w:rPr>
+                            </w:pPr>
+                            <w:r>
+                              <w:rPr>
+                                <w:rFonts w:ascii="Times New Roman" w:hAnsi="Times New Roman" w:cs="Times New Roman"/>
+                                <w:sz w:val="18"/>
+                                <w:szCs w:val="18"/>
+                              </w:rPr>
+                              <w:t>180</w:t>
+                            </w:r>
+                          </w:p>
+                        </w:txbxContent>
+                      </wps:txbx>
+                      <wps:bodyPr rot="0" vert="horz" wrap="square" lIns="91440" tIns="45720" rIns="91440" bIns="45720" anchor="t" anchorCtr="0">
+                        <a:spAutoFit/>
+                      </wps:bodyPr>
+                    </wps:wsp>
+                  </a:graphicData>
+                </a:graphic>
+                <wp14:sizeRelH relativeFrom="margin">
+                  <wp14:pctWidth>0</wp14:pctWidth>
+                </wp14:sizeRelH>
+                <wp14:sizeRelV relativeFrom="margin">
+                  <wp14:pctHeight>20000</wp14:pctHeight>
+                </wp14:sizeRelV>
+              </wp:anchor>
+            </w:drawing>
+          </mc:Choice>
+          <mc:Fallback>
+            <w:pict>
+              <v:shape w14:anchorId="3DD4BC31" id="_x0000_s1030" type="#_x0000_t202" style="position:absolute;left:0;text-align:left;margin-left:46.25pt;margin-top:103.5pt;width:31.15pt;height:110.6pt;z-index:251659264;visibility:visible;mso-wrap-style:square;mso-width-percent:0;mso-height-percent:200;mso-wrap-distance-left:9pt;mso-wrap-distance-top:3.6pt;mso-wrap-distance-right:9pt;mso-wrap-distance-bottom:3.6pt;mso-position-horizontal:absolute;mso-position-horizontal-relative:text;mso-position-vertical:absolute;mso-position-vertical-relative:text;mso-width-percent:0;mso-height-percent:200;mso-width-relative:margin;mso-height-relative:margin;v-text-anchor:top" o:gfxdata="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" filled="f" stroked="f">
+                <v:textbox style="mso-fit-shape-to-text:t">
+                  <w:txbxContent>
+                    <w:p>
+                      <w:pPr>
+                        <w:jc w:val="center"/>
+                        <w:rPr>
+                          <w:rFonts w:ascii="Times New Roman" w:hAnsi="Times New Roman" w:cs="Times New Roman"/>
+                          <w:sz w:val="18"/>
+                          <w:szCs w:val="18"/>
+                        </w:rPr>
+                      </w:pPr>
+                      <w:r>
+                        <w:rPr>
+                          <w:rFonts w:ascii="Times New Roman" w:hAnsi="Times New Roman" w:cs="Times New Roman"/>
+                          <w:sz w:val="18"/>
+                          <w:szCs w:val="18"/>
+                        </w:rPr>
+                        <w:t>180</w:t>
+                      </w:r>
+                    </w:p>
+                  </w:txbxContent>
+                </v:textbox>
+              </v:shape>
+            </w:pict>
+          </mc:Fallback>
+        </mc:AlternateContent>
+      </w:r>
+      <w:r>
+        <w:rPr>
+          <w:noProof/>
+          <w:lang w:eastAsia="ru-RU"/>
+        </w:rPr>
+        <w:drawing>
+          <wp:inline distT="0" distB="0" distL="0" distR="0" wp14:anchorId="764EB501" wp14:editId="3BA10EA1">
+            <wp:extent cx="6035136" cy="3950898"/>
+            <wp:effectExtent l="0" t="0" r="3810" b="0"/>
+            <wp:docPr id="1448726067" name="Диаграмма 1">
+              <a:extLst xmlns:a="http://schemas.openxmlformats.org/drawingml/2006/main">
+                <a:ext uri="{FF2B5EF4-FFF2-40B4-BE49-F238E27FC236}">
+                  <a16:creationId xmlns:a16="http://schemas.microsoft.com/office/drawing/2014/main" id="{94385803-CCEE-A109-F43C-1D5E686AC3DE}"/>
+                </a:ext>
+              </a:extLst>
+            </wp:docPr>
+            <wp:cNvGraphicFramePr/>
+            <a:graphic xmlns:a="http://schemas.openxmlformats.org/drawingml/2006/main">
+              <a:graphicData uri="http://schemas.openxmlformats.org/drawingml/2006/chart">
+                <c:chart xmlns:c="http://schemas.openxmlformats.org/drawingml/2006/chart" xmlns:r="http://schemas.openxmlformats.org/officeDocument/2006/relationships" r:id="rId27"/>
+              </a:graphicData>
+            </a:graphic>
+          </wp:inline>
+        </w:drawing>
+      </w:r>
+    </w:p>
+    <w:p>
+      <w:pPr>
+        <w:spacing w:line="360" w:lineRule="auto"/>
+        <w:ind w:firstLine="708"/>
+        <w:jc w:val="both"/>
+        <w:rPr>
+          <w:rFonts w:ascii="Times New Roman" w:hAnsi="Times New Roman" w:cs="Times New Roman"/>
+          <w:bCs/>
+          <w:sz w:val="28"/>
+        </w:rPr>
+      </w:pPr>
+      <w:r>
+        <w:rPr>
+          <w:rFonts w:ascii="Times New Roman" w:hAnsi="Times New Roman" w:cs="Times New Roman"/>
+          <w:bCs/>
+          <w:sz w:val="28"/>
+        </w:rPr>
+        <w:t>Во всех периодах, кроме 2019 года, уверенно лидируют закупки на</w:t>
+      </w:r>
+      <w:r>
+        <w:rPr>
+          <w:rFonts w:ascii="Times New Roman" w:hAnsi="Times New Roman" w:cs="Times New Roman"/>
+          <w:bCs/>
+          <w:sz w:val="28"/>
+        </w:rPr>
+        <w:t xml:space="preserve"> </w:t>
+      </w:r>
+      <w:commentRangeStart w:id="25"/>
+      <w:r>
+        <w:rPr>
+          <w:rFonts w:ascii="Times New Roman" w:hAnsi="Times New Roman" w:cs="Times New Roman"/>
+          <w:bCs/>
+          <w:sz w:val="28"/>
+        </w:rPr>
+        <w:t>Едином агрегаторе торговле (далее –</w:t>
+      </w:r>
+      <w:r>
+        <w:rPr>
+          <w:rFonts w:ascii="Times New Roman" w:hAnsi="Times New Roman" w:cs="Times New Roman"/>
+          <w:bCs/>
+          <w:sz w:val="28"/>
+        </w:rPr>
+        <w:t xml:space="preserve"> ЕАТ</w:t>
+      </w:r>
+      <w:r>
+        <w:rPr>
+          <w:rFonts w:ascii="Times New Roman" w:hAnsi="Times New Roman" w:cs="Times New Roman"/>
+          <w:bCs/>
+          <w:sz w:val="28"/>
+        </w:rPr>
+        <w:t>)</w:t>
+      </w:r>
+      <w:commentRangeEnd w:id="25"/>
+      <w:r>
+        <w:rPr>
+          <w:rStyle w:val="afb"/>
+          <w:rFonts w:ascii="Times New Roman" w:hAnsi="Times New Roman" w:cs="Times New Roman"/>
+          <w:bCs/>
+          <w:sz w:val="28"/>
+          <w:szCs w:val="22"/>
+        </w:rPr>
+        <w:commentReference w:id="25"/>
+      </w:r>
+      <w:r>
+        <w:rPr>
+          <w:rFonts w:ascii="Times New Roman" w:hAnsi="Times New Roman" w:cs="Times New Roman"/>
+          <w:bCs/>
+          <w:sz w:val="28"/>
+        </w:rPr>
+        <w:t xml:space="preserve">, что неудивительно ввиду их </w:t>
+      </w:r>
+      <w:r>
+        <w:rPr>
+          <w:rFonts w:ascii="Times New Roman" w:hAnsi="Times New Roman" w:cs="Times New Roman"/>
+          <w:bCs/>
+          <w:sz w:val="28"/>
+        </w:rPr>
+        <w:t>малой стоимости. Тем не менее, большое количество контрактов представляет большую документарную нагрузку. Конкурсов с каждым годом проводится всё меньше, а запросов котировок, которые с 2022 года начали проводиться в электронном формате, наоборот больше. Увеличение доли запросов котировок также связано с укрощёнными сроками проведения процедуры, потому что закупки всегда стремятся проводить в возможно короткие сроки.</w:t>
+      </w:r>
+      <w:r>
+        <w:rPr>
+          <w:rFonts w:ascii="Times New Roman" w:hAnsi="Times New Roman" w:cs="Times New Roman"/>
+          <w:bCs/>
+          <w:sz w:val="28"/>
+        </w:rPr>
+        <w:t xml:space="preserve"> </w:t>
+      </w:r>
+      <w:r>
+        <w:rPr>
+          <w:rFonts w:ascii="Times New Roman" w:hAnsi="Times New Roman" w:cs="Times New Roman"/>
+          <w:bCs/>
+          <w:sz w:val="28"/>
+        </w:rPr>
+        <w:t>Количество закупок у единственного поставщика связано с тем, что некоторые контракты заключаются с поставщиками ежегодно (услуги ЖКХ, командировки и другие), а также много закупок проводится по распоряжению или иному акту Правительства Российской Федерации.</w:t>
+      </w:r>
+      <w:r>
+        <w:rPr>
+          <w:rFonts w:ascii="Times New Roman" w:hAnsi="Times New Roman" w:cs="Times New Roman"/>
+          <w:bCs/>
+          <w:sz w:val="28"/>
+        </w:rPr>
+        <w:t xml:space="preserve"> Распределение по количеству закупок </w:t>
+      </w:r>
+      <w:r>
+        <w:rPr>
+          <w:rFonts w:ascii="Times New Roman" w:hAnsi="Times New Roman" w:cs="Times New Roman"/>
+          <w:bCs/>
+          <w:sz w:val="28"/>
+        </w:rPr>
+        <w:lastRenderedPageBreak/>
+        <w:t>отражает нагрузку на сотрудников министерства (среднегодовое значение – 187 закупок). Для получения представления о проводимых закупках необходимо понимать их объём.</w:t>
+      </w:r>
+    </w:p>
+    <w:p>
+      <w:pPr>
+        <w:spacing w:line="240" w:lineRule="auto"/>
+        <w:jc w:val="both"/>
+        <w:rPr>
+          <w:rFonts w:ascii="Times New Roman" w:hAnsi="Times New Roman" w:cs="Times New Roman"/>
+          <w:bCs/>
+          <w:sz w:val="28"/>
+        </w:rPr>
+      </w:pPr>
+      <w:r>
+        <w:rPr>
+          <w:rFonts w:ascii="Times New Roman" w:hAnsi="Times New Roman" w:cs="Times New Roman"/>
+          <w:bCs/>
+          <w:sz w:val="28"/>
+        </w:rPr>
+        <w:t>Рисунок 8. Объём закупок Минобрнауки России по годам, в миллионах рублей.</w:t>
+      </w:r>
+    </w:p>
+    <w:p>
+      <w:pPr>
+        <w:spacing w:line="360" w:lineRule="auto"/>
+        <w:jc w:val="both"/>
+        <w:rPr>
+          <w:rFonts w:ascii="Times New Roman" w:hAnsi="Times New Roman" w:cs="Times New Roman"/>
+          <w:bCs/>
+          <w:sz w:val="28"/>
+        </w:rPr>
+      </w:pPr>
+      <w:r>
+        <w:rPr>
+          <w:rFonts w:ascii="Times New Roman" w:hAnsi="Times New Roman" w:cs="Times New Roman"/>
+          <w:bCs/>
+          <w:noProof/>
+          <w:sz w:val="28"/>
+          <w:lang w:eastAsia="ru-RU"/>
+        </w:rPr>
+        <mc:AlternateContent>
+          <mc:Choice Requires="wps">
+            <w:drawing>
+              <wp:anchor distT="45720" distB="45720" distL="114300" distR="114300" simplePos="0" relativeHeight="251681792" behindDoc="0" locked="0" layoutInCell="1" allowOverlap="1" wp14:anchorId="227CA518" wp14:editId="3677AB2D">
+                <wp:simplePos x="0" y="0"/>
+                <wp:positionH relativeFrom="column">
+                  <wp:posOffset>5234766</wp:posOffset>
+                </wp:positionH>
+                <wp:positionV relativeFrom="paragraph">
+                  <wp:posOffset>1559972</wp:posOffset>
+                </wp:positionV>
+                <wp:extent cx="612950" cy="1404620"/>
+                <wp:effectExtent l="0" t="0" r="0" b="0"/>
+                <wp:wrapNone/>
+                <wp:docPr id="1936810251" name="Надпись 2"/>
+                <wp:cNvGraphicFramePr>
+                  <a:graphicFrameLocks xmlns:a="http://schemas.openxmlformats.org/drawingml/2006/main"/>
+                </wp:cNvGraphicFramePr>
+                <a:graphic xmlns:a="http://schemas.openxmlformats.org/drawingml/2006/main">
+                  <a:graphicData uri="http://schemas.microsoft.com/office/word/2010/wordprocessingShape">
+                    <wps:wsp>
+                      <wps:cNvSpPr txBox="1">
+                        <a:spLocks noChangeArrowheads="1"/>
+                      </wps:cNvSpPr>
+                      <wps:spPr bwMode="auto">
+                        <a:xfrm>
+                          <a:off x="0" y="0"/>
+                          <a:ext cx="612950" cy="1404620"/>
+                        </a:xfrm>
+                        <a:prstGeom prst="rect">
+                          <a:avLst/>
+                        </a:prstGeom>
+                        <a:noFill/>
+                        <a:ln w="9525">
+                          <a:noFill/>
+                          <a:miter lim="800000"/>
+                          <a:headEnd/>
+                          <a:tailEnd/>
+                        </a:ln>
+                      </wps:spPr>
+                      <wps:txbx>
+                        <w:txbxContent>
+                          <w:p>
+                            <w:pPr>
+                              <w:jc w:val="center"/>
+                              <w:rPr>
+                                <w:rFonts w:ascii="Times New Roman" w:hAnsi="Times New Roman" w:cs="Times New Roman"/>
+                                <w:sz w:val="18"/>
+                                <w:szCs w:val="18"/>
+                              </w:rPr>
+                            </w:pPr>
+                            <w:r>
+                              <w:rPr>
+                                <w:rFonts w:ascii="Times New Roman" w:hAnsi="Times New Roman" w:cs="Times New Roman"/>
+                                <w:sz w:val="18"/>
+                                <w:szCs w:val="18"/>
+                              </w:rPr>
+                              <w:t>2 865</w:t>
+                            </w:r>
+                            <w:r>
+                              <w:rPr>
+                                <w:rFonts w:ascii="Times New Roman" w:hAnsi="Times New Roman" w:cs="Times New Roman"/>
+                                <w:sz w:val="18"/>
+                                <w:szCs w:val="18"/>
+                              </w:rPr>
+                              <w:t>,</w:t>
+                            </w:r>
+                            <w:r>
+                              <w:rPr>
+                                <w:rFonts w:ascii="Times New Roman" w:hAnsi="Times New Roman" w:cs="Times New Roman"/>
+                                <w:sz w:val="18"/>
+                                <w:szCs w:val="18"/>
+                              </w:rPr>
+                              <w:t>97</w:t>
+                            </w:r>
+                          </w:p>
+                        </w:txbxContent>
+                      </wps:txbx>
+                      <wps:bodyPr rot="0" vert="horz" wrap="square" lIns="91440" tIns="45720" rIns="91440" bIns="45720" anchor="t" anchorCtr="0">
+                        <a:spAutoFit/>
+                      </wps:bodyPr>
+                    </wps:wsp>
+                  </a:graphicData>
+                </a:graphic>
+                <wp14:sizeRelH relativeFrom="margin">
+                  <wp14:pctWidth>0</wp14:pctWidth>
+                </wp14:sizeRelH>
+                <wp14:sizeRelV relativeFrom="margin">
+                  <wp14:pctHeight>20000</wp14:pctHeight>
+                </wp14:sizeRelV>
+              </wp:anchor>
+            </w:drawing>
+          </mc:Choice>
+          <mc:Fallback>
+            <w:pict>
+              <v:shape w14:anchorId="227CA518" id="_x0000_s1031" type="#_x0000_t202" style="position:absolute;left:0;text-align:left;margin-left:412.2pt;margin-top:122.85pt;width:48.25pt;height:110.6pt;z-index:251681792;visibility:visible;mso-wrap-style:square;mso-width-percent:0;mso-height-percent:200;mso-wrap-distance-left:9pt;mso-wrap-distance-top:3.6pt;mso-wrap-distance-right:9pt;mso-wrap-distance-bottom:3.6pt;mso-position-horizontal:absolute;mso-position-horizontal-relative:text;mso-position-vertical:absolute;mso-position-vertical-relative:text;mso-width-percent:0;mso-height-percent:200;mso-width-relative:margin;mso-height-relative:margin;v-text-anchor:top" o:gfxdata="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" filled="f" stroked="f">
+                <v:textbox style="mso-fit-shape-to-text:t">
+                  <w:txbxContent>
+                    <w:p>
+                      <w:pPr>
+                        <w:jc w:val="center"/>
+                        <w:rPr>
+                          <w:rFonts w:ascii="Times New Roman" w:hAnsi="Times New Roman" w:cs="Times New Roman"/>
+                          <w:sz w:val="18"/>
+                          <w:szCs w:val="18"/>
+                        </w:rPr>
+                      </w:pPr>
+                      <w:r>
+                        <w:rPr>
+                          <w:rFonts w:ascii="Times New Roman" w:hAnsi="Times New Roman" w:cs="Times New Roman"/>
+                          <w:sz w:val="18"/>
+                          <w:szCs w:val="18"/>
+                        </w:rPr>
+                        <w:t>2 865</w:t>
+                      </w:r>
+                      <w:r>
+                        <w:rPr>
+                          <w:rFonts w:ascii="Times New Roman" w:hAnsi="Times New Roman" w:cs="Times New Roman"/>
+                          <w:sz w:val="18"/>
+                          <w:szCs w:val="18"/>
+                        </w:rPr>
+                        <w:t>,</w:t>
+                      </w:r>
+                      <w:r>
+                        <w:rPr>
+                          <w:rFonts w:ascii="Times New Roman" w:hAnsi="Times New Roman" w:cs="Times New Roman"/>
+                          <w:sz w:val="18"/>
+                          <w:szCs w:val="18"/>
+                        </w:rPr>
+                        <w:t>97</w:t>
+                      </w:r>
+                    </w:p>
+                  </w:txbxContent>
+                </v:textbox>
+              </v:shape>
+            </w:pict>
+          </mc:Fallback>
+        </mc:AlternateContent>
+      </w:r>
+      <w:r>
+        <w:rPr>
+          <w:rFonts w:ascii="Times New Roman" w:hAnsi="Times New Roman" w:cs="Times New Roman"/>
+          <w:bCs/>
+          <w:noProof/>
+          <w:sz w:val="28"/>
+          <w:lang w:eastAsia="ru-RU"/>
+        </w:rPr>
+        <mc:AlternateContent>
+          <mc:Choice Requires="wps">
+            <w:drawing>
+              <wp:anchor distT="45720" distB="45720" distL="114300" distR="114300" simplePos="0" relativeHeight="251679744" behindDoc="0" locked="0" layoutInCell="1" allowOverlap="1" wp14:anchorId="33EDB49B" wp14:editId="0C6C2EBD">
+                <wp:simplePos x="0" y="0"/>
+                <wp:positionH relativeFrom="column">
+                  <wp:posOffset>4476520</wp:posOffset>
+                </wp:positionH>
+                <wp:positionV relativeFrom="paragraph">
+                  <wp:posOffset>168590</wp:posOffset>
+                </wp:positionV>
+                <wp:extent cx="612950" cy="1404620"/>
+                <wp:effectExtent l="0" t="0" r="0" b="0"/>
+                <wp:wrapNone/>
+                <wp:docPr id="470897895" name="Надпись 2"/>
+                <wp:cNvGraphicFramePr>
+                  <a:graphicFrameLocks xmlns:a="http://schemas.openxmlformats.org/drawingml/2006/main"/>
+                </wp:cNvGraphicFramePr>
+                <a:graphic xmlns:a="http://schemas.openxmlformats.org/drawingml/2006/main">
+                  <a:graphicData uri="http://schemas.microsoft.com/office/word/2010/wordprocessingShape">
+                    <wps:wsp>
+                      <wps:cNvSpPr txBox="1">
+                        <a:spLocks noChangeArrowheads="1"/>
+                      </wps:cNvSpPr>
+                      <wps:spPr bwMode="auto">
+                        <a:xfrm>
+                          <a:off x="0" y="0"/>
+                          <a:ext cx="612950" cy="1404620"/>
+                        </a:xfrm>
+                        <a:prstGeom prst="rect">
+                          <a:avLst/>
+                        </a:prstGeom>
+                        <a:noFill/>
+                        <a:ln w="9525">
+                          <a:noFill/>
+                          <a:miter lim="800000"/>
+                          <a:headEnd/>
+                          <a:tailEnd/>
+                        </a:ln>
+                      </wps:spPr>
+                      <wps:txbx>
+                        <w:txbxContent>
+                          <w:p>
+                            <w:pPr>
+                              <w:jc w:val="center"/>
+                              <w:rPr>
+                                <w:rFonts w:ascii="Times New Roman" w:hAnsi="Times New Roman" w:cs="Times New Roman"/>
+                                <w:sz w:val="18"/>
+                                <w:szCs w:val="18"/>
+                              </w:rPr>
+                            </w:pPr>
+                            <w:r>
+                              <w:rPr>
+                                <w:rFonts w:ascii="Times New Roman" w:hAnsi="Times New Roman" w:cs="Times New Roman"/>
+                                <w:sz w:val="18"/>
+                                <w:szCs w:val="18"/>
+                              </w:rPr>
+                              <w:t>6 399</w:t>
+                            </w:r>
+                            <w:r>
+                              <w:rPr>
+                                <w:rFonts w:ascii="Times New Roman" w:hAnsi="Times New Roman" w:cs="Times New Roman"/>
+                                <w:sz w:val="18"/>
+                                <w:szCs w:val="18"/>
+                              </w:rPr>
+                              <w:t>,</w:t>
+                            </w:r>
+                            <w:r>
+                              <w:rPr>
+                                <w:rFonts w:ascii="Times New Roman" w:hAnsi="Times New Roman" w:cs="Times New Roman"/>
+                                <w:sz w:val="18"/>
+                                <w:szCs w:val="18"/>
+                              </w:rPr>
+                              <w:t>24</w:t>
+                            </w:r>
+                          </w:p>
+                        </w:txbxContent>
+                      </wps:txbx>
+                      <wps:bodyPr rot="0" vert="horz" wrap="square" lIns="91440" tIns="45720" rIns="91440" bIns="45720" anchor="t" anchorCtr="0">
+                        <a:spAutoFit/>
+                      </wps:bodyPr>
+                    </wps:wsp>
+                  </a:graphicData>
+                </a:graphic>
+                <wp14:sizeRelH relativeFrom="margin">
+                  <wp14:pctWidth>0</wp14:pctWidth>
+                </wp14:sizeRelH>
+                <wp14:sizeRelV relativeFrom="margin">
+                  <wp14:pctHeight>20000</wp14:pctHeight>
+                </wp14:sizeRelV>
+              </wp:anchor>
+            </w:drawing>
+          </mc:Choice>
+          <mc:Fallback>
+            <w:pict>
+              <v:shape w14:anchorId="33EDB49B" id="_x0000_s1032" type="#_x0000_t202" style="position:absolute;left:0;text-align:left;margin-left:352.5pt;margin-top:13.25pt;width:48.25pt;height:110.6pt;z-index:251679744;visibility:visible;mso-wrap-style:square;mso-width-percent:0;mso-height-percent:200;mso-wrap-distance-left:9pt;mso-wrap-distance-top:3.6pt;mso-wrap-distance-right:9pt;mso-wrap-distance-bottom:3.6pt;mso-position-horizontal:absolute;mso-position-horizontal-relative:text;mso-position-vertical:absolute;mso-position-vertical-relative:text;mso-width-percent:0;mso-height-percent:200;mso-width-relative:margin;mso-height-relative:margin;v-text-anchor:top" o:gfxdata="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" filled="f" stroked="f">
+                <v:textbox style="mso-fit-shape-to-text:t">
+                  <w:txbxContent>
+                    <w:p>
+                      <w:pPr>
+                        <w:jc w:val="center"/>
+                        <w:rPr>
+                          <w:rFonts w:ascii="Times New Roman" w:hAnsi="Times New Roman" w:cs="Times New Roman"/>
+                          <w:sz w:val="18"/>
+                          <w:szCs w:val="18"/>
+                        </w:rPr>
+                      </w:pPr>
+                      <w:r>
+                        <w:rPr>
+                          <w:rFonts w:ascii="Times New Roman" w:hAnsi="Times New Roman" w:cs="Times New Roman"/>
+                          <w:sz w:val="18"/>
+                          <w:szCs w:val="18"/>
+                        </w:rPr>
+                        <w:t>6 399</w:t>
+                      </w:r>
+                      <w:r>
+                        <w:rPr>
+                          <w:rFonts w:ascii="Times New Roman" w:hAnsi="Times New Roman" w:cs="Times New Roman"/>
+                          <w:sz w:val="18"/>
+                          <w:szCs w:val="18"/>
+                        </w:rPr>
+                        <w:t>,</w:t>
+                      </w:r>
+                      <w:r>
+                        <w:rPr>
+                          <w:rFonts w:ascii="Times New Roman" w:hAnsi="Times New Roman" w:cs="Times New Roman"/>
+                          <w:sz w:val="18"/>
+                          <w:szCs w:val="18"/>
+                        </w:rPr>
+                        <w:t>24</w:t>
+                      </w:r>
+                    </w:p>
+                  </w:txbxContent>
+                </v:textbox>
+              </v:shape>
+            </w:pict>
+          </mc:Fallback>
+        </mc:AlternateContent>
+      </w:r>
+      <w:r>
+        <w:rPr>
+          <w:rFonts w:ascii="Times New Roman" w:hAnsi="Times New Roman" w:cs="Times New Roman"/>
+          <w:bCs/>
+          <w:noProof/>
+          <w:sz w:val="28"/>
+          <w:lang w:eastAsia="ru-RU"/>
+        </w:rPr>
+        <mc:AlternateContent>
+          <mc:Choice Requires="wps">
+            <w:drawing>
+              <wp:anchor distT="45720" distB="45720" distL="114300" distR="114300" simplePos="0" relativeHeight="251677696" behindDoc="0" locked="0" layoutInCell="1" allowOverlap="1" wp14:anchorId="75AB2740" wp14:editId="522167EE">
+                <wp:simplePos x="0" y="0"/>
+                <wp:positionH relativeFrom="column">
+                  <wp:posOffset>3712615</wp:posOffset>
+                </wp:positionH>
+                <wp:positionV relativeFrom="paragraph">
+                  <wp:posOffset>710726</wp:posOffset>
+                </wp:positionV>
+                <wp:extent cx="612950" cy="1404620"/>
+                <wp:effectExtent l="0" t="0" r="0" b="0"/>
+                <wp:wrapNone/>
+                <wp:docPr id="30439002" name="Надпись 2"/>
+                <wp:cNvGraphicFramePr>
+                  <a:graphicFrameLocks xmlns:a="http://schemas.openxmlformats.org/drawingml/2006/main"/>
+                </wp:cNvGraphicFramePr>
+                <a:graphic xmlns:a="http://schemas.openxmlformats.org/drawingml/2006/main">
+                  <a:graphicData uri="http://schemas.microsoft.com/office/word/2010/wordprocessingShape">
+                    <wps:wsp>
+                      <wps:cNvSpPr txBox="1">
+                        <a:spLocks noChangeArrowheads="1"/>
+                      </wps:cNvSpPr>
+                      <wps:spPr bwMode="auto">
+                        <a:xfrm>
+                          <a:off x="0" y="0"/>
+                          <a:ext cx="612950" cy="1404620"/>
+                        </a:xfrm>
+                        <a:prstGeom prst="rect">
+                          <a:avLst/>
+                        </a:prstGeom>
+                        <a:noFill/>
+                        <a:ln w="9525">
+                          <a:noFill/>
+                          <a:miter lim="800000"/>
+                          <a:headEnd/>
+                          <a:tailEnd/>
+                        </a:ln>
+                      </wps:spPr>
+                      <wps:txbx>
+                        <w:txbxContent>
+                          <w:p>
+                            <w:pPr>
+                              <w:jc w:val="center"/>
+                              <w:rPr>
+                                <w:rFonts w:ascii="Times New Roman" w:hAnsi="Times New Roman" w:cs="Times New Roman"/>
+                                <w:sz w:val="18"/>
+                                <w:szCs w:val="18"/>
+                              </w:rPr>
+                            </w:pPr>
+                            <w:r>
+                              <w:rPr>
+                                <w:rFonts w:ascii="Times New Roman" w:hAnsi="Times New Roman" w:cs="Times New Roman"/>
+                                <w:sz w:val="18"/>
+                                <w:szCs w:val="18"/>
+                              </w:rPr>
+                              <w:t>4 998</w:t>
+                            </w:r>
+                            <w:r>
+                              <w:rPr>
+                                <w:rFonts w:ascii="Times New Roman" w:hAnsi="Times New Roman" w:cs="Times New Roman"/>
+                                <w:sz w:val="18"/>
+                                <w:szCs w:val="18"/>
+                              </w:rPr>
+                              <w:t>,</w:t>
+                            </w:r>
+                            <w:r>
+                              <w:rPr>
+                                <w:rFonts w:ascii="Times New Roman" w:hAnsi="Times New Roman" w:cs="Times New Roman"/>
+                                <w:sz w:val="18"/>
+                                <w:szCs w:val="18"/>
+                              </w:rPr>
+                              <w:t>87</w:t>
+                            </w:r>
+                          </w:p>
+                        </w:txbxContent>
+                      </wps:txbx>
+                      <wps:bodyPr rot="0" vert="horz" wrap="square" lIns="91440" tIns="45720" rIns="91440" bIns="45720" anchor="t" anchorCtr="0">
+                        <a:spAutoFit/>
+                      </wps:bodyPr>
+                    </wps:wsp>
+                  </a:graphicData>
+                </a:graphic>
+                <wp14:sizeRelH relativeFrom="margin">
+                  <wp14:pctWidth>0</wp14:pctWidth>
+                </wp14:sizeRelH>
+                <wp14:sizeRelV relativeFrom="margin">
+                  <wp14:pctHeight>20000</wp14:pctHeight>
+                </wp14:sizeRelV>
+              </wp:anchor>
+            </w:drawing>
+          </mc:Choice>
+          <mc:Fallback>
+            <w:pict>
+              <v:shape w14:anchorId="75AB2740" id="_x0000_s1033" type="#_x0000_t202" style="position:absolute;left:0;text-align:left;margin-left:292.35pt;margin-top:55.95pt;width:48.25pt;height:110.6pt;z-index:251677696;visibility:visible;mso-wrap-style:square;mso-width-percent:0;mso-height-percent:200;mso-wrap-distance-left:9pt;mso-wrap-distance-top:3.6pt;mso-wrap-distance-right:9pt;mso-wrap-distance-bottom:3.6pt;mso-position-horizontal:absolute;mso-position-horizontal-relative:text;mso-position-vertical:absolute;mso-position-vertical-relative:text;mso-width-percent:0;mso-height-percent:200;mso-width-relative:margin;mso-height-relative:margin;v-text-anchor:top" o:gfxdata="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" filled="f" stroked="f">
+                <v:textbox style="mso-fit-shape-to-text:t">
+                  <w:txbxContent>
+                    <w:p>
+                      <w:pPr>
+                        <w:jc w:val="center"/>
+                        <w:rPr>
+                          <w:rFonts w:ascii="Times New Roman" w:hAnsi="Times New Roman" w:cs="Times New Roman"/>
+                          <w:sz w:val="18"/>
+                          <w:szCs w:val="18"/>
+                        </w:rPr>
+                      </w:pPr>
+                      <w:r>
+                        <w:rPr>
+                          <w:rFonts w:ascii="Times New Roman" w:hAnsi="Times New Roman" w:cs="Times New Roman"/>
+                          <w:sz w:val="18"/>
+                          <w:szCs w:val="18"/>
+                        </w:rPr>
+                        <w:t>4 998</w:t>
+                      </w:r>
+                      <w:r>
+                        <w:rPr>
+                          <w:rFonts w:ascii="Times New Roman" w:hAnsi="Times New Roman" w:cs="Times New Roman"/>
+                          <w:sz w:val="18"/>
+                          <w:szCs w:val="18"/>
+                        </w:rPr>
+                        <w:t>,</w:t>
+                      </w:r>
+                      <w:r>
+                        <w:rPr>
+                          <w:rFonts w:ascii="Times New Roman" w:hAnsi="Times New Roman" w:cs="Times New Roman"/>
+                          <w:sz w:val="18"/>
+                          <w:szCs w:val="18"/>
+                        </w:rPr>
+                        <w:t>87</w:t>
+                      </w:r>
+                    </w:p>
+                  </w:txbxContent>
+                </v:textbox>
+              </v:shape>
+            </w:pict>
+          </mc:Fallback>
+        </mc:AlternateContent>
+      </w:r>
+      <w:r>
+        <w:rPr>
+          <w:rFonts w:ascii="Times New Roman" w:hAnsi="Times New Roman" w:cs="Times New Roman"/>
+          <w:bCs/>
+          <w:noProof/>
+          <w:sz w:val="28"/>
+          <w:lang w:eastAsia="ru-RU"/>
+        </w:rPr>
+        <mc:AlternateContent>
+          <mc:Choice Requires="wps">
+            <w:drawing>
+              <wp:anchor distT="45720" distB="45720" distL="114300" distR="114300" simplePos="0" relativeHeight="251675648" behindDoc="0" locked="0" layoutInCell="1" allowOverlap="1" wp14:anchorId="6AAF7E1D" wp14:editId="493D3738">
+                <wp:simplePos x="0" y="0"/>
+                <wp:positionH relativeFrom="column">
+                  <wp:posOffset>2948417</wp:posOffset>
+                </wp:positionH>
+                <wp:positionV relativeFrom="paragraph">
+                  <wp:posOffset>1810832</wp:posOffset>
+                </wp:positionV>
+                <wp:extent cx="612950" cy="1404620"/>
+                <wp:effectExtent l="0" t="0" r="0" b="0"/>
+                <wp:wrapNone/>
+                <wp:docPr id="1266475448" name="Надпись 2"/>
+                <wp:cNvGraphicFramePr>
+                  <a:graphicFrameLocks xmlns:a="http://schemas.openxmlformats.org/drawingml/2006/main"/>
+                </wp:cNvGraphicFramePr>
+                <a:graphic xmlns:a="http://schemas.openxmlformats.org/drawingml/2006/main">
+                  <a:graphicData uri="http://schemas.microsoft.com/office/word/2010/wordprocessingShape">
+                    <wps:wsp>
+                      <wps:cNvSpPr txBox="1">
+                        <a:spLocks noChangeArrowheads="1"/>
+                      </wps:cNvSpPr>
+                      <wps:spPr bwMode="auto">
+                        <a:xfrm>
+                          <a:off x="0" y="0"/>
+                          <a:ext cx="612950" cy="1404620"/>
+                        </a:xfrm>
+                        <a:prstGeom prst="rect">
+                          <a:avLst/>
+                        </a:prstGeom>
+                        <a:noFill/>
+                        <a:ln w="9525">
+                          <a:noFill/>
+                          <a:miter lim="800000"/>
+                          <a:headEnd/>
+                          <a:tailEnd/>
+                        </a:ln>
+                      </wps:spPr>
+                      <wps:txbx>
+                        <w:txbxContent>
+                          <w:p>
+                            <w:pPr>
+                              <w:jc w:val="center"/>
+                              <w:rPr>
+                                <w:rFonts w:ascii="Times New Roman" w:hAnsi="Times New Roman" w:cs="Times New Roman"/>
+                                <w:sz w:val="18"/>
+                                <w:szCs w:val="18"/>
+                              </w:rPr>
+                            </w:pPr>
+                            <w:r>
+                              <w:rPr>
+                                <w:rFonts w:ascii="Times New Roman" w:hAnsi="Times New Roman" w:cs="Times New Roman"/>
+                                <w:sz w:val="18"/>
+                                <w:szCs w:val="18"/>
+                              </w:rPr>
+                              <w:t>2 217</w:t>
+                            </w:r>
+                            <w:r>
+                              <w:rPr>
+                                <w:rFonts w:ascii="Times New Roman" w:hAnsi="Times New Roman" w:cs="Times New Roman"/>
+                                <w:sz w:val="18"/>
+                                <w:szCs w:val="18"/>
+                              </w:rPr>
+                              <w:t>,</w:t>
+                            </w:r>
+                            <w:r>
+                              <w:rPr>
+                                <w:rFonts w:ascii="Times New Roman" w:hAnsi="Times New Roman" w:cs="Times New Roman"/>
+                                <w:sz w:val="18"/>
+                                <w:szCs w:val="18"/>
+                              </w:rPr>
+                              <w:t>29</w:t>
+                            </w:r>
+                          </w:p>
+                        </w:txbxContent>
+                      </wps:txbx>
+                      <wps:bodyPr rot="0" vert="horz" wrap="square" lIns="91440" tIns="45720" rIns="91440" bIns="45720" anchor="t" anchorCtr="0">
+                        <a:spAutoFit/>
+                      </wps:bodyPr>
+                    </wps:wsp>
+                  </a:graphicData>
+                </a:graphic>
+                <wp14:sizeRelH relativeFrom="margin">
+                  <wp14:pctWidth>0</wp14:pctWidth>
+                </wp14:sizeRelH>
+                <wp14:sizeRelV relativeFrom="margin">
+                  <wp14:pctHeight>20000</wp14:pctHeight>
+                </wp14:sizeRelV>
+              </wp:anchor>
+            </w:drawing>
+          </mc:Choice>
+          <mc:Fallback>
+            <w:pict>
+              <v:shape w14:anchorId="6AAF7E1D" id="_x0000_s1034" type="#_x0000_t202" style="position:absolute;left:0;text-align:left;margin-left:232.15pt;margin-top:142.6pt;width:48.25pt;height:110.6pt;z-index:251675648;visibility:visible;mso-wrap-style:square;mso-width-percent:0;mso-height-percent:200;mso-wrap-distance-left:9pt;mso-wrap-distance-top:3.6pt;mso-wrap-distance-right:9pt;mso-wrap-distance-bottom:3.6pt;mso-position-horizontal:absolute;mso-position-horizontal-relative:text;mso-position-vertical:absolute;mso-position-vertical-relative:text;mso-width-percent:0;mso-height-percent:200;mso-width-relative:margin;mso-height-relative:margin;v-text-anchor:top" o:gfxdata="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" filled="f" stroked="f">
+                <v:textbox style="mso-fit-shape-to-text:t">
+                  <w:txbxContent>
+                    <w:p>
+                      <w:pPr>
+                        <w:jc w:val="center"/>
+                        <w:rPr>
+                          <w:rFonts w:ascii="Times New Roman" w:hAnsi="Times New Roman" w:cs="Times New Roman"/>
+                          <w:sz w:val="18"/>
+                          <w:szCs w:val="18"/>
+                        </w:rPr>
+                      </w:pPr>
+                      <w:r>
+                        <w:rPr>
+                          <w:rFonts w:ascii="Times New Roman" w:hAnsi="Times New Roman" w:cs="Times New Roman"/>
+                          <w:sz w:val="18"/>
+                          <w:szCs w:val="18"/>
+                        </w:rPr>
+                        <w:t>2 217</w:t>
+                      </w:r>
+                      <w:r>
+                        <w:rPr>
+                          <w:rFonts w:ascii="Times New Roman" w:hAnsi="Times New Roman" w:cs="Times New Roman"/>
+                          <w:sz w:val="18"/>
+                          <w:szCs w:val="18"/>
+                        </w:rPr>
+                        <w:t>,</w:t>
+                      </w:r>
+                      <w:r>
+                        <w:rPr>
+                          <w:rFonts w:ascii="Times New Roman" w:hAnsi="Times New Roman" w:cs="Times New Roman"/>
+                          <w:sz w:val="18"/>
+                          <w:szCs w:val="18"/>
+                        </w:rPr>
+                        <w:t>29</w:t>
+                      </w:r>
+                    </w:p>
+                  </w:txbxContent>
+                </v:textbox>
+              </v:shape>
+            </w:pict>
+          </mc:Fallback>
+        </mc:AlternateContent>
+      </w:r>
+      <w:r>
+        <w:rPr>
+          <w:rFonts w:ascii="Times New Roman" w:hAnsi="Times New Roman" w:cs="Times New Roman"/>
+          <w:bCs/>
+          <w:noProof/>
+          <w:sz w:val="28"/>
+          <w:lang w:eastAsia="ru-RU"/>
+        </w:rPr>
+        <mc:AlternateContent>
+          <mc:Choice Requires="wps">
+            <w:drawing>
+              <wp:anchor distT="45720" distB="45720" distL="114300" distR="114300" simplePos="0" relativeHeight="251673600" behindDoc="0" locked="0" layoutInCell="1" allowOverlap="1" wp14:anchorId="25893643" wp14:editId="5F2AE04A">
+                <wp:simplePos x="0" y="0"/>
+                <wp:positionH relativeFrom="column">
+                  <wp:posOffset>2185496</wp:posOffset>
+                </wp:positionH>
+                <wp:positionV relativeFrom="paragraph">
+                  <wp:posOffset>1786172</wp:posOffset>
+                </wp:positionV>
+                <wp:extent cx="612950" cy="1404620"/>
+                <wp:effectExtent l="0" t="0" r="0" b="0"/>
+                <wp:wrapNone/>
+                <wp:docPr id="1709656724" name="Надпись 2"/>
+                <wp:cNvGraphicFramePr>
+                  <a:graphicFrameLocks xmlns:a="http://schemas.openxmlformats.org/drawingml/2006/main"/>
+                </wp:cNvGraphicFramePr>
+                <a:graphic xmlns:a="http://schemas.openxmlformats.org/drawingml/2006/main">
+                  <a:graphicData uri="http://schemas.microsoft.com/office/word/2010/wordprocessingShape">
+                    <wps:wsp>
+                      <wps:cNvSpPr txBox="1">
+                        <a:spLocks noChangeArrowheads="1"/>
+                      </wps:cNvSpPr>
+                      <wps:spPr bwMode="auto">
+                        <a:xfrm>
+                          <a:off x="0" y="0"/>
+                          <a:ext cx="612950" cy="1404620"/>
+                        </a:xfrm>
+                        <a:prstGeom prst="rect">
+                          <a:avLst/>
+                        </a:prstGeom>
+                        <a:noFill/>
+                        <a:ln w="9525">
+                          <a:noFill/>
+                          <a:miter lim="800000"/>
+                          <a:headEnd/>
+                          <a:tailEnd/>
+                        </a:ln>
+                      </wps:spPr>
+                      <wps:txbx>
+                        <w:txbxContent>
+                          <w:p>
+                            <w:pPr>
+                              <w:jc w:val="center"/>
+                              <w:rPr>
+                                <w:rFonts w:ascii="Times New Roman" w:hAnsi="Times New Roman" w:cs="Times New Roman"/>
+                                <w:sz w:val="18"/>
+                                <w:szCs w:val="18"/>
+                              </w:rPr>
+                            </w:pPr>
+                            <w:r>
+                              <w:rPr>
+                                <w:rFonts w:ascii="Times New Roman" w:hAnsi="Times New Roman" w:cs="Times New Roman"/>
+                                <w:sz w:val="18"/>
+                                <w:szCs w:val="18"/>
+                              </w:rPr>
+                              <w:t>2 325</w:t>
+                            </w:r>
+                            <w:r>
+                              <w:rPr>
+                                <w:rFonts w:ascii="Times New Roman" w:hAnsi="Times New Roman" w:cs="Times New Roman"/>
+                                <w:sz w:val="18"/>
+                                <w:szCs w:val="18"/>
+                              </w:rPr>
+                              <w:t>,</w:t>
+                            </w:r>
+                            <w:r>
+                              <w:rPr>
+                                <w:rFonts w:ascii="Times New Roman" w:hAnsi="Times New Roman" w:cs="Times New Roman"/>
+                                <w:sz w:val="18"/>
+                                <w:szCs w:val="18"/>
+                              </w:rPr>
+                              <w:t>60</w:t>
+                            </w:r>
+                          </w:p>
+                        </w:txbxContent>
+                      </wps:txbx>
+                      <wps:bodyPr rot="0" vert="horz" wrap="square" lIns="91440" tIns="45720" rIns="91440" bIns="45720" anchor="t" anchorCtr="0">
+                        <a:spAutoFit/>
+                      </wps:bodyPr>
+                    </wps:wsp>
+                  </a:graphicData>
+                </a:graphic>
+                <wp14:sizeRelH relativeFrom="margin">
+                  <wp14:pctWidth>0</wp14:pctWidth>
+                </wp14:sizeRelH>
+                <wp14:sizeRelV relativeFrom="margin">
+                  <wp14:pctHeight>20000</wp14:pctHeight>
+                </wp14:sizeRelV>
+              </wp:anchor>
+            </w:drawing>
+          </mc:Choice>
+          <mc:Fallback>
+            <w:pict>
+              <v:shape w14:anchorId="25893643" id="_x0000_s1035" type="#_x0000_t202" style="position:absolute;left:0;text-align:left;margin-left:172.1pt;margin-top:140.65pt;width:48.25pt;height:110.6pt;z-index:251673600;visibility:visible;mso-wrap-style:square;mso-width-percent:0;mso-height-percent:200;mso-wrap-distance-left:9pt;mso-wrap-distance-top:3.6pt;mso-wrap-distance-right:9pt;mso-wrap-distance-bottom:3.6pt;mso-position-horizontal:absolute;mso-position-horizontal-relative:text;mso-position-vertical:absolute;mso-position-vertical-relative:text;mso-width-percent:0;mso-height-percent:200;mso-width-relative:margin;mso-height-relative:margin;v-text-anchor:top" o:gfxdata="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" filled="f" stroked="f">
+                <v:textbox style="mso-fit-shape-to-text:t">
+                  <w:txbxContent>
+                    <w:p>
+                      <w:pPr>
+                        <w:jc w:val="center"/>
+                        <w:rPr>
+                          <w:rFonts w:ascii="Times New Roman" w:hAnsi="Times New Roman" w:cs="Times New Roman"/>
+                          <w:sz w:val="18"/>
+                          <w:szCs w:val="18"/>
+                        </w:rPr>
+                      </w:pPr>
+                      <w:r>
+                        <w:rPr>
+                          <w:rFonts w:ascii="Times New Roman" w:hAnsi="Times New Roman" w:cs="Times New Roman"/>
+                          <w:sz w:val="18"/>
+                          <w:szCs w:val="18"/>
+                        </w:rPr>
+                        <w:t>2 325</w:t>
+                      </w:r>
+                      <w:r>
+                        <w:rPr>
+                          <w:rFonts w:ascii="Times New Roman" w:hAnsi="Times New Roman" w:cs="Times New Roman"/>
+                          <w:sz w:val="18"/>
+                          <w:szCs w:val="18"/>
+                        </w:rPr>
+                        <w:t>,</w:t>
+                      </w:r>
+                      <w:r>
+                        <w:rPr>
+                          <w:rFonts w:ascii="Times New Roman" w:hAnsi="Times New Roman" w:cs="Times New Roman"/>
+                          <w:sz w:val="18"/>
+                          <w:szCs w:val="18"/>
+                        </w:rPr>
+                        <w:t>60</w:t>
+                      </w:r>
+                    </w:p>
+                  </w:txbxContent>
+                </v:textbox>
+              </v:shape>
+            </w:pict>
+          </mc:Fallback>
+        </mc:AlternateContent>
+      </w:r>
+      <w:r>
+        <w:rPr>
+          <w:rFonts w:ascii="Times New Roman" w:hAnsi="Times New Roman" w:cs="Times New Roman"/>
+          <w:bCs/>
+          <w:noProof/>
+          <w:sz w:val="28"/>
+          <w:lang w:eastAsia="ru-RU"/>
+        </w:rPr>
+        <mc:AlternateContent>
+          <mc:Choice Requires="wps">
+            <w:drawing>
+              <wp:anchor distT="45720" distB="45720" distL="114300" distR="114300" simplePos="0" relativeHeight="251671552" behindDoc="0" locked="0" layoutInCell="1" allowOverlap="1" wp14:anchorId="0E474924" wp14:editId="1800DE2E">
+                <wp:simplePos x="0" y="0"/>
+                <wp:positionH relativeFrom="column">
+                  <wp:posOffset>1426266</wp:posOffset>
+                </wp:positionH>
+                <wp:positionV relativeFrom="paragraph">
+                  <wp:posOffset>1549177</wp:posOffset>
+                </wp:positionV>
+                <wp:extent cx="612950" cy="1404620"/>
+                <wp:effectExtent l="0" t="0" r="0" b="0"/>
+                <wp:wrapNone/>
+                <wp:docPr id="1258585954" name="Надпись 2"/>
+                <wp:cNvGraphicFramePr>
+                  <a:graphicFrameLocks xmlns:a="http://schemas.openxmlformats.org/drawingml/2006/main"/>
+                </wp:cNvGraphicFramePr>
+                <a:graphic xmlns:a="http://schemas.openxmlformats.org/drawingml/2006/main">
+                  <a:graphicData uri="http://schemas.microsoft.com/office/word/2010/wordprocessingShape">
+                    <wps:wsp>
+                      <wps:cNvSpPr txBox="1">
+                        <a:spLocks noChangeArrowheads="1"/>
+                      </wps:cNvSpPr>
+                      <wps:spPr bwMode="auto">
+                        <a:xfrm>
+                          <a:off x="0" y="0"/>
+                          <a:ext cx="612950" cy="1404620"/>
+                        </a:xfrm>
+                        <a:prstGeom prst="rect">
+                          <a:avLst/>
+                        </a:prstGeom>
+                        <a:noFill/>
+                        <a:ln w="9525">
+                          <a:noFill/>
+                          <a:miter lim="800000"/>
+                          <a:headEnd/>
+                          <a:tailEnd/>
+                        </a:ln>
+                      </wps:spPr>
+                      <wps:txbx>
+                        <w:txbxContent>
+                          <w:p>
+                            <w:pPr>
+                              <w:jc w:val="center"/>
+                              <w:rPr>
+                                <w:rFonts w:ascii="Times New Roman" w:hAnsi="Times New Roman" w:cs="Times New Roman"/>
+                                <w:sz w:val="18"/>
+                                <w:szCs w:val="18"/>
+                              </w:rPr>
+                            </w:pPr>
+                            <w:r>
+                              <w:rPr>
+                                <w:rFonts w:ascii="Times New Roman" w:hAnsi="Times New Roman" w:cs="Times New Roman"/>
+                                <w:sz w:val="18"/>
+                                <w:szCs w:val="18"/>
+                              </w:rPr>
+                              <w:t>2 893</w:t>
+                            </w:r>
+                            <w:r>
+                              <w:rPr>
+                                <w:rFonts w:ascii="Times New Roman" w:hAnsi="Times New Roman" w:cs="Times New Roman"/>
+                                <w:sz w:val="18"/>
+                                <w:szCs w:val="18"/>
+                              </w:rPr>
+                              <w:t>,</w:t>
+                            </w:r>
+                            <w:r>
+                              <w:rPr>
+                                <w:rFonts w:ascii="Times New Roman" w:hAnsi="Times New Roman" w:cs="Times New Roman"/>
+                                <w:sz w:val="18"/>
+                                <w:szCs w:val="18"/>
+                              </w:rPr>
+                              <w:t>83</w:t>
+                            </w:r>
+                          </w:p>
+                        </w:txbxContent>
+                      </wps:txbx>
+                      <wps:bodyPr rot="0" vert="horz" wrap="square" lIns="91440" tIns="45720" rIns="91440" bIns="45720" anchor="t" anchorCtr="0">
+                        <a:spAutoFit/>
+                      </wps:bodyPr>
+                    </wps:wsp>
+                  </a:graphicData>
+                </a:graphic>
+                <wp14:sizeRelH relativeFrom="margin">
+                  <wp14:pctWidth>0</wp14:pctWidth>
+                </wp14:sizeRelH>
+                <wp14:sizeRelV relativeFrom="margin">
+                  <wp14:pctHeight>20000</wp14:pctHeight>
+                </wp14:sizeRelV>
+              </wp:anchor>
+            </w:drawing>
+          </mc:Choice>
+          <mc:Fallback>
+            <w:pict>
+              <v:shape w14:anchorId="0E474924" id="_x0000_s1036" type="#_x0000_t202" style="position:absolute;left:0;text-align:left;margin-left:112.3pt;margin-top:122pt;width:48.25pt;height:110.6pt;z-index:251671552;visibility:visible;mso-wrap-style:square;mso-width-percent:0;mso-height-percent:200;mso-wrap-distance-left:9pt;mso-wrap-distance-top:3.6pt;mso-wrap-distance-right:9pt;mso-wrap-distance-bottom:3.6pt;mso-position-horizontal:absolute;mso-position-horizontal-relative:text;mso-position-vertical:absolute;mso-position-vertical-relative:text;mso-width-percent:0;mso-height-percent:200;mso-width-relative:margin;mso-height-relative:margin;v-text-anchor:top" o:gfxdata="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" filled="f" stroked="f">
+                <v:textbox style="mso-fit-shape-to-text:t">
+                  <w:txbxContent>
+                    <w:p>
+                      <w:pPr>
+                        <w:jc w:val="center"/>
+                        <w:rPr>
+                          <w:rFonts w:ascii="Times New Roman" w:hAnsi="Times New Roman" w:cs="Times New Roman"/>
+                          <w:sz w:val="18"/>
+                          <w:szCs w:val="18"/>
+                        </w:rPr>
+                      </w:pPr>
+                      <w:r>
+                        <w:rPr>
+                          <w:rFonts w:ascii="Times New Roman" w:hAnsi="Times New Roman" w:cs="Times New Roman"/>
+                          <w:sz w:val="18"/>
+                          <w:szCs w:val="18"/>
+                        </w:rPr>
+                        <w:t>2 893</w:t>
+                      </w:r>
+                      <w:r>
+                        <w:rPr>
+                          <w:rFonts w:ascii="Times New Roman" w:hAnsi="Times New Roman" w:cs="Times New Roman"/>
+                          <w:sz w:val="18"/>
+                          <w:szCs w:val="18"/>
+                        </w:rPr>
+                        <w:t>,</w:t>
+                      </w:r>
+                      <w:r>
+                        <w:rPr>
+                          <w:rFonts w:ascii="Times New Roman" w:hAnsi="Times New Roman" w:cs="Times New Roman"/>
+                          <w:sz w:val="18"/>
+                          <w:szCs w:val="18"/>
+                        </w:rPr>
+                        <w:t>83</w:t>
+                      </w:r>
+                    </w:p>
+                  </w:txbxContent>
+                </v:textbox>
+              </v:shape>
+            </w:pict>
+          </mc:Fallback>
+        </mc:AlternateContent>
+      </w:r>
+      <w:r>
+        <w:rPr>
+          <w:rFonts w:ascii="Times New Roman" w:hAnsi="Times New Roman" w:cs="Times New Roman"/>
+          <w:bCs/>
+          <w:noProof/>
+          <w:sz w:val="28"/>
+          <w:lang w:eastAsia="ru-RU"/>
+        </w:rPr>
+        <mc:AlternateContent>
+          <mc:Choice Requires="wps">
+            <w:drawing>
+              <wp:anchor distT="45720" distB="45720" distL="114300" distR="114300" simplePos="0" relativeHeight="251669504" behindDoc="0" locked="0" layoutInCell="1" allowOverlap="1" wp14:anchorId="6A75E32A" wp14:editId="65AA0694">
+                <wp:simplePos x="0" y="0"/>
+                <wp:positionH relativeFrom="column">
+                  <wp:posOffset>662752</wp:posOffset>
+                </wp:positionH>
+                <wp:positionV relativeFrom="paragraph">
+                  <wp:posOffset>1293907</wp:posOffset>
+                </wp:positionV>
+                <wp:extent cx="612950" cy="1404620"/>
+                <wp:effectExtent l="0" t="0" r="0" b="0"/>
+                <wp:wrapNone/>
+                <wp:docPr id="1164359666" name="Надпись 2"/>
+                <wp:cNvGraphicFramePr>
+                  <a:graphicFrameLocks xmlns:a="http://schemas.openxmlformats.org/drawingml/2006/main"/>
+                </wp:cNvGraphicFramePr>
+                <a:graphic xmlns:a="http://schemas.openxmlformats.org/drawingml/2006/main">
+                  <a:graphicData uri="http://schemas.microsoft.com/office/word/2010/wordprocessingShape">
+                    <wps:wsp>
+                      <wps:cNvSpPr txBox="1">
+                        <a:spLocks noChangeArrowheads="1"/>
+                      </wps:cNvSpPr>
+                      <wps:spPr bwMode="auto">
+                        <a:xfrm>
+                          <a:off x="0" y="0"/>
+                          <a:ext cx="612950" cy="1404620"/>
+                        </a:xfrm>
+                        <a:prstGeom prst="rect">
+                          <a:avLst/>
+                        </a:prstGeom>
+                        <a:noFill/>
+                        <a:ln w="9525">
+                          <a:noFill/>
+                          <a:miter lim="800000"/>
+                          <a:headEnd/>
+                          <a:tailEnd/>
+                        </a:ln>
+                      </wps:spPr>
+                      <wps:txbx>
+                        <w:txbxContent>
+                          <w:p>
+                            <w:pPr>
+                              <w:jc w:val="center"/>
+                              <w:rPr>
+                                <w:rFonts w:ascii="Times New Roman" w:hAnsi="Times New Roman" w:cs="Times New Roman"/>
+                                <w:sz w:val="18"/>
+                                <w:szCs w:val="18"/>
+                              </w:rPr>
+                            </w:pPr>
+                            <w:r>
+                              <w:rPr>
+                                <w:rFonts w:ascii="Times New Roman" w:hAnsi="Times New Roman" w:cs="Times New Roman"/>
+                                <w:sz w:val="18"/>
+                                <w:szCs w:val="18"/>
+                              </w:rPr>
+                              <w:t>3 528,45</w:t>
+                            </w:r>
+                          </w:p>
+                        </w:txbxContent>
+                      </wps:txbx>
+                      <wps:bodyPr rot="0" vert="horz" wrap="square" lIns="91440" tIns="45720" rIns="91440" bIns="45720" anchor="t" anchorCtr="0">
+                        <a:spAutoFit/>
+                      </wps:bodyPr>
+                    </wps:wsp>
+                  </a:graphicData>
+                </a:graphic>
+                <wp14:sizeRelH relativeFrom="margin">
+                  <wp14:pctWidth>0</wp14:pctWidth>
+                </wp14:sizeRelH>
+                <wp14:sizeRelV relativeFrom="margin">
+                  <wp14:pctHeight>20000</wp14:pctHeight>
+                </wp14:sizeRelV>
+              </wp:anchor>
+            </w:drawing>
+          </mc:Choice>
+          <mc:Fallback>
+            <w:pict>
+              <v:shape w14:anchorId="6A75E32A" id="_x0000_s1037" type="#_x0000_t202" style="position:absolute;left:0;text-align:left;margin-left:52.2pt;margin-top:101.9pt;width:48.25pt;height:110.6pt;z-index:251669504;visibility:visible;mso-wrap-style:square;mso-width-percent:0;mso-height-percent:200;mso-wrap-distance-left:9pt;mso-wrap-distance-top:3.6pt;mso-wrap-distance-right:9pt;mso-wrap-distance-bottom:3.6pt;mso-position-horizontal:absolute;mso-position-horizontal-relative:text;mso-position-vertical:absolute;mso-position-vertical-relative:text;mso-width-percent:0;mso-height-percent:200;mso-width-relative:margin;mso-height-relative:margin;v-text-anchor:top" o:gfxdata="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" filled="f" stroked="f">
+                <v:textbox style="mso-fit-shape-to-text:t">
+                  <w:txbxContent>
+                    <w:p>
+                      <w:pPr>
+                        <w:jc w:val="center"/>
+                        <w:rPr>
+                          <w:rFonts w:ascii="Times New Roman" w:hAnsi="Times New Roman" w:cs="Times New Roman"/>
+                          <w:sz w:val="18"/>
+                          <w:szCs w:val="18"/>
+                        </w:rPr>
+                      </w:pPr>
+                      <w:r>
+                        <w:rPr>
+                          <w:rFonts w:ascii="Times New Roman" w:hAnsi="Times New Roman" w:cs="Times New Roman"/>
+                          <w:sz w:val="18"/>
+                          <w:szCs w:val="18"/>
+                        </w:rPr>
+                        <w:t>3 528,45</w:t>
+                      </w:r>
+                    </w:p>
+                  </w:txbxContent>
+                </v:textbox>
+              </v:shape>
+            </w:pict>
+          </mc:Fallback>
+        </mc:AlternateContent>
+      </w:r>
+      <w:r>
+        <w:rPr>
+          <w:noProof/>
+          <w:lang w:eastAsia="ru-RU"/>
+        </w:rPr>
+        <w:drawing>
+          <wp:inline distT="0" distB="0" distL="0" distR="0" wp14:anchorId="5001EEA5" wp14:editId="72B7AECD">
+            <wp:extent cx="6057900" cy="3838575"/>
+            <wp:effectExtent l="0" t="0" r="0" b="9525"/>
+            <wp:docPr id="473214207" name="Диаграмма 1">
+              <a:extLst xmlns:a="http://schemas.openxmlformats.org/drawingml/2006/main">
+                <a:ext uri="{FF2B5EF4-FFF2-40B4-BE49-F238E27FC236}">
+                  <a16:creationId xmlns:a16="http://schemas.microsoft.com/office/drawing/2014/main" id="{A78436FD-A544-2A24-503B-1BEBD6EF4626}"/>
+                </a:ext>
+              </a:extLst>
+            </wp:docPr>
+            <wp:cNvGraphicFramePr/>
+            <a:graphic xmlns:a="http://schemas.openxmlformats.org/drawingml/2006/main">
+              <a:graphicData uri="http://schemas.openxmlformats.org/drawingml/2006/chart">
+                <c:chart xmlns:c="http://schemas.openxmlformats.org/drawingml/2006/chart" xmlns:r="http://schemas.openxmlformats.org/officeDocument/2006/relationships" r:id="rId28"/>
+              </a:graphicData>
+            </a:graphic>
+          </wp:inline>
+        </w:drawing>
+      </w:r>
+    </w:p>
+    <w:p>
+      <w:pPr>
+        <w:spacing w:line="360" w:lineRule="auto"/>
+        <w:ind w:firstLine="708"/>
+        <w:jc w:val="both"/>
+        <w:rPr>
+          <w:rFonts w:ascii="Times New Roman" w:hAnsi="Times New Roman" w:cs="Times New Roman"/>
+          <w:bCs/>
+          <w:sz w:val="28"/>
+        </w:rPr>
+      </w:pPr>
+      <w:r>
+        <w:rPr>
+          <w:rFonts w:ascii="Times New Roman" w:hAnsi="Times New Roman" w:cs="Times New Roman"/>
+          <w:bCs/>
+          <w:sz w:val="28"/>
+        </w:rPr>
+        <w:t>На графике прослеживаются несколько тенденций. Первая – сокращение объёма конкурсных процедур.</w:t>
+      </w:r>
+      <w:r>
+        <w:rPr>
+          <w:rFonts w:ascii="Times New Roman" w:hAnsi="Times New Roman" w:cs="Times New Roman"/>
+          <w:bCs/>
+          <w:sz w:val="28"/>
+        </w:rPr>
+        <w:t xml:space="preserve"> Это объясняется их сложностью (разработка критериев оценки и оценка по ним) и необходимостью общего ускорения проведения процедур.</w:t>
+      </w:r>
+      <w:r>
+        <w:rPr>
+          <w:rFonts w:ascii="Times New Roman" w:hAnsi="Times New Roman" w:cs="Times New Roman"/>
+          <w:bCs/>
+          <w:sz w:val="28"/>
+        </w:rPr>
+        <w:t xml:space="preserve"> Вторая – увеличение доли затрат на контракты с единственным поставщиком. Это связано с большими контрактами на создание, развитие и эксплуатацию информационных систем, развитием научной сферы. В 2023 году закупалось </w:t>
+      </w:r>
+      <w:r>
+        <w:rPr>
+          <w:rFonts w:ascii="Times New Roman" w:hAnsi="Times New Roman" w:cs="Times New Roman"/>
+          <w:bCs/>
+          <w:sz w:val="28"/>
+        </w:rPr>
+        <w:t>учебно-лабораторно</w:t>
+      </w:r>
+      <w:r>
+        <w:rPr>
+          <w:rFonts w:ascii="Times New Roman" w:hAnsi="Times New Roman" w:cs="Times New Roman"/>
+          <w:bCs/>
+          <w:sz w:val="28"/>
+        </w:rPr>
+        <w:t>е</w:t>
+      </w:r>
+      <w:r>
+        <w:rPr>
+          <w:rFonts w:ascii="Times New Roman" w:hAnsi="Times New Roman" w:cs="Times New Roman"/>
+          <w:bCs/>
+          <w:sz w:val="28"/>
+        </w:rPr>
+        <w:t xml:space="preserve"> оборудовани</w:t>
+      </w:r>
+      <w:r>
+        <w:rPr>
+          <w:rFonts w:ascii="Times New Roman" w:hAnsi="Times New Roman" w:cs="Times New Roman"/>
+          <w:bCs/>
+          <w:sz w:val="28"/>
+        </w:rPr>
+        <w:t>е</w:t>
+      </w:r>
+      <w:r>
+        <w:rPr>
+          <w:rFonts w:ascii="Times New Roman" w:hAnsi="Times New Roman" w:cs="Times New Roman"/>
+          <w:bCs/>
+          <w:sz w:val="28"/>
+        </w:rPr>
+        <w:t xml:space="preserve"> для оснащения образовательных организаций высшего образования, расположенных</w:t>
+      </w:r>
+      <w:r>
+        <w:rPr>
+          <w:rFonts w:ascii="Times New Roman" w:hAnsi="Times New Roman" w:cs="Times New Roman"/>
+          <w:bCs/>
+          <w:sz w:val="28"/>
+        </w:rPr>
+        <w:t xml:space="preserve"> на территории «новых регионов» на сумму более миллиарда рублей. В 2024 году</w:t>
+      </w:r>
+      <w:r>
+        <w:rPr>
+          <w:rFonts w:ascii="Times New Roman" w:hAnsi="Times New Roman" w:cs="Times New Roman"/>
+          <w:bCs/>
+          <w:sz w:val="28"/>
+        </w:rPr>
+        <w:t xml:space="preserve"> более 4 миллиардов рублей было выделено на</w:t>
+      </w:r>
+      <w:r>
+        <w:rPr>
+          <w:rFonts w:ascii="Times New Roman" w:hAnsi="Times New Roman" w:cs="Times New Roman"/>
+          <w:bCs/>
+          <w:sz w:val="28"/>
+        </w:rPr>
+        <w:t xml:space="preserve"> </w:t>
+      </w:r>
+      <w:r>
+        <w:rPr>
+          <w:rFonts w:ascii="Times New Roman" w:hAnsi="Times New Roman" w:cs="Times New Roman"/>
+          <w:bCs/>
+          <w:sz w:val="28"/>
+        </w:rPr>
+        <w:t>создани</w:t>
+      </w:r>
+      <w:r>
+        <w:rPr>
+          <w:rFonts w:ascii="Times New Roman" w:hAnsi="Times New Roman" w:cs="Times New Roman"/>
+          <w:bCs/>
+          <w:sz w:val="28"/>
+        </w:rPr>
+        <w:t>е</w:t>
+      </w:r>
+      <w:r>
+        <w:rPr>
+          <w:rFonts w:ascii="Times New Roman" w:hAnsi="Times New Roman" w:cs="Times New Roman"/>
+          <w:bCs/>
+          <w:sz w:val="28"/>
+        </w:rPr>
+        <w:t xml:space="preserve"> </w:t>
+      </w:r>
+      <w:r>
+        <w:rPr>
+          <w:rFonts w:ascii="Times New Roman" w:hAnsi="Times New Roman" w:cs="Times New Roman"/>
+          <w:bCs/>
+          <w:sz w:val="28"/>
+        </w:rPr>
+        <w:t>ГИС</w:t>
+      </w:r>
+      <w:r>
+        <w:rPr>
+          <w:rFonts w:ascii="Times New Roman" w:hAnsi="Times New Roman" w:cs="Times New Roman"/>
+          <w:bCs/>
+          <w:sz w:val="28"/>
+        </w:rPr>
+        <w:t xml:space="preserve"> в области генетической информации «Национальная база генетической информации»</w:t>
+      </w:r>
+      <w:r>
+        <w:rPr>
+          <w:rFonts w:ascii="Times New Roman" w:hAnsi="Times New Roman" w:cs="Times New Roman"/>
+          <w:bCs/>
+          <w:sz w:val="28"/>
+        </w:rPr>
+        <w:t xml:space="preserve">. Без </w:t>
+      </w:r>
+      <w:r>
+        <w:rPr>
+          <w:rFonts w:ascii="Times New Roman" w:hAnsi="Times New Roman" w:cs="Times New Roman"/>
+          <w:bCs/>
+          <w:sz w:val="28"/>
+        </w:rPr>
+        <w:lastRenderedPageBreak/>
+        <w:t>этих закупок объём закупок не сильно отличается от других промежутков.</w:t>
+      </w:r>
+      <w:r>
+        <w:rPr>
+          <w:rFonts w:ascii="Times New Roman" w:hAnsi="Times New Roman" w:cs="Times New Roman"/>
+          <w:bCs/>
+          <w:sz w:val="28"/>
+        </w:rPr>
+        <w:t xml:space="preserve"> Третья – стабильная доля объёма аукционов в общем объёме закупок.</w:t>
+      </w:r>
+      <w:r>
+        <w:rPr>
+          <w:rFonts w:ascii="Times New Roman" w:hAnsi="Times New Roman" w:cs="Times New Roman"/>
+          <w:bCs/>
+          <w:sz w:val="28"/>
+        </w:rPr>
+        <w:t xml:space="preserve"> Итого в среднем на закупки Минобрнауки России ежегодно тратит более 3,5 миллиардов рублей (в случае удаления из расчёта аномальных закупок, указанных выше, средняя выходит 2,7 миллиардов рублей).</w:t>
+      </w:r>
+    </w:p>
+    <w:p>
+      <w:pPr>
+        <w:spacing w:line="360" w:lineRule="auto"/>
+        <w:jc w:val="both"/>
+        <w:rPr>
+          <w:rFonts w:ascii="Times New Roman" w:hAnsi="Times New Roman" w:cs="Times New Roman"/>
+          <w:bCs/>
+          <w:sz w:val="28"/>
+        </w:rPr>
+      </w:pPr>
+      <w:r>
+        <w:rPr>
+          <w:rFonts w:ascii="Times New Roman" w:hAnsi="Times New Roman" w:cs="Times New Roman"/>
+          <w:bCs/>
+          <w:sz w:val="28"/>
+        </w:rPr>
+        <w:tab/>
+        <w:t xml:space="preserve">Суммарно за 7 лет было заключено около 1300 контрактов общей суммой приблизительно 25,2 миллиарда рублей. Это позволяет судить о том, что </w:t>
+      </w:r>
+      <w:r>
+        <w:rPr>
+          <w:rFonts w:ascii="Times New Roman" w:hAnsi="Times New Roman" w:cs="Times New Roman"/>
+          <w:bCs/>
+          <w:sz w:val="28"/>
+        </w:rPr>
+        <w:t>закупки до сих пор остаются для министерства актуальным направлением, требующем проработки</w:t>
+      </w:r>
+      <w:r>
+        <w:rPr>
+          <w:rFonts w:ascii="Times New Roman" w:hAnsi="Times New Roman" w:cs="Times New Roman"/>
+          <w:bCs/>
+          <w:sz w:val="28"/>
+        </w:rPr>
+        <w:t>. Поэтому использование РОП в управлении закупками представляется потенциально выгодным направлением развития имеющейся системы.</w:t>
+      </w:r>
+    </w:p>
+    <w:p>
+      <w:pPr>
+        <w:spacing w:line="360" w:lineRule="auto"/>
+        <w:ind w:firstLine="708"/>
+        <w:jc w:val="both"/>
+        <w:rPr>
+          <w:rFonts w:ascii="Times New Roman" w:hAnsi="Times New Roman" w:cs="Times New Roman"/>
           <w:b/>
           <w:bCs/>
           <w:sz w:val="28"/>
@@ -23979,14 +26388,6 @@
           <w:bCs/>
           <w:sz w:val="28"/>
         </w:rPr>
-        <w:tab/>
-      </w:r>
-      <w:r>
-        <w:rPr>
-          <w:rFonts w:ascii="Times New Roman" w:hAnsi="Times New Roman" w:cs="Times New Roman"/>
-          <w:bCs/>
-          <w:sz w:val="28"/>
-        </w:rPr>
         <w:t>Применение РОП Минобрнауки России</w:t>
       </w:r>
       <w:r>
@@ -24012,7 +26413,7 @@
           <w:bCs/>
           <w:sz w:val="28"/>
         </w:rPr>
-        <w:footnoteReference w:id="33"/>
+        <w:footnoteReference w:id="35"/>
       </w:r>
       <w:r>
         <w:rPr>
@@ -24161,7 +26562,16 @@
           <w:sz w:val="28"/>
           <w:szCs w:val="28"/>
         </w:rPr>
-        <w:t>Поскольку оценка рисков в закупочной деятельности Минобрнауки недостаточно полная, предлагается разработать методику по оценке рисков. Методика будет состоять из расчёта общего уровня риска для каждого из этапов (предпроцедурный, процедурный, постпроцедурный)</w:t>
+        <w:t xml:space="preserve">Поскольку оценка рисков в закупочной деятельности Минобрнауки недостаточно полная, предлагается разработать методику по оценке рисков. Методика будет состоять из расчёта общего уровня риска для каждого из этапов </w:t>
+      </w:r>
+      <w:r>
+        <w:rPr>
+          <w:rFonts w:ascii="Times New Roman" w:hAnsi="Times New Roman" w:cs="Times New Roman"/>
+          <w:sz w:val="28"/>
+          <w:szCs w:val="28"/>
+        </w:rPr>
+        <w:lastRenderedPageBreak/>
+        <w:t>(предпроцедурный, процедурный, постпроцедурный)</w:t>
       </w:r>
       <w:r>
         <w:rPr>
@@ -24170,6 +26580,14 @@
           <w:szCs w:val="28"/>
         </w:rPr>
         <w:t xml:space="preserve"> и совокупного риска для закупки.</w:t>
+      </w:r>
+      <w:r>
+        <w:rPr>
+          <w:rFonts w:ascii="Times New Roman" w:hAnsi="Times New Roman" w:cs="Times New Roman"/>
+          <w:sz w:val="28"/>
+          <w:szCs w:val="28"/>
+        </w:rPr>
+        <w:t xml:space="preserve"> На основании получившегося уровня риска будут даны рекомендации по минимизации совокупного риска, а также наибольшего риска по одному из этапов.</w:t>
       </w:r>
     </w:p>
     <w:p>
@@ -24990,7 +27408,6 @@
             <w:szCs w:val="28"/>
             <w:lang w:val="en-US"/>
           </w:rPr>
-          <w:lastRenderedPageBreak/>
           <m:t>P</m:t>
         </m:r>
       </m:oMath>
@@ -25221,316 +27638,6 @@
           <w:szCs w:val="28"/>
         </w:rPr>
         <w:t>. Индикаторы риска принимают значение 1 (присутствует) либо 0 (отсутствует).</w:t>
-      </w:r>
-    </w:p>
-    <w:p>
-      <w:pPr>
-        <w:spacing w:line="360" w:lineRule="auto"/>
-        <w:ind w:firstLine="709"/>
-        <w:jc w:val="both"/>
-        <w:rPr>
-          <w:rFonts w:ascii="Times New Roman" w:eastAsiaTheme="minorEastAsia" w:hAnsi="Times New Roman" w:cs="Times New Roman"/>
-          <w:iCs/>
-          <w:sz w:val="28"/>
-          <w:szCs w:val="28"/>
-        </w:rPr>
-      </w:pPr>
-      <w:r>
-        <w:rPr>
-          <w:rFonts w:ascii="Times New Roman" w:eastAsiaTheme="minorEastAsia" w:hAnsi="Times New Roman" w:cs="Times New Roman"/>
-          <w:iCs/>
-          <w:sz w:val="28"/>
-          <w:szCs w:val="28"/>
-        </w:rPr>
-        <w:t>Коэффициент коррупционной уязвимости оценивается по формуле:</w:t>
-      </w:r>
-    </w:p>
-    <w:p>
-      <w:pPr>
-        <w:spacing w:line="360" w:lineRule="auto"/>
-        <w:ind w:firstLine="709"/>
-        <w:jc w:val="center"/>
-        <w:rPr>
-          <w:rFonts w:ascii="Times New Roman" w:eastAsiaTheme="minorEastAsia" w:hAnsi="Times New Roman" w:cs="Times New Roman"/>
-          <w:iCs/>
-          <w:sz w:val="28"/>
-          <w:szCs w:val="28"/>
-        </w:rPr>
-      </w:pPr>
-      <m:oMath>
-        <m:r>
-          <m:rPr>
-            <m:sty m:val="p"/>
-          </m:rPr>
-          <w:rPr>
-            <w:rFonts w:ascii="Cambria Math" w:hAnsi="Cambria Math" w:cs="Times New Roman"/>
-            <w:sz w:val="28"/>
-            <w:szCs w:val="28"/>
-          </w:rPr>
-          <m:t>K=</m:t>
-        </m:r>
-        <m:r>
-          <w:rPr>
-            <w:rFonts w:ascii="Cambria Math" w:hAnsi="Cambria Math" w:cs="Times New Roman"/>
-            <w:sz w:val="28"/>
-            <w:szCs w:val="28"/>
-          </w:rPr>
-          <m:t>1+</m:t>
-        </m:r>
-        <m:r>
-          <w:rPr>
-            <w:rFonts w:ascii="Cambria Math" w:hAnsi="Cambria Math" w:cs="Times New Roman"/>
-            <w:sz w:val="28"/>
-            <w:szCs w:val="28"/>
-            <w:lang w:val="en-US"/>
-          </w:rPr>
-          <m:t>α</m:t>
-        </m:r>
-      </m:oMath>
-      <w:r>
-        <w:rPr>
-          <w:rFonts w:ascii="Times New Roman" w:eastAsiaTheme="minorEastAsia" w:hAnsi="Times New Roman" w:cs="Times New Roman"/>
-          <w:iCs/>
-          <w:sz w:val="28"/>
-          <w:szCs w:val="28"/>
-        </w:rPr>
-        <w:t>,</w:t>
-      </w:r>
-      <w:r>
-        <w:rPr>
-          <w:rFonts w:ascii="Times New Roman" w:eastAsiaTheme="minorEastAsia" w:hAnsi="Times New Roman" w:cs="Times New Roman"/>
-          <w:iCs/>
-          <w:sz w:val="28"/>
-          <w:szCs w:val="28"/>
-        </w:rPr>
-        <w:t xml:space="preserve"> (3)</w:t>
-      </w:r>
-    </w:p>
-    <w:p>
-      <w:pPr>
-        <w:spacing w:line="360" w:lineRule="auto"/>
-        <w:ind w:firstLine="709"/>
-        <w:jc w:val="both"/>
-        <w:rPr>
-          <w:rFonts w:ascii="Times New Roman" w:eastAsiaTheme="minorEastAsia" w:hAnsi="Times New Roman" w:cs="Times New Roman"/>
-          <w:iCs/>
-          <w:sz w:val="28"/>
-          <w:szCs w:val="28"/>
-        </w:rPr>
-      </w:pPr>
-      <w:r>
-        <w:rPr>
-          <w:rFonts w:ascii="Times New Roman" w:eastAsiaTheme="minorEastAsia" w:hAnsi="Times New Roman" w:cs="Times New Roman"/>
-          <w:iCs/>
-          <w:sz w:val="28"/>
-          <w:szCs w:val="28"/>
-        </w:rPr>
-        <w:t xml:space="preserve">где </w:t>
-      </w:r>
-      <m:oMath>
-        <m:r>
-          <w:rPr>
-            <w:rFonts w:ascii="Cambria Math" w:hAnsi="Cambria Math" w:cs="Times New Roman"/>
-            <w:sz w:val="28"/>
-            <w:szCs w:val="28"/>
-            <w:lang w:val="en-US"/>
-          </w:rPr>
-          <m:t>α</m:t>
-        </m:r>
-      </m:oMath>
-      <w:r>
-        <w:rPr>
-          <w:rFonts w:ascii="Times New Roman" w:eastAsiaTheme="minorEastAsia" w:hAnsi="Times New Roman" w:cs="Times New Roman"/>
-          <w:iCs/>
-          <w:sz w:val="28"/>
-          <w:szCs w:val="28"/>
-        </w:rPr>
-        <w:t xml:space="preserve"> </w:t>
-      </w:r>
-      <w:r>
-        <w:rPr>
-          <w:rFonts w:ascii="Times New Roman" w:eastAsiaTheme="minorEastAsia" w:hAnsi="Times New Roman" w:cs="Times New Roman"/>
-          <w:iCs/>
-          <w:sz w:val="28"/>
-          <w:szCs w:val="28"/>
-        </w:rPr>
-        <w:t>–</w:t>
-      </w:r>
-      <w:r>
-        <w:rPr>
-          <w:rFonts w:ascii="Times New Roman" w:eastAsiaTheme="minorEastAsia" w:hAnsi="Times New Roman" w:cs="Times New Roman"/>
-          <w:iCs/>
-          <w:sz w:val="28"/>
-          <w:szCs w:val="28"/>
-        </w:rPr>
-        <w:t xml:space="preserve"> </w:t>
-      </w:r>
-      <w:r>
-        <w:rPr>
-          <w:rFonts w:ascii="Times New Roman" w:eastAsiaTheme="minorEastAsia" w:hAnsi="Times New Roman" w:cs="Times New Roman"/>
-          <w:iCs/>
-          <w:sz w:val="28"/>
-          <w:szCs w:val="28"/>
-        </w:rPr>
-        <w:t>показатель потенциальной коррупционности процедуры.</w:t>
-      </w:r>
-      <w:r>
-        <w:rPr>
-          <w:rFonts w:ascii="Times New Roman" w:eastAsiaTheme="minorEastAsia" w:hAnsi="Times New Roman" w:cs="Times New Roman"/>
-          <w:iCs/>
-          <w:sz w:val="28"/>
-          <w:szCs w:val="28"/>
-        </w:rPr>
-        <w:t xml:space="preserve"> </w:t>
-      </w:r>
-      <m:oMath>
-        <m:r>
-          <w:rPr>
-            <w:rFonts w:ascii="Cambria Math" w:hAnsi="Cambria Math" w:cs="Times New Roman"/>
-            <w:sz w:val="28"/>
-            <w:szCs w:val="28"/>
-            <w:lang w:val="en-US"/>
-          </w:rPr>
-          <m:t>α</m:t>
-        </m:r>
-      </m:oMath>
-      <w:r>
-        <w:rPr>
-          <w:rFonts w:ascii="Times New Roman" w:eastAsiaTheme="minorEastAsia" w:hAnsi="Times New Roman" w:cs="Times New Roman"/>
-          <w:iCs/>
-          <w:sz w:val="28"/>
-          <w:szCs w:val="28"/>
-        </w:rPr>
-        <w:t xml:space="preserve"> может равняться:</w:t>
-      </w:r>
-    </w:p>
-    <w:p>
-      <w:pPr>
-        <w:pStyle w:val="a3"/>
-        <w:numPr>
-          <w:ilvl w:val="0"/>
-          <w:numId w:val="33"/>
-        </w:numPr>
-        <w:tabs>
-          <w:tab w:val="left" w:pos="709"/>
-        </w:tabs>
-        <w:spacing w:line="360" w:lineRule="auto"/>
-        <w:ind w:left="0" w:firstLine="426"/>
-        <w:jc w:val="both"/>
-        <w:rPr>
-          <w:rFonts w:ascii="Times New Roman" w:eastAsiaTheme="minorEastAsia" w:hAnsi="Times New Roman" w:cs="Times New Roman"/>
-          <w:iCs/>
-          <w:sz w:val="28"/>
-          <w:szCs w:val="28"/>
-        </w:rPr>
-      </w:pPr>
-      <w:r>
-        <w:rPr>
-          <w:rFonts w:ascii="Times New Roman" w:eastAsiaTheme="minorEastAsia" w:hAnsi="Times New Roman" w:cs="Times New Roman"/>
-          <w:iCs/>
-          <w:sz w:val="28"/>
-          <w:szCs w:val="28"/>
-        </w:rPr>
-        <w:t xml:space="preserve">0,1 при малых закупках на едином агрегаторе торговли </w:t>
-      </w:r>
-      <w:commentRangeStart w:id="25"/>
-      <w:r>
-        <w:rPr>
-          <w:rFonts w:ascii="Times New Roman" w:eastAsiaTheme="minorEastAsia" w:hAnsi="Times New Roman" w:cs="Times New Roman"/>
-          <w:iCs/>
-          <w:sz w:val="28"/>
-          <w:szCs w:val="28"/>
-        </w:rPr>
-        <w:t>(далее – ЕАТ)</w:t>
-      </w:r>
-      <w:commentRangeEnd w:id="25"/>
-      <w:r>
-        <w:rPr>
-          <w:rStyle w:val="afb"/>
-          <w:rFonts w:ascii="Times New Roman" w:eastAsiaTheme="minorEastAsia" w:hAnsi="Times New Roman" w:cs="Times New Roman"/>
-          <w:iCs/>
-          <w:sz w:val="28"/>
-          <w:szCs w:val="28"/>
-        </w:rPr>
-        <w:commentReference w:id="25"/>
-      </w:r>
-      <w:r>
-        <w:rPr>
-          <w:rFonts w:ascii="Times New Roman" w:eastAsiaTheme="minorEastAsia" w:hAnsi="Times New Roman" w:cs="Times New Roman"/>
-          <w:iCs/>
-          <w:sz w:val="28"/>
-          <w:szCs w:val="28"/>
-        </w:rPr>
-        <w:t>, поскольку при их осуществлении отсутствует этап</w:t>
-      </w:r>
-      <w:r>
-        <w:rPr>
-          <w:rFonts w:ascii="Times New Roman" w:eastAsiaTheme="minorEastAsia" w:hAnsi="Times New Roman" w:cs="Times New Roman"/>
-          <w:iCs/>
-          <w:sz w:val="28"/>
-          <w:szCs w:val="28"/>
-        </w:rPr>
-        <w:t xml:space="preserve"> работы комиссии по осуществлению закупок, а в остальном они фактически соответствуют конкурентным закупкам;</w:t>
-      </w:r>
-    </w:p>
-    <w:p>
-      <w:pPr>
-        <w:pStyle w:val="a3"/>
-        <w:numPr>
-          <w:ilvl w:val="0"/>
-          <w:numId w:val="33"/>
-        </w:numPr>
-        <w:tabs>
-          <w:tab w:val="left" w:pos="709"/>
-        </w:tabs>
-        <w:spacing w:line="360" w:lineRule="auto"/>
-        <w:ind w:left="0" w:firstLine="426"/>
-        <w:jc w:val="both"/>
-        <w:rPr>
-          <w:rFonts w:ascii="Times New Roman" w:eastAsiaTheme="minorEastAsia" w:hAnsi="Times New Roman" w:cs="Times New Roman"/>
-          <w:iCs/>
-          <w:sz w:val="28"/>
-          <w:szCs w:val="28"/>
-        </w:rPr>
-      </w:pPr>
-      <w:r>
-        <w:rPr>
-          <w:rFonts w:ascii="Times New Roman" w:eastAsiaTheme="minorEastAsia" w:hAnsi="Times New Roman" w:cs="Times New Roman"/>
-          <w:iCs/>
-          <w:sz w:val="28"/>
-          <w:szCs w:val="28"/>
-        </w:rPr>
-        <w:t>0,2 при осуществлении всех видов конкурентных закупок;</w:t>
-      </w:r>
-    </w:p>
-    <w:p>
-      <w:pPr>
-        <w:pStyle w:val="a3"/>
-        <w:numPr>
-          <w:ilvl w:val="0"/>
-          <w:numId w:val="33"/>
-        </w:numPr>
-        <w:tabs>
-          <w:tab w:val="left" w:pos="709"/>
-        </w:tabs>
-        <w:spacing w:line="360" w:lineRule="auto"/>
-        <w:ind w:left="0" w:firstLine="426"/>
-        <w:jc w:val="both"/>
-        <w:rPr>
-          <w:rFonts w:ascii="Times New Roman" w:eastAsiaTheme="minorEastAsia" w:hAnsi="Times New Roman" w:cs="Times New Roman"/>
-          <w:iCs/>
-          <w:sz w:val="28"/>
-          <w:szCs w:val="28"/>
-        </w:rPr>
-      </w:pPr>
-      <w:r>
-        <w:rPr>
-          <w:rFonts w:ascii="Times New Roman" w:eastAsiaTheme="minorEastAsia" w:hAnsi="Times New Roman" w:cs="Times New Roman"/>
-          <w:iCs/>
-          <w:sz w:val="28"/>
-          <w:szCs w:val="28"/>
-        </w:rPr>
-        <w:t>0,3 при заключении контракта с единственным поставщиком.</w:t>
       </w:r>
     </w:p>
     <w:p>
@@ -26998,7 +29105,27 @@
                 <w:sz w:val="24"/>
                 <w:szCs w:val="24"/>
               </w:rPr>
-              <w:t>предусмотрено 2 этапа в пределах 2 лет</w:t>
+              <w:t>предусмотрено 2</w:t>
+            </w:r>
+            <w:r>
+              <w:rPr>
+                <w:rFonts w:ascii="Times New Roman" w:eastAsiaTheme="minorEastAsia" w:hAnsi="Times New Roman" w:cs="Times New Roman"/>
+                <w:bCs/>
+                <w:iCs/>
+                <w:sz w:val="24"/>
+                <w:szCs w:val="24"/>
+              </w:rPr>
+              <w:t xml:space="preserve"> и более</w:t>
+            </w:r>
+            <w:r>
+              <w:rPr>
+                <w:rFonts w:ascii="Times New Roman" w:eastAsiaTheme="minorEastAsia" w:hAnsi="Times New Roman" w:cs="Times New Roman"/>
+                <w:bCs/>
+                <w:iCs/>
+                <w:sz w:val="24"/>
+                <w:szCs w:val="24"/>
+              </w:rPr>
+              <w:t xml:space="preserve"> этапа в пределах 2 лет</w:t>
             </w:r>
           </w:p>
           <w:p>
@@ -27031,7 +29158,27 @@
                 <w:sz w:val="24"/>
                 <w:szCs w:val="24"/>
               </w:rPr>
-              <w:t>предусмотрено 2 этапа в пределах 3 лет</w:t>
+              <w:t>предусмотрено 2</w:t>
+            </w:r>
+            <w:r>
+              <w:rPr>
+                <w:rFonts w:ascii="Times New Roman" w:eastAsiaTheme="minorEastAsia" w:hAnsi="Times New Roman" w:cs="Times New Roman"/>
+                <w:bCs/>
+                <w:iCs/>
+                <w:sz w:val="24"/>
+                <w:szCs w:val="24"/>
+              </w:rPr>
+              <w:t xml:space="preserve"> и более</w:t>
+            </w:r>
+            <w:r>
+              <w:rPr>
+                <w:rFonts w:ascii="Times New Roman" w:eastAsiaTheme="minorEastAsia" w:hAnsi="Times New Roman" w:cs="Times New Roman"/>
+                <w:bCs/>
+                <w:iCs/>
+                <w:sz w:val="24"/>
+                <w:szCs w:val="24"/>
+              </w:rPr>
+              <w:t xml:space="preserve"> этапа в пределах 3 лет</w:t>
             </w:r>
           </w:p>
         </w:tc>
@@ -27680,6 +29827,7 @@
                 <w:sz w:val="24"/>
                 <w:szCs w:val="24"/>
               </w:rPr>
+              <w:lastRenderedPageBreak/>
               <w:t xml:space="preserve">3 – цена </w:t>
             </w:r>
             <w:r>
@@ -27826,7 +29974,6 @@
                 <w:sz w:val="24"/>
                 <w:szCs w:val="24"/>
               </w:rPr>
-              <w:lastRenderedPageBreak/>
               <w:t>5 – только неценовые критерии</w:t>
             </w:r>
           </w:p>
@@ -28094,7 +30241,27 @@
                 <w:sz w:val="24"/>
                 <w:szCs w:val="24"/>
               </w:rPr>
-              <w:t>Опыт работы комиссии</w:t>
+              <w:t>Опыт работы</w:t>
+            </w:r>
+            <w:r>
+              <w:rPr>
+                <w:rFonts w:ascii="Times New Roman" w:eastAsiaTheme="minorEastAsia" w:hAnsi="Times New Roman" w:cs="Times New Roman"/>
+                <w:bCs/>
+                <w:iCs/>
+                <w:sz w:val="24"/>
+                <w:szCs w:val="24"/>
+              </w:rPr>
+              <w:t xml:space="preserve"> закупочной</w:t>
+            </w:r>
+            <w:r>
+              <w:rPr>
+                <w:rFonts w:ascii="Times New Roman" w:eastAsiaTheme="minorEastAsia" w:hAnsi="Times New Roman" w:cs="Times New Roman"/>
+                <w:bCs/>
+                <w:iCs/>
+                <w:sz w:val="24"/>
+                <w:szCs w:val="24"/>
+              </w:rPr>
+              <w:t xml:space="preserve"> комиссии</w:t>
             </w:r>
           </w:p>
         </w:tc>
@@ -29195,7 +31362,27 @@
                 <w:sz w:val="24"/>
                 <w:szCs w:val="24"/>
               </w:rPr>
-              <w:t>Опыт работы комиссии</w:t>
+              <w:t>Опыт работы</w:t>
+            </w:r>
+            <w:r>
+              <w:rPr>
+                <w:rFonts w:ascii="Times New Roman" w:eastAsiaTheme="minorEastAsia" w:hAnsi="Times New Roman" w:cs="Times New Roman"/>
+                <w:bCs/>
+                <w:iCs/>
+                <w:sz w:val="24"/>
+                <w:szCs w:val="24"/>
+              </w:rPr>
+              <w:t xml:space="preserve"> приёмочной</w:t>
+            </w:r>
+            <w:r>
+              <w:rPr>
+                <w:rFonts w:ascii="Times New Roman" w:eastAsiaTheme="minorEastAsia" w:hAnsi="Times New Roman" w:cs="Times New Roman"/>
+                <w:bCs/>
+                <w:iCs/>
+                <w:sz w:val="24"/>
+                <w:szCs w:val="24"/>
+              </w:rPr>
+              <w:t xml:space="preserve"> комиссии</w:t>
             </w:r>
           </w:p>
         </w:tc>
@@ -29507,6 +31694,7 @@
                 <w:sz w:val="24"/>
                 <w:szCs w:val="24"/>
               </w:rPr>
+              <w:lastRenderedPageBreak/>
               <w:t xml:space="preserve">3 – </w:t>
             </w:r>
             <w:r>
@@ -29573,7 +31761,6 @@
                 <w:sz w:val="24"/>
                 <w:szCs w:val="24"/>
               </w:rPr>
-              <w:lastRenderedPageBreak/>
               <w:t xml:space="preserve">5 – </w:t>
             </w:r>
             <w:r>
@@ -29714,7 +31901,7 @@
                 <w:sz w:val="24"/>
                 <w:szCs w:val="24"/>
               </w:rPr>
-              <w:t xml:space="preserve"> оплата в </w:t>
+              <w:t xml:space="preserve"> </w:t>
             </w:r>
             <w:r>
               <w:rPr>
@@ -29724,27 +31911,7 @@
                 <w:sz w:val="24"/>
                 <w:szCs w:val="24"/>
               </w:rPr>
-              <w:t>2</w:t>
-            </w:r>
-            <w:r>
-              <w:rPr>
-                <w:rFonts w:ascii="Times New Roman" w:eastAsiaTheme="minorEastAsia" w:hAnsi="Times New Roman" w:cs="Times New Roman"/>
-                <w:bCs/>
-                <w:iCs/>
-                <w:sz w:val="24"/>
-                <w:szCs w:val="24"/>
-              </w:rPr>
-              <w:t xml:space="preserve"> этап</w:t>
-            </w:r>
-            <w:r>
-              <w:rPr>
-                <w:rFonts w:ascii="Times New Roman" w:eastAsiaTheme="minorEastAsia" w:hAnsi="Times New Roman" w:cs="Times New Roman"/>
-                <w:bCs/>
-                <w:iCs/>
-                <w:sz w:val="24"/>
-                <w:szCs w:val="24"/>
-              </w:rPr>
-              <w:t>а</w:t>
+              <w:t>поэтапная оплата</w:t>
             </w:r>
           </w:p>
           <w:p>
@@ -29777,47 +31944,7 @@
                 <w:sz w:val="24"/>
                 <w:szCs w:val="24"/>
               </w:rPr>
-              <w:t xml:space="preserve">оплата в </w:t>
-            </w:r>
-            <w:r>
-              <w:rPr>
-                <w:rFonts w:ascii="Times New Roman" w:eastAsiaTheme="minorEastAsia" w:hAnsi="Times New Roman" w:cs="Times New Roman"/>
-                <w:bCs/>
-                <w:iCs/>
-                <w:sz w:val="24"/>
-                <w:szCs w:val="24"/>
-              </w:rPr>
-              <w:t>3 и более</w:t>
-            </w:r>
-            <w:r>
-              <w:rPr>
-                <w:rFonts w:ascii="Times New Roman" w:eastAsiaTheme="minorEastAsia" w:hAnsi="Times New Roman" w:cs="Times New Roman"/>
-                <w:bCs/>
-                <w:iCs/>
-                <w:sz w:val="24"/>
-                <w:szCs w:val="24"/>
-              </w:rPr>
-              <w:t xml:space="preserve"> этап</w:t>
-            </w:r>
-            <w:r>
-              <w:rPr>
-                <w:rFonts w:ascii="Times New Roman" w:eastAsiaTheme="minorEastAsia" w:hAnsi="Times New Roman" w:cs="Times New Roman"/>
-                <w:bCs/>
-                <w:iCs/>
-                <w:sz w:val="24"/>
-                <w:szCs w:val="24"/>
-              </w:rPr>
-              <w:t>а</w:t>
-            </w:r>
-            <w:r>
-              <w:rPr>
-                <w:rFonts w:ascii="Times New Roman" w:eastAsiaTheme="minorEastAsia" w:hAnsi="Times New Roman" w:cs="Times New Roman"/>
-                <w:bCs/>
-                <w:iCs/>
-                <w:sz w:val="24"/>
-                <w:szCs w:val="24"/>
-              </w:rPr>
-              <w:t xml:space="preserve"> с наличием аванса</w:t>
+              <w:t>поэтапная оплата с авансированием</w:t>
             </w:r>
           </w:p>
           <w:p>
@@ -29850,7 +31977,7 @@
                 <w:sz w:val="24"/>
                 <w:szCs w:val="24"/>
               </w:rPr>
-              <w:t>оплата в несколько этапов с наличием аванса</w:t>
+              <w:t>оплата с казначейским сопровождением</w:t>
             </w:r>
           </w:p>
           <w:p>
@@ -29883,7 +32010,27 @@
                 <w:sz w:val="24"/>
                 <w:szCs w:val="24"/>
               </w:rPr>
-              <w:t>комплексная оплата с казначейским сопровождением</w:t>
+              <w:t>поэтапная</w:t>
+            </w:r>
+            <w:r>
+              <w:rPr>
+                <w:rFonts w:ascii="Times New Roman" w:eastAsiaTheme="minorEastAsia" w:hAnsi="Times New Roman" w:cs="Times New Roman"/>
+                <w:bCs/>
+                <w:iCs/>
+                <w:sz w:val="24"/>
+                <w:szCs w:val="24"/>
+              </w:rPr>
+              <w:t xml:space="preserve"> оплата с казначейским сопровождением</w:t>
+            </w:r>
+            <w:r>
+              <w:rPr>
+                <w:rFonts w:ascii="Times New Roman" w:eastAsiaTheme="minorEastAsia" w:hAnsi="Times New Roman" w:cs="Times New Roman"/>
+                <w:bCs/>
+                <w:iCs/>
+                <w:sz w:val="24"/>
+                <w:szCs w:val="24"/>
+              </w:rPr>
+              <w:t xml:space="preserve"> и авансированием</w:t>
             </w:r>
           </w:p>
         </w:tc>
@@ -29920,7 +32067,6 @@
     <w:p>
       <w:pPr>
         <w:spacing w:before="160" w:line="360" w:lineRule="auto"/>
-        <w:ind w:firstLine="709"/>
         <w:jc w:val="both"/>
         <w:rPr>
           <w:rFonts w:ascii="Times New Roman" w:eastAsiaTheme="minorEastAsia" w:hAnsi="Times New Roman" w:cs="Times New Roman"/>
@@ -29936,7 +32082,17 @@
           <w:iCs/>
           <w:sz w:val="28"/>
         </w:rPr>
-        <w:t>Количество и содержание событий зависит от этапа. Предварительно могут рассматриваться вероятность допущения ошибок в каждой из предусмотренной этапом процедуре, опыт аналогичных закупок (поступавшие жалобы в Федеральную антимонопольную службу, расторжение контрактов и так далее), особенности закупочной процедуры, особенности предмета закупки.</w:t>
+        <w:tab/>
+        <w:t>Можно заметить, что некоторые события повторяются. Повторение релевантно, поскольку одно и то же событие может увеличивать вероятность осуществления нарушения на разных этапах. Например, количество требований к участнику закупки в зависимости от предмета закупки может повлечь ошибки как на этапе планирования (не все требования могут быть распознаны, установлены), так и на этапе оценки заявок (чем больше требований, тем более усложняется работа комиссии).</w:t>
+      </w:r>
+      <w:r>
+        <w:rPr>
+          <w:rFonts w:ascii="Times New Roman" w:eastAsiaTheme="minorEastAsia" w:hAnsi="Times New Roman" w:cs="Times New Roman"/>
+          <w:bCs/>
+          <w:iCs/>
+          <w:sz w:val="28"/>
+        </w:rPr>
+        <w:t xml:space="preserve"> Опыт работы комиссии дублируется из-за наличия двух комиссий: закупочной и приёмной.</w:t>
       </w:r>
     </w:p>
     <w:p>
@@ -30071,18 +32227,7 @@
                         <w:rFonts w:ascii="Cambria Math" w:hAnsi="Cambria Math" w:cs="Times New Roman"/>
                         <w:sz w:val="28"/>
                       </w:rPr>
-                      <m:t>i</m:t>
-                    </m:r>
-                    <m:r>
-                      <m:rPr>
-                        <m:sty m:val="p"/>
-                      </m:rPr>
-                      <w:rPr>
-                        <w:rFonts w:ascii="Cambria Math" w:hAnsi="Cambria Math" w:cs="Times New Roman"/>
-                        <w:sz w:val="28"/>
-                        <w:lang w:val="en-US"/>
-                      </w:rPr>
-                      <m:t>=1</m:t>
+                      <m:t>i=1</m:t>
                     </m:r>
                   </m:sub>
                   <m:sup>
@@ -30343,7 +32488,6 @@
           <w:rFonts w:ascii="Times New Roman" w:eastAsiaTheme="minorEastAsia" w:hAnsi="Times New Roman" w:cs="Times New Roman"/>
           <w:bCs/>
           <w:sz w:val="28"/>
-          <w:lang w:val="en-US"/>
         </w:rPr>
       </w:pPr>
       <m:oMath>
@@ -30462,31 +32606,7 @@
           <w:bCs/>
           <w:sz w:val="28"/>
         </w:rPr>
-        <w:t>возможные правовы</w:t>
-      </w:r>
-      <w:r>
-        <w:rPr>
-          <w:rFonts w:ascii="Times New Roman" w:eastAsiaTheme="minorEastAsia" w:hAnsi="Times New Roman" w:cs="Times New Roman"/>
-          <w:bCs/>
-          <w:sz w:val="28"/>
-        </w:rPr>
-        <w:t>х</w:t>
-      </w:r>
-      <w:r>
-        <w:rPr>
-          <w:rFonts w:ascii="Times New Roman" w:eastAsiaTheme="minorEastAsia" w:hAnsi="Times New Roman" w:cs="Times New Roman"/>
-          <w:bCs/>
-          <w:sz w:val="28"/>
-        </w:rPr>
-        <w:t xml:space="preserve"> последстви</w:t>
-      </w:r>
-      <w:r>
-        <w:rPr>
-          <w:rFonts w:ascii="Times New Roman" w:eastAsiaTheme="minorEastAsia" w:hAnsi="Times New Roman" w:cs="Times New Roman"/>
-          <w:bCs/>
-          <w:sz w:val="28"/>
-        </w:rPr>
-        <w:t>й в зависимости от этапа закупки.</w:t>
+        <w:t>возможные правовых последствий в зависимости от этапа закупки.</w:t>
       </w:r>
     </w:p>
     <w:p>
@@ -30506,6 +32626,7 @@
           <w:bCs/>
           <w:sz w:val="28"/>
         </w:rPr>
+        <w:lastRenderedPageBreak/>
         <w:t xml:space="preserve">Каждый из показателей оценивается от 1 до 5. </w:t>
       </w:r>
       <w:r>
@@ -30514,7 +32635,44 @@
           <w:bCs/>
           <w:sz w:val="28"/>
         </w:rPr>
-        <w:t>Финансовое воздействие градируется при Н(М)ЦК, цене контракта с единственным поставщиком:</w:t>
+        <w:t xml:space="preserve">Финансовое воздействие </w:t>
+      </w:r>
+      <w:r>
+        <w:rPr>
+          <w:rFonts w:ascii="Times New Roman" w:eastAsiaTheme="minorEastAsia" w:hAnsi="Times New Roman" w:cs="Times New Roman"/>
+          <w:bCs/>
+          <w:sz w:val="28"/>
+        </w:rPr>
+        <w:t>(</w:t>
+      </w:r>
+      <m:oMath>
+        <m:r>
+          <m:rPr>
+            <m:sty m:val="p"/>
+          </m:rPr>
+          <w:rPr>
+            <w:rFonts w:ascii="Cambria Math" w:hAnsi="Cambria Math" w:cs="Times New Roman"/>
+            <w:sz w:val="28"/>
+            <w:lang w:val="en-US"/>
+          </w:rPr>
+          <m:t>F</m:t>
+        </m:r>
+      </m:oMath>
+      <w:r>
+        <w:rPr>
+          <w:rFonts w:ascii="Times New Roman" w:eastAsiaTheme="minorEastAsia" w:hAnsi="Times New Roman" w:cs="Times New Roman"/>
+          <w:bCs/>
+          <w:sz w:val="28"/>
+        </w:rPr>
+        <w:t xml:space="preserve">) </w:t>
+      </w:r>
+      <w:r>
+        <w:rPr>
+          <w:rFonts w:ascii="Times New Roman" w:eastAsiaTheme="minorEastAsia" w:hAnsi="Times New Roman" w:cs="Times New Roman"/>
+          <w:bCs/>
+          <w:sz w:val="28"/>
+        </w:rPr>
+        <w:t>градируется при Н(М)ЦК, цене контракта с единственным поставщиком:</w:t>
       </w:r>
     </w:p>
     <w:p>
@@ -30622,7 +32780,6 @@
           <w:sz w:val="28"/>
           <w:szCs w:val="28"/>
         </w:rPr>
-        <w:lastRenderedPageBreak/>
         <w:t xml:space="preserve">более </w:t>
       </w:r>
       <w:r>
@@ -30708,7 +32865,7 @@
           <w:sz w:val="28"/>
           <w:szCs w:val="28"/>
         </w:rPr>
-        <w:t xml:space="preserve">Социальная значимость </w:t>
+        <w:t>Социальной значимости</w:t>
       </w:r>
       <w:r>
         <w:rPr>
@@ -30717,7 +32874,54 @@
           <w:sz w:val="28"/>
           <w:szCs w:val="28"/>
         </w:rPr>
-        <w:t>оценивается экспертно в зависимости от предмета закупки. Возможной градацией может быть: материальные ценности, материальные ценности в большом объёме или комплексные и составные материальные ценности,</w:t>
+        <w:t xml:space="preserve"> (</w:t>
+      </w:r>
+      <m:oMath>
+        <m:r>
+          <m:rPr>
+            <m:sty m:val="p"/>
+          </m:rPr>
+          <w:rPr>
+            <w:rFonts w:ascii="Cambria Math" w:hAnsi="Cambria Math" w:cs="Times New Roman"/>
+            <w:sz w:val="28"/>
+            <w:lang w:val="en-US"/>
+          </w:rPr>
+          <m:t>S</m:t>
+        </m:r>
+      </m:oMath>
+      <w:r>
+        <w:rPr>
+          <w:rFonts w:ascii="Times New Roman" w:eastAsiaTheme="minorEastAsia" w:hAnsi="Times New Roman" w:cs="Times New Roman"/>
+          <w:sz w:val="28"/>
+        </w:rPr>
+        <w:t>)</w:t>
+      </w:r>
+      <w:r>
+        <w:rPr>
+          <w:rFonts w:ascii="Times New Roman" w:eastAsiaTheme="minorEastAsia" w:hAnsi="Times New Roman" w:cs="Times New Roman"/>
+          <w:iCs/>
+          <w:sz w:val="28"/>
+          <w:szCs w:val="28"/>
+        </w:rPr>
+        <w:t xml:space="preserve"> </w:t>
+      </w:r>
+      <w:r>
+        <w:rPr>
+          <w:rFonts w:ascii="Times New Roman" w:eastAsiaTheme="minorEastAsia" w:hAnsi="Times New Roman" w:cs="Times New Roman"/>
+          <w:iCs/>
+          <w:sz w:val="28"/>
+          <w:szCs w:val="28"/>
+        </w:rPr>
+        <w:t>присваивается экспертная оценка</w:t>
+      </w:r>
+      <w:r>
+        <w:rPr>
+          <w:rFonts w:ascii="Times New Roman" w:eastAsiaTheme="minorEastAsia" w:hAnsi="Times New Roman" w:cs="Times New Roman"/>
+          <w:iCs/>
+          <w:sz w:val="28"/>
+          <w:szCs w:val="28"/>
+        </w:rPr>
+        <w:t xml:space="preserve"> в зависимости от предмета закупки. Возможной градацией может быть: материальные ценности, материальные ценности в большом объёме или комплексные и составные материальные ценности,</w:t>
       </w:r>
       <w:r>
         <w:rPr>
@@ -30757,7 +32961,44 @@
           <w:sz w:val="28"/>
           <w:szCs w:val="28"/>
         </w:rPr>
-        <w:t>Правовые последствия указываются в статьях 7.30.1-7.30.6</w:t>
+        <w:t>Правовые последствия</w:t>
+      </w:r>
+      <w:r>
+        <w:rPr>
+          <w:rFonts w:ascii="Times New Roman" w:eastAsiaTheme="minorEastAsia" w:hAnsi="Times New Roman" w:cs="Times New Roman"/>
+          <w:iCs/>
+          <w:sz w:val="28"/>
+          <w:szCs w:val="28"/>
+        </w:rPr>
+        <w:t xml:space="preserve"> (</w:t>
+      </w:r>
+      <m:oMath>
+        <m:r>
+          <m:rPr>
+            <m:sty m:val="p"/>
+          </m:rPr>
+          <w:rPr>
+            <w:rFonts w:ascii="Cambria Math" w:hAnsi="Cambria Math" w:cs="Times New Roman"/>
+            <w:sz w:val="28"/>
+          </w:rPr>
+          <m:t>L</m:t>
+        </m:r>
+      </m:oMath>
+      <w:r>
+        <w:rPr>
+          <w:rFonts w:ascii="Times New Roman" w:eastAsiaTheme="minorEastAsia" w:hAnsi="Times New Roman" w:cs="Times New Roman"/>
+          <w:sz w:val="28"/>
+        </w:rPr>
+        <w:t>)</w:t>
+      </w:r>
+      <w:r>
+        <w:rPr>
+          <w:rFonts w:ascii="Times New Roman" w:eastAsiaTheme="minorEastAsia" w:hAnsi="Times New Roman" w:cs="Times New Roman"/>
+          <w:iCs/>
+          <w:sz w:val="28"/>
+          <w:szCs w:val="28"/>
+        </w:rPr>
+        <w:t xml:space="preserve"> указываются в статьях 7.30.1-7.30.6</w:t>
       </w:r>
       <w:r>
         <w:rPr>
@@ -30803,7 +33044,7 @@
           <w:sz w:val="28"/>
           <w:szCs w:val="28"/>
         </w:rPr>
-        <w:footnoteReference w:id="34"/>
+        <w:footnoteReference w:id="36"/>
       </w:r>
       <w:r>
         <w:rPr>
@@ -30813,6 +33054,15 @@
           <w:szCs w:val="28"/>
         </w:rPr>
         <w:t>.</w:t>
+      </w:r>
+      <w:r>
+        <w:rPr>
+          <w:rFonts w:ascii="Times New Roman" w:eastAsiaTheme="minorEastAsia" w:hAnsi="Times New Roman" w:cs="Times New Roman"/>
+          <w:iCs/>
+          <w:sz w:val="28"/>
+          <w:szCs w:val="28"/>
+        </w:rPr>
+        <w:t xml:space="preserve"> Для упрощения расчёта значимости правовых последствий приведём все правонарушения из КоАП, связанные с закупками, а также присвоим им баллы в зависимости от величины штрафа и последствий ошибки для дальнейшей процедуры закупки.</w:t>
       </w:r>
     </w:p>
     <w:p>
@@ -31601,17 +33851,7 @@
                 <w:sz w:val="24"/>
                 <w:szCs w:val="24"/>
               </w:rPr>
-              <w:t xml:space="preserve">Нарушение порядка размещения извещения, </w:t>
-            </w:r>
-            <w:r>
-              <w:rPr>
-                <w:rFonts w:ascii="Times New Roman" w:eastAsiaTheme="minorEastAsia" w:hAnsi="Times New Roman" w:cs="Times New Roman"/>
-                <w:iCs/>
-                <w:sz w:val="24"/>
-                <w:szCs w:val="24"/>
-              </w:rPr>
-              <w:lastRenderedPageBreak/>
-              <w:t>документации, внесения изменений (ст. 7.30.2)</w:t>
+              <w:t>Нарушение порядка размещения извещения, документации, внесения изменений (ст. 7.30.2)</w:t>
             </w:r>
           </w:p>
         </w:tc>
@@ -31637,18 +33877,7 @@
                 <w:sz w:val="24"/>
                 <w:szCs w:val="24"/>
               </w:rPr>
-              <w:lastRenderedPageBreak/>
-              <w:t xml:space="preserve">Предупреждение или штраф: 3 000-15 000 руб.; на </w:t>
-            </w:r>
-            <w:r>
-              <w:rPr>
-                <w:rFonts w:ascii="Times New Roman" w:eastAsiaTheme="minorEastAsia" w:hAnsi="Times New Roman" w:cs="Times New Roman"/>
-                <w:iCs/>
-                <w:sz w:val="24"/>
-                <w:szCs w:val="24"/>
-              </w:rPr>
-              <w:lastRenderedPageBreak/>
-              <w:t>юридических лиц: 30 000-60 000 руб.</w:t>
+              <w:t>Предупреждение или штраф: 3 000-15 000 руб.; на юридических лиц: 30 000-60 000 руб.</w:t>
             </w:r>
           </w:p>
         </w:tc>
@@ -31674,7 +33903,6 @@
                 <w:sz w:val="24"/>
                 <w:szCs w:val="24"/>
               </w:rPr>
-              <w:lastRenderedPageBreak/>
               <w:t>2</w:t>
             </w:r>
           </w:p>
@@ -32444,6 +34672,438 @@
           <w:sz w:val="28"/>
           <w:szCs w:val="28"/>
         </w:rPr>
+        <w:lastRenderedPageBreak/>
+        <w:t>Итого по формуле (6) баллы правовых последствий для предпроцедурного этапа равны 3,17, для процедурного – 3,5, для постпроцедурного – 3,75. Однако в зависимости от закупки эти баллы можно корректировать, поскольку разные закупки могут иметь свои особенности.</w:t>
+      </w:r>
+    </w:p>
+    <w:p>
+      <w:pPr>
+        <w:spacing w:line="360" w:lineRule="auto"/>
+        <w:ind w:firstLine="709"/>
+        <w:jc w:val="both"/>
+        <w:rPr>
+          <w:rFonts w:ascii="Times New Roman" w:eastAsiaTheme="minorEastAsia" w:hAnsi="Times New Roman" w:cs="Times New Roman"/>
+          <w:iCs/>
+          <w:sz w:val="28"/>
+          <w:szCs w:val="28"/>
+        </w:rPr>
+      </w:pPr>
+      <w:r>
+        <w:rPr>
+          <w:rFonts w:ascii="Times New Roman" w:eastAsiaTheme="minorEastAsia" w:hAnsi="Times New Roman" w:cs="Times New Roman"/>
+          <w:iCs/>
+          <w:sz w:val="28"/>
+          <w:szCs w:val="28"/>
+        </w:rPr>
+        <w:t>Коэффициент коррупционной уязвимости (</w:t>
+      </w:r>
+      <m:oMath>
+        <m:r>
+          <m:rPr>
+            <m:sty m:val="p"/>
+          </m:rPr>
+          <w:rPr>
+            <w:rFonts w:ascii="Cambria Math" w:hAnsi="Cambria Math" w:cs="Times New Roman"/>
+            <w:sz w:val="28"/>
+            <w:szCs w:val="28"/>
+          </w:rPr>
+          <m:t>K</m:t>
+        </m:r>
+      </m:oMath>
+      <w:r>
+        <w:rPr>
+          <w:rFonts w:ascii="Times New Roman" w:eastAsiaTheme="minorEastAsia" w:hAnsi="Times New Roman" w:cs="Times New Roman"/>
+          <w:sz w:val="28"/>
+          <w:szCs w:val="28"/>
+        </w:rPr>
+        <w:t>)</w:t>
+      </w:r>
+      <w:r>
+        <w:rPr>
+          <w:rFonts w:ascii="Times New Roman" w:eastAsiaTheme="minorEastAsia" w:hAnsi="Times New Roman" w:cs="Times New Roman"/>
+          <w:iCs/>
+          <w:sz w:val="28"/>
+          <w:szCs w:val="28"/>
+        </w:rPr>
+        <w:t xml:space="preserve"> </w:t>
+      </w:r>
+      <w:r>
+        <w:rPr>
+          <w:rFonts w:ascii="Times New Roman" w:eastAsiaTheme="minorEastAsia" w:hAnsi="Times New Roman" w:cs="Times New Roman"/>
+          <w:iCs/>
+          <w:sz w:val="28"/>
+          <w:szCs w:val="28"/>
+        </w:rPr>
+        <w:t xml:space="preserve">показывает, насколько уязвима процедура к коррупционному воздействию. </w:t>
+      </w:r>
+      <w:r>
+        <w:rPr>
+          <w:rFonts w:ascii="Times New Roman" w:eastAsiaTheme="minorEastAsia" w:hAnsi="Times New Roman" w:cs="Times New Roman"/>
+          <w:iCs/>
+          <w:sz w:val="28"/>
+          <w:szCs w:val="28"/>
+        </w:rPr>
+        <w:t>Соответственно</w:t>
+      </w:r>
+      <w:r>
+        <w:rPr>
+          <w:rFonts w:ascii="Times New Roman" w:eastAsiaTheme="minorEastAsia" w:hAnsi="Times New Roman" w:cs="Times New Roman"/>
+          <w:iCs/>
+          <w:sz w:val="28"/>
+          <w:szCs w:val="28"/>
+        </w:rPr>
+        <w:t>,</w:t>
+      </w:r>
+      <w:r>
+        <w:rPr>
+          <w:rFonts w:ascii="Times New Roman" w:eastAsiaTheme="minorEastAsia" w:hAnsi="Times New Roman" w:cs="Times New Roman"/>
+          <w:iCs/>
+          <w:sz w:val="28"/>
+          <w:szCs w:val="28"/>
+        </w:rPr>
+        <w:t xml:space="preserve"> чем больше коэффициент, тем более процедура уязвима. Показатель</w:t>
+      </w:r>
+      <w:r>
+        <w:rPr>
+          <w:rFonts w:ascii="Times New Roman" w:eastAsiaTheme="minorEastAsia" w:hAnsi="Times New Roman" w:cs="Times New Roman"/>
+          <w:iCs/>
+          <w:sz w:val="28"/>
+          <w:szCs w:val="28"/>
+        </w:rPr>
+        <w:t xml:space="preserve"> </w:t>
+      </w:r>
+      <w:r>
+        <w:rPr>
+          <w:rFonts w:ascii="Times New Roman" w:eastAsiaTheme="minorEastAsia" w:hAnsi="Times New Roman" w:cs="Times New Roman"/>
+          <w:iCs/>
+          <w:sz w:val="28"/>
+          <w:szCs w:val="28"/>
+        </w:rPr>
+        <w:t>оценивается по формуле:</w:t>
+      </w:r>
+    </w:p>
+    <w:p>
+      <w:pPr>
+        <w:spacing w:line="360" w:lineRule="auto"/>
+        <w:ind w:firstLine="709"/>
+        <w:jc w:val="center"/>
+        <w:rPr>
+          <w:rFonts w:ascii="Times New Roman" w:eastAsiaTheme="minorEastAsia" w:hAnsi="Times New Roman" w:cs="Times New Roman"/>
+          <w:iCs/>
+          <w:sz w:val="28"/>
+          <w:szCs w:val="28"/>
+        </w:rPr>
+      </w:pPr>
+      <m:oMath>
+        <m:r>
+          <m:rPr>
+            <m:sty m:val="p"/>
+          </m:rPr>
+          <w:rPr>
+            <w:rFonts w:ascii="Cambria Math" w:hAnsi="Cambria Math" w:cs="Times New Roman"/>
+            <w:sz w:val="28"/>
+            <w:szCs w:val="28"/>
+          </w:rPr>
+          <m:t>K=</m:t>
+        </m:r>
+        <m:r>
+          <w:rPr>
+            <w:rFonts w:ascii="Cambria Math" w:hAnsi="Cambria Math" w:cs="Times New Roman"/>
+            <w:sz w:val="28"/>
+            <w:szCs w:val="28"/>
+          </w:rPr>
+          <m:t>1+</m:t>
+        </m:r>
+        <m:r>
+          <w:rPr>
+            <w:rFonts w:ascii="Cambria Math" w:hAnsi="Cambria Math" w:cs="Times New Roman"/>
+            <w:sz w:val="28"/>
+            <w:szCs w:val="28"/>
+            <w:lang w:val="en-US"/>
+          </w:rPr>
+          <m:t>α</m:t>
+        </m:r>
+      </m:oMath>
+      <w:r>
+        <w:rPr>
+          <w:rFonts w:ascii="Times New Roman" w:eastAsiaTheme="minorEastAsia" w:hAnsi="Times New Roman" w:cs="Times New Roman"/>
+          <w:iCs/>
+          <w:sz w:val="28"/>
+          <w:szCs w:val="28"/>
+        </w:rPr>
+        <w:t>,</w:t>
+      </w:r>
+      <w:r>
+        <w:rPr>
+          <w:rFonts w:ascii="Times New Roman" w:eastAsiaTheme="minorEastAsia" w:hAnsi="Times New Roman" w:cs="Times New Roman"/>
+          <w:iCs/>
+          <w:sz w:val="28"/>
+          <w:szCs w:val="28"/>
+        </w:rPr>
+        <w:t xml:space="preserve"> (3)</w:t>
+      </w:r>
+    </w:p>
+    <w:p>
+      <w:pPr>
+        <w:spacing w:line="360" w:lineRule="auto"/>
+        <w:ind w:firstLine="709"/>
+        <w:jc w:val="both"/>
+        <w:rPr>
+          <w:rFonts w:ascii="Times New Roman" w:eastAsiaTheme="minorEastAsia" w:hAnsi="Times New Roman" w:cs="Times New Roman"/>
+          <w:iCs/>
+          <w:sz w:val="28"/>
+          <w:szCs w:val="28"/>
+        </w:rPr>
+      </w:pPr>
+      <w:r>
+        <w:rPr>
+          <w:rFonts w:ascii="Times New Roman" w:eastAsiaTheme="minorEastAsia" w:hAnsi="Times New Roman" w:cs="Times New Roman"/>
+          <w:iCs/>
+          <w:sz w:val="28"/>
+          <w:szCs w:val="28"/>
+        </w:rPr>
+        <w:t xml:space="preserve">где </w:t>
+      </w:r>
+      <m:oMath>
+        <m:r>
+          <w:rPr>
+            <w:rFonts w:ascii="Cambria Math" w:hAnsi="Cambria Math" w:cs="Times New Roman"/>
+            <w:sz w:val="28"/>
+            <w:szCs w:val="28"/>
+            <w:lang w:val="en-US"/>
+          </w:rPr>
+          <m:t>α</m:t>
+        </m:r>
+      </m:oMath>
+      <w:r>
+        <w:rPr>
+          <w:rFonts w:ascii="Times New Roman" w:eastAsiaTheme="minorEastAsia" w:hAnsi="Times New Roman" w:cs="Times New Roman"/>
+          <w:iCs/>
+          <w:sz w:val="28"/>
+          <w:szCs w:val="28"/>
+        </w:rPr>
+        <w:t xml:space="preserve"> – показатель потенциальной коррупционности процедуры. </w:t>
+      </w:r>
+      <m:oMath>
+        <m:r>
+          <w:rPr>
+            <w:rFonts w:ascii="Cambria Math" w:hAnsi="Cambria Math" w:cs="Times New Roman"/>
+            <w:sz w:val="28"/>
+            <w:szCs w:val="28"/>
+            <w:lang w:val="en-US"/>
+          </w:rPr>
+          <m:t>α</m:t>
+        </m:r>
+      </m:oMath>
+      <w:r>
+        <w:rPr>
+          <w:rFonts w:ascii="Times New Roman" w:eastAsiaTheme="minorEastAsia" w:hAnsi="Times New Roman" w:cs="Times New Roman"/>
+          <w:iCs/>
+          <w:sz w:val="28"/>
+          <w:szCs w:val="28"/>
+        </w:rPr>
+        <w:t xml:space="preserve"> может равняться:</w:t>
+      </w:r>
+    </w:p>
+    <w:p>
+      <w:pPr>
+        <w:pStyle w:val="a3"/>
+        <w:numPr>
+          <w:ilvl w:val="0"/>
+          <w:numId w:val="33"/>
+        </w:numPr>
+        <w:tabs>
+          <w:tab w:val="left" w:pos="709"/>
+        </w:tabs>
+        <w:spacing w:line="360" w:lineRule="auto"/>
+        <w:ind w:left="0" w:firstLine="426"/>
+        <w:jc w:val="both"/>
+        <w:rPr>
+          <w:rFonts w:ascii="Times New Roman" w:eastAsiaTheme="minorEastAsia" w:hAnsi="Times New Roman" w:cs="Times New Roman"/>
+          <w:iCs/>
+          <w:sz w:val="28"/>
+          <w:szCs w:val="28"/>
+        </w:rPr>
+      </w:pPr>
+      <w:r>
+        <w:rPr>
+          <w:rFonts w:ascii="Times New Roman" w:eastAsiaTheme="minorEastAsia" w:hAnsi="Times New Roman" w:cs="Times New Roman"/>
+          <w:iCs/>
+          <w:sz w:val="28"/>
+          <w:szCs w:val="28"/>
+        </w:rPr>
+        <w:t>0,1 при малых закупках на ЕАТ, поскольку при их осуществлении отсутствует этап</w:t>
+      </w:r>
+      <w:r>
+        <w:rPr>
+          <w:rFonts w:ascii="Times New Roman" w:eastAsiaTheme="minorEastAsia" w:hAnsi="Times New Roman" w:cs="Times New Roman"/>
+          <w:iCs/>
+          <w:sz w:val="28"/>
+          <w:szCs w:val="28"/>
+        </w:rPr>
+        <w:t xml:space="preserve"> работы комиссии по осуществлению закупок, а в остальном они фактически соответствуют конкурентным закупкам;</w:t>
+      </w:r>
+    </w:p>
+    <w:p>
+      <w:pPr>
+        <w:pStyle w:val="a3"/>
+        <w:numPr>
+          <w:ilvl w:val="0"/>
+          <w:numId w:val="33"/>
+        </w:numPr>
+        <w:tabs>
+          <w:tab w:val="left" w:pos="709"/>
+        </w:tabs>
+        <w:spacing w:line="360" w:lineRule="auto"/>
+        <w:ind w:left="0" w:firstLine="426"/>
+        <w:jc w:val="both"/>
+        <w:rPr>
+          <w:rFonts w:ascii="Times New Roman" w:eastAsiaTheme="minorEastAsia" w:hAnsi="Times New Roman" w:cs="Times New Roman"/>
+          <w:iCs/>
+          <w:sz w:val="28"/>
+          <w:szCs w:val="28"/>
+        </w:rPr>
+      </w:pPr>
+      <w:r>
+        <w:rPr>
+          <w:rFonts w:ascii="Times New Roman" w:eastAsiaTheme="minorEastAsia" w:hAnsi="Times New Roman" w:cs="Times New Roman"/>
+          <w:iCs/>
+          <w:sz w:val="28"/>
+          <w:szCs w:val="28"/>
+        </w:rPr>
+        <w:t>0,2 при осуществлении всех видов конкурентных закупок;</w:t>
+      </w:r>
+    </w:p>
+    <w:p>
+      <w:pPr>
+        <w:pStyle w:val="a3"/>
+        <w:numPr>
+          <w:ilvl w:val="0"/>
+          <w:numId w:val="33"/>
+        </w:numPr>
+        <w:tabs>
+          <w:tab w:val="left" w:pos="709"/>
+        </w:tabs>
+        <w:spacing w:line="360" w:lineRule="auto"/>
+        <w:ind w:left="0" w:firstLine="426"/>
+        <w:jc w:val="both"/>
+        <w:rPr>
+          <w:rFonts w:ascii="Times New Roman" w:eastAsiaTheme="minorEastAsia" w:hAnsi="Times New Roman" w:cs="Times New Roman"/>
+          <w:iCs/>
+          <w:sz w:val="28"/>
+          <w:szCs w:val="28"/>
+        </w:rPr>
+      </w:pPr>
+      <w:r>
+        <w:rPr>
+          <w:rFonts w:ascii="Times New Roman" w:eastAsiaTheme="minorEastAsia" w:hAnsi="Times New Roman" w:cs="Times New Roman"/>
+          <w:iCs/>
+          <w:sz w:val="28"/>
+          <w:szCs w:val="28"/>
+        </w:rPr>
+        <w:t>0,3 при заключении контракта с единственным поставщиком.</w:t>
+      </w:r>
+    </w:p>
+    <w:p>
+      <w:pPr>
+        <w:tabs>
+          <w:tab w:val="left" w:pos="709"/>
+        </w:tabs>
+        <w:spacing w:line="360" w:lineRule="auto"/>
+        <w:jc w:val="both"/>
+        <w:rPr>
+          <w:rFonts w:ascii="Times New Roman" w:eastAsiaTheme="minorEastAsia" w:hAnsi="Times New Roman" w:cs="Times New Roman"/>
+          <w:iCs/>
+          <w:sz w:val="28"/>
+          <w:szCs w:val="28"/>
+        </w:rPr>
+      </w:pPr>
+      <w:r>
+        <w:rPr>
+          <w:rFonts w:ascii="Times New Roman" w:eastAsiaTheme="minorEastAsia" w:hAnsi="Times New Roman" w:cs="Times New Roman"/>
+          <w:iCs/>
+          <w:sz w:val="28"/>
+          <w:szCs w:val="28"/>
+        </w:rPr>
+        <w:tab/>
+      </w:r>
+      <w:r>
+        <w:rPr>
+          <w:rFonts w:ascii="Times New Roman" w:eastAsiaTheme="minorEastAsia" w:hAnsi="Times New Roman" w:cs="Times New Roman"/>
+          <w:iCs/>
+          <w:sz w:val="28"/>
+          <w:szCs w:val="28"/>
+        </w:rPr>
+        <w:t>В отличие от коэффициента коррупционной уязвимости, который отражает внешние условия реализации закупки и варьируется от 1,1 до 1,3, у</w:t>
+      </w:r>
+      <w:r>
+        <w:rPr>
+          <w:rFonts w:ascii="Times New Roman" w:eastAsiaTheme="minorEastAsia" w:hAnsi="Times New Roman" w:cs="Times New Roman"/>
+          <w:iCs/>
+          <w:sz w:val="28"/>
+          <w:szCs w:val="28"/>
+        </w:rPr>
+        <w:t>правляемость</w:t>
+      </w:r>
+      <w:r>
+        <w:rPr>
+          <w:rFonts w:ascii="Times New Roman" w:eastAsiaTheme="minorEastAsia" w:hAnsi="Times New Roman" w:cs="Times New Roman"/>
+          <w:iCs/>
+          <w:sz w:val="28"/>
+          <w:szCs w:val="28"/>
+        </w:rPr>
+        <w:t xml:space="preserve"> риска (</w:t>
+      </w:r>
+      <m:oMath>
+        <m:r>
+          <m:rPr>
+            <m:sty m:val="p"/>
+          </m:rPr>
+          <w:rPr>
+            <w:rFonts w:ascii="Cambria Math" w:eastAsiaTheme="minorEastAsia" w:hAnsi="Cambria Math" w:cs="Times New Roman"/>
+            <w:sz w:val="28"/>
+            <w:szCs w:val="28"/>
+          </w:rPr>
+          <m:t>M</m:t>
+        </m:r>
+      </m:oMath>
+      <w:r>
+        <w:rPr>
+          <w:rFonts w:ascii="Times New Roman" w:eastAsiaTheme="minorEastAsia" w:hAnsi="Times New Roman" w:cs="Times New Roman"/>
+          <w:sz w:val="28"/>
+          <w:szCs w:val="28"/>
+        </w:rPr>
+        <w:t xml:space="preserve">) </w:t>
+      </w:r>
+      <w:r>
+        <w:rPr>
+          <w:rFonts w:ascii="Times New Roman" w:eastAsiaTheme="minorEastAsia" w:hAnsi="Times New Roman" w:cs="Times New Roman"/>
+          <w:sz w:val="28"/>
+          <w:szCs w:val="28"/>
+        </w:rPr>
+        <w:t>характеризует способность заказчика влиять на риск. В этой связи управляемость вводится в формулу как делитель с диапазоном от 1 до 3 (экспертная оценка), что позволяет отразить существенное снижение риска при эффективной системе контроля.</w:t>
+      </w:r>
+    </w:p>
+    <w:p>
+      <w:pPr>
+        <w:spacing w:line="360" w:lineRule="auto"/>
+        <w:ind w:firstLine="708"/>
+        <w:contextualSpacing/>
+        <w:jc w:val="both"/>
+        <w:rPr>
+          <w:rFonts w:ascii="Times New Roman" w:eastAsiaTheme="minorEastAsia" w:hAnsi="Times New Roman" w:cs="Times New Roman"/>
+          <w:iCs/>
+          <w:sz w:val="28"/>
+          <w:szCs w:val="28"/>
+        </w:rPr>
+      </w:pPr>
+      <w:r>
+        <w:rPr>
+          <w:rFonts w:ascii="Times New Roman" w:eastAsiaTheme="minorEastAsia" w:hAnsi="Times New Roman" w:cs="Times New Roman"/>
+          <w:iCs/>
+          <w:sz w:val="28"/>
+          <w:szCs w:val="28"/>
+        </w:rPr>
         <w:t xml:space="preserve">Рассмотрим, какие есть дополнительные индикаторы риска </w:t>
       </w:r>
       <w:r>
@@ -32568,6 +35228,7 @@
           <w:sz w:val="28"/>
           <w:szCs w:val="28"/>
         </w:rPr>
+        <w:lastRenderedPageBreak/>
         <w:t>срок коммерческих предложений, использованных при расчёте Н(М)ЦК около 5 и более месяцев;</w:t>
       </w:r>
     </w:p>
@@ -32622,17 +35283,7 @@
           <w:sz w:val="28"/>
           <w:szCs w:val="28"/>
         </w:rPr>
-        <w:t xml:space="preserve">ответственное должностное ли заказчика со стороны департамента, ответственного за описание объекта закупки, или департамента, </w:t>
-      </w:r>
-      <w:r>
-        <w:rPr>
-          <w:rFonts w:ascii="Times New Roman" w:eastAsiaTheme="minorEastAsia" w:hAnsi="Times New Roman" w:cs="Times New Roman"/>
-          <w:iCs/>
-          <w:sz w:val="28"/>
-          <w:szCs w:val="28"/>
-        </w:rPr>
-        <w:lastRenderedPageBreak/>
-        <w:t>обеспечивающего проведение закупочных процедур, ни разу не участвовало в закупках до этого.</w:t>
+        <w:t>ответственное должностное лицо заказчика со стороны департамента, ответственного за описание объекта закупки, или департамента, обеспечивающего проведение закупочных процедур, ни разу не участвовало в закупках до этого.</w:t>
       </w:r>
     </w:p>
     <w:p>
@@ -32740,16 +35391,7 @@
           <w:sz w:val="28"/>
           <w:szCs w:val="28"/>
         </w:rPr>
-        <w:t>установлен запрет на закупку иностранных товаров, работ, услуг в соответствии с Постановлением № 1875.</w:t>
-      </w:r>
-      <w:r>
-        <w:rPr>
-          <w:rFonts w:ascii="Times New Roman" w:eastAsiaTheme="minorEastAsia" w:hAnsi="Times New Roman" w:cs="Times New Roman"/>
-          <w:iCs/>
-          <w:sz w:val="28"/>
-          <w:szCs w:val="28"/>
-        </w:rPr>
-        <w:t xml:space="preserve"> </w:t>
+        <w:t xml:space="preserve">установлен запрет на закупку иностранных товаров, работ, услуг в соответствии с Постановлением № 1875. </w:t>
       </w:r>
     </w:p>
     <w:p>
@@ -34990,7 +37632,7 @@
         </w:rPr>
         <w:t>(</w:t>
       </w:r>
-      <w:hyperlink r:id="rId27" w:history="1">
+      <w:hyperlink r:id="rId29" w:history="1">
         <w:r>
           <w:rPr>
             <w:rStyle w:val="af5"/>
@@ -36061,7 +38703,7 @@
         </w:rPr>
         <w:t xml:space="preserve">URL: </w:t>
       </w:r>
-      <w:hyperlink r:id="rId28" w:history="1">
+      <w:hyperlink r:id="rId30" w:history="1">
         <w:r>
           <w:rPr>
             <w:rStyle w:val="af5"/>
@@ -36570,7 +39212,7 @@
         </w:rPr>
         <w:t xml:space="preserve">URL: </w:t>
       </w:r>
-      <w:hyperlink r:id="rId29" w:history="1">
+      <w:hyperlink r:id="rId31" w:history="1">
         <w:r>
           <w:rPr>
             <w:rStyle w:val="af5"/>
@@ -36724,7 +39366,7 @@
         </w:rPr>
         <w:t xml:space="preserve">URL: </w:t>
       </w:r>
-      <w:hyperlink r:id="rId30" w:history="1">
+      <w:hyperlink r:id="rId32" w:history="1">
         <w:r>
           <w:rPr>
             <w:rStyle w:val="af5"/>
@@ -36878,7 +39520,7 @@
         </w:rPr>
         <w:t xml:space="preserve">URL: </w:t>
       </w:r>
-      <w:hyperlink r:id="rId31" w:history="1">
+      <w:hyperlink r:id="rId33" w:history="1">
         <w:r>
           <w:rPr>
             <w:rStyle w:val="af5"/>
@@ -36992,7 +39634,7 @@
         </w:rPr>
         <w:t xml:space="preserve">EDN AEEYHS. </w:t>
       </w:r>
-      <w:hyperlink r:id="rId32" w:history="1">
+      <w:hyperlink r:id="rId34" w:history="1">
         <w:r>
           <w:rPr>
             <w:rStyle w:val="af5"/>
@@ -37359,7 +40001,7 @@
         </w:rPr>
         <w:t xml:space="preserve">URL: </w:t>
       </w:r>
-      <w:hyperlink r:id="rId33" w:history="1">
+      <w:hyperlink r:id="rId35" w:history="1">
         <w:r>
           <w:rPr>
             <w:rStyle w:val="af5"/>
@@ -37440,7 +40082,7 @@
         </w:rPr>
         <w:t xml:space="preserve">Энциклопедический словарь экономики и права. URL: </w:t>
       </w:r>
-      <w:hyperlink r:id="rId34" w:history="1">
+      <w:hyperlink r:id="rId36" w:history="1">
         <w:r>
           <w:rPr>
             <w:rStyle w:val="af5"/>
@@ -37515,7 +40157,7 @@
         </w:rPr>
         <w:t xml:space="preserve">:  </w:t>
       </w:r>
-      <w:hyperlink r:id="rId35" w:history="1">
+      <w:hyperlink r:id="rId37" w:history="1">
         <w:r>
           <w:rPr>
             <w:rStyle w:val="af5"/>
@@ -37590,7 +40232,7 @@
         </w:rPr>
         <w:t xml:space="preserve">: </w:t>
       </w:r>
-      <w:hyperlink r:id="rId36" w:anchor="contractSubjects" w:history="1">
+      <w:hyperlink r:id="rId38" w:anchor="contractSubjects" w:history="1">
         <w:r>
           <w:rPr>
             <w:rStyle w:val="af5"/>
@@ -37665,7 +40307,7 @@
         </w:rPr>
         <w:t xml:space="preserve">: </w:t>
       </w:r>
-      <w:hyperlink r:id="rId37" w:history="1">
+      <w:hyperlink r:id="rId39" w:history="1">
         <w:r>
           <w:rPr>
             <w:rStyle w:val="af5"/>
@@ -37741,7 +40383,7 @@
         </w:rPr>
         <w:t xml:space="preserve">: </w:t>
       </w:r>
-      <w:hyperlink r:id="rId38" w:history="1">
+      <w:hyperlink r:id="rId40" w:history="1">
         <w:r>
           <w:rPr>
             <w:rStyle w:val="af5"/>
@@ -39672,7 +42314,7 @@
       </w:pPr>
     </w:p>
     <w:sectPr>
-      <w:footerReference w:type="first" r:id="rId39"/>
+      <w:footerReference w:type="first" r:id="rId41"/>
       <w:pgSz w:w="11906" w:h="16838" w:code="9"/>
       <w:pgMar w:top="1134" w:right="567" w:bottom="1134" w:left="1701" w:header="1134" w:footer="709" w:gutter="0"/>
       <w:pgNumType w:start="1"/>
@@ -39958,7 +42600,7 @@
       </w:r>
     </w:p>
   </w:comment>
-  <w:comment w:id="25" w:author="serebro588@gmail.com" w:date="2026-03-26T17:38:00Z" w:initials="s">
+  <w:comment w:id="25" w:author="serebro588@gmail.com" w:date="2026-04-02T19:16:00Z" w:initials="s">
     <w:p>
       <w:pPr>
         <w:pStyle w:val="afc"/>
@@ -39996,7 +42638,7 @@
   <w15:commentEx w15:paraId="55AA21F6" w15:done="0"/>
   <w15:commentEx w15:paraId="720AB935" w15:done="0"/>
   <w15:commentEx w15:paraId="30F0F79F" w15:done="0"/>
-  <w15:commentEx w15:paraId="3CEBA8DA" w15:done="0"/>
+  <w15:commentEx w15:paraId="4DE8BE0C" w15:done="0"/>
 </w15:commentsEx>
 </file>
 
@@ -40018,7 +42660,7 @@
   <w16cex:commentExtensible w16cex:durableId="5E860409" w16cex:dateUtc="2026-03-11T11:08:00Z"/>
   <w16cex:commentExtensible w16cex:durableId="35ADC487" w16cex:dateUtc="2026-03-13T14:59:00Z"/>
   <w16cex:commentExtensible w16cex:durableId="70211C2D" w16cex:dateUtc="2026-03-13T14:59:00Z"/>
-  <w16cex:commentExtensible w16cex:durableId="45CAAB8F" w16cex:dateUtc="2026-03-26T14:38:00Z"/>
+  <w16cex:commentExtensible w16cex:durableId="214916B3" w16cex:dateUtc="2026-04-02T16:16:00Z"/>
 </w16cex:commentsExtensible>
 </file>
 
@@ -40041,7 +42683,7 @@
   <w16cid:commentId w16cid:paraId="55AA21F6" w16cid:durableId="5E860409"/>
   <w16cid:commentId w16cid:paraId="720AB935" w16cid:durableId="35ADC487"/>
   <w16cid:commentId w16cid:paraId="30F0F79F" w16cid:durableId="70211C2D"/>
-  <w16cid:commentId w16cid:paraId="3CEBA8DA" w16cid:durableId="45CAAB8F"/>
+  <w16cid:commentId w16cid:paraId="4DE8BE0C" w16cid:durableId="214916B3"/>
 </w16cid:commentsIds>
 </file>
 
@@ -40099,7 +42741,7 @@
           <w:rPr>
             <w:noProof/>
           </w:rPr>
-          <w:t>19</w:t>
+          <w:t>65</w:t>
         </w:r>
         <w:r>
           <w:fldChar w:fldCharType="end"/>
@@ -40999,6 +43641,38 @@
         <w:footnoteRef/>
       </w:r>
       <w:r>
+        <w:t xml:space="preserve"> Приказ минобрнауки от 22.12.2022 № 1290</w:t>
+      </w:r>
+    </w:p>
+  </w:footnote>
+  <w:footnote w:id="34">
+    <w:p>
+      <w:pPr>
+        <w:pStyle w:val="aa"/>
+      </w:pPr>
+      <w:r>
+        <w:rPr>
+          <w:rStyle w:val="ac"/>
+        </w:rPr>
+        <w:footnoteRef/>
+      </w:r>
+      <w:r>
+        <w:t xml:space="preserve"> ПРИКАЗ от 18 января 2017 г. № 2н</w:t>
+      </w:r>
+    </w:p>
+  </w:footnote>
+  <w:footnote w:id="35">
+    <w:p>
+      <w:pPr>
+        <w:pStyle w:val="aa"/>
+      </w:pPr>
+      <w:r>
+        <w:rPr>
+          <w:rStyle w:val="ac"/>
+        </w:rPr>
+        <w:footnoteRef/>
+      </w:r>
+      <w:r>
         <w:t xml:space="preserve"> </w:t>
       </w:r>
       <w:hyperlink r:id="rId29" w:history="1">
@@ -41014,7 +43688,7 @@
       </w:r>
     </w:p>
   </w:footnote>
-  <w:footnote w:id="34">
+  <w:footnote w:id="36">
     <w:p>
       <w:pPr>
         <w:pStyle w:val="aa"/>
@@ -43760,9 +46434,9 @@
     </w:lvl>
   </w:abstractNum>
   <w:abstractNum w:abstractNumId="28" w15:restartNumberingAfterBreak="0">
-    <w:nsid w:val="5A802198"/>
+    <w:nsid w:val="57F10B36"/>
     <w:multiLevelType w:val="hybridMultilevel"/>
-    <w:tmpl w:val="D20C9258"/>
+    <w:tmpl w:val="5BB6C822"/>
     <w:lvl w:ilvl="0" w:tplc="04190011">
       <w:start w:val="1"/>
       <w:numFmt w:val="decimal"/>
@@ -43849,6 +46523,95 @@
     </w:lvl>
   </w:abstractNum>
   <w:abstractNum w:abstractNumId="29" w15:restartNumberingAfterBreak="0">
+    <w:nsid w:val="5A802198"/>
+    <w:multiLevelType w:val="hybridMultilevel"/>
+    <w:tmpl w:val="D20C9258"/>
+    <w:lvl w:ilvl="0" w:tplc="04190011">
+      <w:start w:val="1"/>
+      <w:numFmt w:val="decimal"/>
+      <w:lvlText w:val="%1)"/>
+      <w:lvlJc w:val="left"/>
+      <w:pPr>
+        <w:ind w:left="720" w:hanging="360"/>
+      </w:pPr>
+      <w:rPr>
+        <w:rFonts w:hint="default"/>
+      </w:rPr>
+    </w:lvl>
+    <w:lvl w:ilvl="1" w:tplc="04190019" w:tentative="1">
+      <w:start w:val="1"/>
+      <w:numFmt w:val="lowerLetter"/>
+      <w:lvlText w:val="%2."/>
+      <w:lvlJc w:val="left"/>
+      <w:pPr>
+        <w:ind w:left="1440" w:hanging="360"/>
+      </w:pPr>
+    </w:lvl>
+    <w:lvl w:ilvl="2" w:tplc="0419001B" w:tentative="1">
+      <w:start w:val="1"/>
+      <w:numFmt w:val="lowerRoman"/>
+      <w:lvlText w:val="%3."/>
+      <w:lvlJc w:val="right"/>
+      <w:pPr>
+        <w:ind w:left="2160" w:hanging="180"/>
+      </w:pPr>
+    </w:lvl>
+    <w:lvl w:ilvl="3" w:tplc="0419000F" w:tentative="1">
+      <w:start w:val="1"/>
+      <w:numFmt w:val="decimal"/>
+      <w:lvlText w:val="%4."/>
+      <w:lvlJc w:val="left"/>
+      <w:pPr>
+        <w:ind w:left="2880" w:hanging="360"/>
+      </w:pPr>
+    </w:lvl>
+    <w:lvl w:ilvl="4" w:tplc="04190019" w:tentative="1">
+      <w:start w:val="1"/>
+      <w:numFmt w:val="lowerLetter"/>
+      <w:lvlText w:val="%5."/>
+      <w:lvlJc w:val="left"/>
+      <w:pPr>
+        <w:ind w:left="3600" w:hanging="360"/>
+      </w:pPr>
+    </w:lvl>
+    <w:lvl w:ilvl="5" w:tplc="0419001B" w:tentative="1">
+      <w:start w:val="1"/>
+      <w:numFmt w:val="lowerRoman"/>
+      <w:lvlText w:val="%6."/>
+      <w:lvlJc w:val="right"/>
+      <w:pPr>
+        <w:ind w:left="4320" w:hanging="180"/>
+      </w:pPr>
+    </w:lvl>
+    <w:lvl w:ilvl="6" w:tplc="0419000F" w:tentative="1">
+      <w:start w:val="1"/>
+      <w:numFmt w:val="decimal"/>
+      <w:lvlText w:val="%7."/>
+      <w:lvlJc w:val="left"/>
+      <w:pPr>
+        <w:ind w:left="5040" w:hanging="360"/>
+      </w:pPr>
+    </w:lvl>
+    <w:lvl w:ilvl="7" w:tplc="04190019" w:tentative="1">
+      <w:start w:val="1"/>
+      <w:numFmt w:val="lowerLetter"/>
+      <w:lvlText w:val="%8."/>
+      <w:lvlJc w:val="left"/>
+      <w:pPr>
+        <w:ind w:left="5760" w:hanging="360"/>
+      </w:pPr>
+    </w:lvl>
+    <w:lvl w:ilvl="8" w:tplc="0419001B" w:tentative="1">
+      <w:start w:val="1"/>
+      <w:numFmt w:val="lowerRoman"/>
+      <w:lvlText w:val="%9."/>
+      <w:lvlJc w:val="right"/>
+      <w:pPr>
+        <w:ind w:left="6480" w:hanging="180"/>
+      </w:pPr>
+    </w:lvl>
+  </w:abstractNum>
+  <w:abstractNum w:abstractNumId="30" w15:restartNumberingAfterBreak="0">
     <w:nsid w:val="5BE650F3"/>
     <w:multiLevelType w:val="hybridMultilevel"/>
     <w:tmpl w:val="2CA8A3A4"/>
@@ -43938,7 +46701,7 @@
       </w:pPr>
     </w:lvl>
   </w:abstractNum>
-  <w:abstractNum w:abstractNumId="30" w15:restartNumberingAfterBreak="0">
+  <w:abstractNum w:abstractNumId="31" w15:restartNumberingAfterBreak="0">
     <w:nsid w:val="5EE72016"/>
     <w:multiLevelType w:val="hybridMultilevel"/>
     <w:tmpl w:val="05E0BB44"/>
@@ -44027,7 +46790,7 @@
       </w:pPr>
     </w:lvl>
   </w:abstractNum>
-  <w:abstractNum w:abstractNumId="31" w15:restartNumberingAfterBreak="0">
+  <w:abstractNum w:abstractNumId="32" w15:restartNumberingAfterBreak="0">
     <w:nsid w:val="6A126F6E"/>
     <w:multiLevelType w:val="hybridMultilevel"/>
     <w:tmpl w:val="EC80A204"/>
@@ -44117,7 +46880,7 @@
       </w:pPr>
     </w:lvl>
   </w:abstractNum>
-  <w:abstractNum w:abstractNumId="32" w15:restartNumberingAfterBreak="0">
+  <w:abstractNum w:abstractNumId="33" w15:restartNumberingAfterBreak="0">
     <w:nsid w:val="6AC6057B"/>
     <w:multiLevelType w:val="hybridMultilevel"/>
     <w:tmpl w:val="4914FE30"/>
@@ -44231,7 +46994,7 @@
       </w:rPr>
     </w:lvl>
   </w:abstractNum>
-  <w:abstractNum w:abstractNumId="33" w15:restartNumberingAfterBreak="0">
+  <w:abstractNum w:abstractNumId="34" w15:restartNumberingAfterBreak="0">
     <w:nsid w:val="6E5C7D4C"/>
     <w:multiLevelType w:val="hybridMultilevel"/>
     <w:tmpl w:val="A5AE6D42"/>
@@ -44320,7 +47083,7 @@
       </w:pPr>
     </w:lvl>
   </w:abstractNum>
-  <w:abstractNum w:abstractNumId="34" w15:restartNumberingAfterBreak="0">
+  <w:abstractNum w:abstractNumId="35" w15:restartNumberingAfterBreak="0">
     <w:nsid w:val="6F3107B4"/>
     <w:multiLevelType w:val="hybridMultilevel"/>
     <w:tmpl w:val="DC4018AE"/>
@@ -44433,7 +47196,7 @@
       </w:rPr>
     </w:lvl>
   </w:abstractNum>
-  <w:abstractNum w:abstractNumId="35" w15:restartNumberingAfterBreak="0">
+  <w:abstractNum w:abstractNumId="36" w15:restartNumberingAfterBreak="0">
     <w:nsid w:val="73456FEC"/>
     <w:multiLevelType w:val="hybridMultilevel"/>
     <w:tmpl w:val="B83ECB20"/>
@@ -44546,7 +47309,7 @@
       </w:rPr>
     </w:lvl>
   </w:abstractNum>
-  <w:abstractNum w:abstractNumId="36" w15:restartNumberingAfterBreak="0">
+  <w:abstractNum w:abstractNumId="37" w15:restartNumberingAfterBreak="0">
     <w:nsid w:val="7E3A5C15"/>
     <w:multiLevelType w:val="hybridMultilevel"/>
     <w:tmpl w:val="B6148F88"/>
@@ -44635,7 +47398,7 @@
       </w:pPr>
     </w:lvl>
   </w:abstractNum>
-  <w:abstractNum w:abstractNumId="37" w15:restartNumberingAfterBreak="0">
+  <w:abstractNum w:abstractNumId="38" w15:restartNumberingAfterBreak="0">
     <w:nsid w:val="7F0A0835"/>
     <w:multiLevelType w:val="hybridMultilevel"/>
     <w:tmpl w:val="1DEC565C"/>
@@ -44748,52 +47511,52 @@
       </w:rPr>
     </w:lvl>
   </w:abstractNum>
-  <w:num w:numId="1" w16cid:durableId="6641041">
+  <w:num w:numId="1" w16cid:durableId="558899582">
     <w:abstractNumId w:val="24"/>
   </w:num>
-  <w:num w:numId="2" w16cid:durableId="2047410993">
-    <w:abstractNumId w:val="36"/>
+  <w:num w:numId="2" w16cid:durableId="55251301">
+    <w:abstractNumId w:val="37"/>
   </w:num>
-  <w:num w:numId="3" w16cid:durableId="1110050990">
-    <w:abstractNumId w:val="28"/>
+  <w:num w:numId="3" w16cid:durableId="1681539940">
+    <w:abstractNumId w:val="29"/>
   </w:num>
-  <w:num w:numId="4" w16cid:durableId="1634675944">
+  <w:num w:numId="4" w16cid:durableId="1736968553">
+    <w:abstractNumId w:val="34"/>
+  </w:num>
+  <w:num w:numId="5" w16cid:durableId="35159086">
     <w:abstractNumId w:val="33"/>
   </w:num>
-  <w:num w:numId="5" w16cid:durableId="1371764167">
+  <w:num w:numId="6" w16cid:durableId="591553050">
+    <w:abstractNumId w:val="21"/>
+  </w:num>
+  <w:num w:numId="7" w16cid:durableId="1059665911">
+    <w:abstractNumId w:val="30"/>
+  </w:num>
+  <w:num w:numId="8" w16cid:durableId="322785317">
     <w:abstractNumId w:val="32"/>
   </w:num>
-  <w:num w:numId="6" w16cid:durableId="1509825796">
-    <w:abstractNumId w:val="21"/>
-  </w:num>
-  <w:num w:numId="7" w16cid:durableId="1602840095">
-    <w:abstractNumId w:val="29"/>
-  </w:num>
-  <w:num w:numId="8" w16cid:durableId="737363651">
-    <w:abstractNumId w:val="31"/>
-  </w:num>
-  <w:num w:numId="9" w16cid:durableId="1234702105">
+  <w:num w:numId="9" w16cid:durableId="2110663315">
     <w:abstractNumId w:val="19"/>
   </w:num>
-  <w:num w:numId="10" w16cid:durableId="34282601">
+  <w:num w:numId="10" w16cid:durableId="1755474139">
     <w:abstractNumId w:val="20"/>
   </w:num>
-  <w:num w:numId="11" w16cid:durableId="1423839499">
+  <w:num w:numId="11" w16cid:durableId="1223523096">
     <w:abstractNumId w:val="3"/>
   </w:num>
-  <w:num w:numId="12" w16cid:durableId="2045668802">
+  <w:num w:numId="12" w16cid:durableId="1482843245">
     <w:abstractNumId w:val="0"/>
   </w:num>
-  <w:num w:numId="13" w16cid:durableId="991106999">
+  <w:num w:numId="13" w16cid:durableId="1671639548">
     <w:abstractNumId w:val="6"/>
   </w:num>
-  <w:num w:numId="14" w16cid:durableId="1479221035">
+  <w:num w:numId="14" w16cid:durableId="1731270974">
     <w:abstractNumId w:val="14"/>
   </w:num>
-  <w:num w:numId="15" w16cid:durableId="628169109">
+  <w:num w:numId="15" w16cid:durableId="1241254488">
     <w:abstractNumId w:val="25"/>
   </w:num>
-  <w:num w:numId="16" w16cid:durableId="176042685">
+  <w:num w:numId="16" w16cid:durableId="1480608019">
     <w:abstractNumId w:val="10"/>
     <w:lvlOverride w:ilvl="0">
       <w:startOverride w:val="1"/>
@@ -44823,71 +47586,74 @@
       <w:startOverride w:val="1"/>
     </w:lvlOverride>
   </w:num>
-  <w:num w:numId="17" w16cid:durableId="1820727498">
+  <w:num w:numId="17" w16cid:durableId="981152801">
     <w:abstractNumId w:val="22"/>
   </w:num>
-  <w:num w:numId="18" w16cid:durableId="1907642723">
+  <w:num w:numId="18" w16cid:durableId="1801414665">
     <w:abstractNumId w:val="2"/>
   </w:num>
-  <w:num w:numId="19" w16cid:durableId="259874357">
+  <w:num w:numId="19" w16cid:durableId="1655992847">
+    <w:abstractNumId w:val="36"/>
+  </w:num>
+  <w:num w:numId="20" w16cid:durableId="1000087990">
+    <w:abstractNumId w:val="26"/>
+  </w:num>
+  <w:num w:numId="21" w16cid:durableId="256642670">
+    <w:abstractNumId w:val="7"/>
+  </w:num>
+  <w:num w:numId="22" w16cid:durableId="303856485">
     <w:abstractNumId w:val="35"/>
   </w:num>
-  <w:num w:numId="20" w16cid:durableId="269892717">
-    <w:abstractNumId w:val="26"/>
-  </w:num>
-  <w:num w:numId="21" w16cid:durableId="1979678668">
-    <w:abstractNumId w:val="7"/>
-  </w:num>
-  <w:num w:numId="22" w16cid:durableId="144012084">
-    <w:abstractNumId w:val="34"/>
-  </w:num>
-  <w:num w:numId="23" w16cid:durableId="922035445">
+  <w:num w:numId="23" w16cid:durableId="791093233">
     <w:abstractNumId w:val="1"/>
   </w:num>
-  <w:num w:numId="24" w16cid:durableId="2074157655">
+  <w:num w:numId="24" w16cid:durableId="1655715232">
     <w:abstractNumId w:val="5"/>
   </w:num>
-  <w:num w:numId="25" w16cid:durableId="1077820709">
-    <w:abstractNumId w:val="37"/>
+  <w:num w:numId="25" w16cid:durableId="1267497842">
+    <w:abstractNumId w:val="38"/>
   </w:num>
-  <w:num w:numId="26" w16cid:durableId="698775991">
+  <w:num w:numId="26" w16cid:durableId="1020817336">
     <w:abstractNumId w:val="23"/>
   </w:num>
-  <w:num w:numId="27" w16cid:durableId="128136656">
+  <w:num w:numId="27" w16cid:durableId="1885364079">
     <w:abstractNumId w:val="12"/>
   </w:num>
-  <w:num w:numId="28" w16cid:durableId="977302459">
+  <w:num w:numId="28" w16cid:durableId="1768846036">
     <w:abstractNumId w:val="16"/>
   </w:num>
-  <w:num w:numId="29" w16cid:durableId="2051103382">
-    <w:abstractNumId w:val="30"/>
+  <w:num w:numId="29" w16cid:durableId="1194463436">
+    <w:abstractNumId w:val="31"/>
   </w:num>
-  <w:num w:numId="30" w16cid:durableId="923539484">
+  <w:num w:numId="30" w16cid:durableId="419378988">
     <w:abstractNumId w:val="11"/>
   </w:num>
-  <w:num w:numId="31" w16cid:durableId="1827166544">
+  <w:num w:numId="31" w16cid:durableId="1959291661">
     <w:abstractNumId w:val="27"/>
   </w:num>
-  <w:num w:numId="32" w16cid:durableId="1723208442">
+  <w:num w:numId="32" w16cid:durableId="889421326">
     <w:abstractNumId w:val="8"/>
   </w:num>
-  <w:num w:numId="33" w16cid:durableId="1059670788">
+  <w:num w:numId="33" w16cid:durableId="2002150344">
     <w:abstractNumId w:val="9"/>
   </w:num>
-  <w:num w:numId="34" w16cid:durableId="423696402">
+  <w:num w:numId="34" w16cid:durableId="318727280">
     <w:abstractNumId w:val="15"/>
   </w:num>
-  <w:num w:numId="35" w16cid:durableId="174270623">
+  <w:num w:numId="35" w16cid:durableId="1010834797">
     <w:abstractNumId w:val="13"/>
   </w:num>
-  <w:num w:numId="36" w16cid:durableId="211616841">
+  <w:num w:numId="36" w16cid:durableId="2027094436">
     <w:abstractNumId w:val="17"/>
   </w:num>
-  <w:num w:numId="37" w16cid:durableId="730616894">
+  <w:num w:numId="37" w16cid:durableId="411858307">
     <w:abstractNumId w:val="4"/>
   </w:num>
-  <w:num w:numId="38" w16cid:durableId="95174433">
+  <w:num w:numId="38" w16cid:durableId="991132489">
     <w:abstractNumId w:val="18"/>
+  </w:num>
+  <w:num w:numId="39" w16cid:durableId="1974946025">
+    <w:abstractNumId w:val="28"/>
   </w:num>
   <w:numIdMacAtCleanup w:val="24"/>
 </w:numbering>
@@ -45400,6 +48166,7 @@
   <w:style w:type="character" w:default="1" w:styleId="a0">
     <w:name w:val="Default Paragraph Font"/>
     <w:uiPriority w:val="1"/>
+    <w:semiHidden/>
     <w:unhideWhenUsed/>
   </w:style>
   <w:style w:type="table" w:default="1" w:styleId="a1">
@@ -46554,8 +49321,8 @@
       <w:shd w:val="clear" w:color="auto" w:fill="E1DFDD"/>
     </w:rPr>
   </w:style>
-  <w:style w:type="character" w:styleId="aff2">
-    <w:name w:val="Unresolved Mention"/>
+  <w:style w:type="character" w:customStyle="1" w:styleId="3a">
+    <w:name w:val="Неразрешенное упоминание3"/>
     <w:basedOn w:val="a0"/>
     <w:uiPriority w:val="99"/>
     <w:semiHidden/>
@@ -46581,6 +49348,2532 @@
     </w:rPr>
   </w:style>
 </w:styles>
+</file>
+
+<file path=word/charts/chart1.xml><?xml version="1.0" encoding="utf-8"?>
+<c:chartSpace xmlns:c="http://schemas.openxmlformats.org/drawingml/2006/chart" xmlns:a="http://schemas.openxmlformats.org/drawingml/2006/main" xmlns:r="http://schemas.openxmlformats.org/officeDocument/2006/relationships" xmlns:c16r2="http://schemas.microsoft.com/office/drawing/2015/06/chart">
+  <c:date1904 val="0"/>
+  <c:lang val="ru-RU"/>
+  <c:roundedCorners val="0"/>
+  <mc:AlternateContent xmlns:mc="http://schemas.openxmlformats.org/markup-compatibility/2006">
+    <mc:Choice xmlns:c14="http://schemas.microsoft.com/office/drawing/2007/8/2/chart" Requires="c14">
+      <c14:style val="102"/>
+    </mc:Choice>
+    <mc:Fallback>
+      <c:style val="2"/>
+    </mc:Fallback>
+  </mc:AlternateContent>
+  <c:chart>
+    <c:autoTitleDeleted val="1"/>
+    <c:plotArea>
+      <c:layout/>
+      <c:barChart>
+        <c:barDir val="col"/>
+        <c:grouping val="stacked"/>
+        <c:varyColors val="0"/>
+        <c:ser>
+          <c:idx val="0"/>
+          <c:order val="0"/>
+          <c:tx>
+            <c:strRef>
+              <c:f>Лист2!$A$35</c:f>
+              <c:strCache>
+                <c:ptCount val="1"/>
+                <c:pt idx="0">
+                  <c:v>Закупка на ЕАТ</c:v>
+                </c:pt>
+              </c:strCache>
+            </c:strRef>
+          </c:tx>
+          <c:spPr>
+            <a:solidFill>
+              <a:srgbClr val="5A7B78"/>
+            </a:solidFill>
+            <a:ln>
+              <a:noFill/>
+            </a:ln>
+            <a:effectLst/>
+          </c:spPr>
+          <c:invertIfNegative val="0"/>
+          <c:cat>
+            <c:numRef>
+              <c:f>Лист2!$B$34:$H$34</c:f>
+              <c:numCache>
+                <c:formatCode>General</c:formatCode>
+                <c:ptCount val="7"/>
+                <c:pt idx="0">
+                  <c:v>2019</c:v>
+                </c:pt>
+                <c:pt idx="1">
+                  <c:v>2020</c:v>
+                </c:pt>
+                <c:pt idx="2">
+                  <c:v>2021</c:v>
+                </c:pt>
+                <c:pt idx="3">
+                  <c:v>2022</c:v>
+                </c:pt>
+                <c:pt idx="4">
+                  <c:v>2023</c:v>
+                </c:pt>
+                <c:pt idx="5">
+                  <c:v>2024</c:v>
+                </c:pt>
+                <c:pt idx="6">
+                  <c:v>2025</c:v>
+                </c:pt>
+              </c:numCache>
+            </c:numRef>
+          </c:cat>
+          <c:val>
+            <c:numRef>
+              <c:f>Лист2!$B$35:$H$35</c:f>
+              <c:numCache>
+                <c:formatCode>General</c:formatCode>
+                <c:ptCount val="7"/>
+                <c:pt idx="0">
+                  <c:v>18</c:v>
+                </c:pt>
+                <c:pt idx="1">
+                  <c:v>151</c:v>
+                </c:pt>
+                <c:pt idx="2">
+                  <c:v>79</c:v>
+                </c:pt>
+                <c:pt idx="3">
+                  <c:v>81</c:v>
+                </c:pt>
+                <c:pt idx="4">
+                  <c:v>80</c:v>
+                </c:pt>
+                <c:pt idx="5">
+                  <c:v>73</c:v>
+                </c:pt>
+                <c:pt idx="6">
+                  <c:v>50</c:v>
+                </c:pt>
+              </c:numCache>
+            </c:numRef>
+          </c:val>
+          <c:extLst>
+            <c:ext xmlns:c16="http://schemas.microsoft.com/office/drawing/2014/chart" uri="{C3380CC4-5D6E-409C-BE32-E72D297353CC}">
+              <c16:uniqueId val="{00000000-71F1-47BC-958F-D430F3B1946C}"/>
+            </c:ext>
+          </c:extLst>
+        </c:ser>
+        <c:ser>
+          <c:idx val="1"/>
+          <c:order val="1"/>
+          <c:tx>
+            <c:strRef>
+              <c:f>Лист2!$A$36</c:f>
+              <c:strCache>
+                <c:ptCount val="1"/>
+                <c:pt idx="0">
+                  <c:v>Закупка у единственного поставщика</c:v>
+                </c:pt>
+              </c:strCache>
+            </c:strRef>
+          </c:tx>
+          <c:spPr>
+            <a:solidFill>
+              <a:srgbClr val="2F6F6C"/>
+            </a:solidFill>
+            <a:ln>
+              <a:noFill/>
+            </a:ln>
+            <a:effectLst/>
+          </c:spPr>
+          <c:invertIfNegative val="0"/>
+          <c:cat>
+            <c:numRef>
+              <c:f>Лист2!$B$34:$H$34</c:f>
+              <c:numCache>
+                <c:formatCode>General</c:formatCode>
+                <c:ptCount val="7"/>
+                <c:pt idx="0">
+                  <c:v>2019</c:v>
+                </c:pt>
+                <c:pt idx="1">
+                  <c:v>2020</c:v>
+                </c:pt>
+                <c:pt idx="2">
+                  <c:v>2021</c:v>
+                </c:pt>
+                <c:pt idx="3">
+                  <c:v>2022</c:v>
+                </c:pt>
+                <c:pt idx="4">
+                  <c:v>2023</c:v>
+                </c:pt>
+                <c:pt idx="5">
+                  <c:v>2024</c:v>
+                </c:pt>
+                <c:pt idx="6">
+                  <c:v>2025</c:v>
+                </c:pt>
+              </c:numCache>
+            </c:numRef>
+          </c:cat>
+          <c:val>
+            <c:numRef>
+              <c:f>Лист2!$B$36:$H$36</c:f>
+              <c:numCache>
+                <c:formatCode>General</c:formatCode>
+                <c:ptCount val="7"/>
+                <c:pt idx="0">
+                  <c:v>39</c:v>
+                </c:pt>
+                <c:pt idx="1">
+                  <c:v>28</c:v>
+                </c:pt>
+                <c:pt idx="2">
+                  <c:v>31</c:v>
+                </c:pt>
+                <c:pt idx="3">
+                  <c:v>27</c:v>
+                </c:pt>
+                <c:pt idx="4">
+                  <c:v>46</c:v>
+                </c:pt>
+                <c:pt idx="5">
+                  <c:v>35</c:v>
+                </c:pt>
+                <c:pt idx="6">
+                  <c:v>27</c:v>
+                </c:pt>
+              </c:numCache>
+            </c:numRef>
+          </c:val>
+          <c:extLst>
+            <c:ext xmlns:c16="http://schemas.microsoft.com/office/drawing/2014/chart" uri="{C3380CC4-5D6E-409C-BE32-E72D297353CC}">
+              <c16:uniqueId val="{00000001-71F1-47BC-958F-D430F3B1946C}"/>
+            </c:ext>
+          </c:extLst>
+        </c:ser>
+        <c:ser>
+          <c:idx val="2"/>
+          <c:order val="2"/>
+          <c:tx>
+            <c:strRef>
+              <c:f>Лист2!$A$37</c:f>
+              <c:strCache>
+                <c:ptCount val="1"/>
+                <c:pt idx="0">
+                  <c:v>Запрос котировок в электронной форме</c:v>
+                </c:pt>
+              </c:strCache>
+            </c:strRef>
+          </c:tx>
+          <c:spPr>
+            <a:solidFill>
+              <a:srgbClr val="3C8F84"/>
+            </a:solidFill>
+            <a:ln>
+              <a:noFill/>
+            </a:ln>
+            <a:effectLst/>
+          </c:spPr>
+          <c:invertIfNegative val="0"/>
+          <c:cat>
+            <c:numRef>
+              <c:f>Лист2!$B$34:$H$34</c:f>
+              <c:numCache>
+                <c:formatCode>General</c:formatCode>
+                <c:ptCount val="7"/>
+                <c:pt idx="0">
+                  <c:v>2019</c:v>
+                </c:pt>
+                <c:pt idx="1">
+                  <c:v>2020</c:v>
+                </c:pt>
+                <c:pt idx="2">
+                  <c:v>2021</c:v>
+                </c:pt>
+                <c:pt idx="3">
+                  <c:v>2022</c:v>
+                </c:pt>
+                <c:pt idx="4">
+                  <c:v>2023</c:v>
+                </c:pt>
+                <c:pt idx="5">
+                  <c:v>2024</c:v>
+                </c:pt>
+                <c:pt idx="6">
+                  <c:v>2025</c:v>
+                </c:pt>
+              </c:numCache>
+            </c:numRef>
+          </c:cat>
+          <c:val>
+            <c:numRef>
+              <c:f>Лист2!$B$37:$H$37</c:f>
+              <c:numCache>
+                <c:formatCode>General</c:formatCode>
+                <c:ptCount val="7"/>
+                <c:pt idx="3">
+                  <c:v>27</c:v>
+                </c:pt>
+                <c:pt idx="4">
+                  <c:v>28</c:v>
+                </c:pt>
+                <c:pt idx="5">
+                  <c:v>8</c:v>
+                </c:pt>
+                <c:pt idx="6">
+                  <c:v>25</c:v>
+                </c:pt>
+              </c:numCache>
+            </c:numRef>
+          </c:val>
+          <c:extLst>
+            <c:ext xmlns:c16="http://schemas.microsoft.com/office/drawing/2014/chart" uri="{C3380CC4-5D6E-409C-BE32-E72D297353CC}">
+              <c16:uniqueId val="{00000002-71F1-47BC-958F-D430F3B1946C}"/>
+            </c:ext>
+          </c:extLst>
+        </c:ser>
+        <c:ser>
+          <c:idx val="3"/>
+          <c:order val="3"/>
+          <c:tx>
+            <c:strRef>
+              <c:f>Лист2!$A$38</c:f>
+              <c:strCache>
+                <c:ptCount val="1"/>
+                <c:pt idx="0">
+                  <c:v>Открытый конкурс в электронной форме</c:v>
+                </c:pt>
+              </c:strCache>
+            </c:strRef>
+          </c:tx>
+          <c:spPr>
+            <a:solidFill>
+              <a:srgbClr val="6AA9A2"/>
+            </a:solidFill>
+            <a:ln>
+              <a:noFill/>
+            </a:ln>
+            <a:effectLst/>
+          </c:spPr>
+          <c:invertIfNegative val="0"/>
+          <c:cat>
+            <c:numRef>
+              <c:f>Лист2!$B$34:$H$34</c:f>
+              <c:numCache>
+                <c:formatCode>General</c:formatCode>
+                <c:ptCount val="7"/>
+                <c:pt idx="0">
+                  <c:v>2019</c:v>
+                </c:pt>
+                <c:pt idx="1">
+                  <c:v>2020</c:v>
+                </c:pt>
+                <c:pt idx="2">
+                  <c:v>2021</c:v>
+                </c:pt>
+                <c:pt idx="3">
+                  <c:v>2022</c:v>
+                </c:pt>
+                <c:pt idx="4">
+                  <c:v>2023</c:v>
+                </c:pt>
+                <c:pt idx="5">
+                  <c:v>2024</c:v>
+                </c:pt>
+                <c:pt idx="6">
+                  <c:v>2025</c:v>
+                </c:pt>
+              </c:numCache>
+            </c:numRef>
+          </c:cat>
+          <c:val>
+            <c:numRef>
+              <c:f>Лист2!$B$38:$H$38</c:f>
+              <c:numCache>
+                <c:formatCode>General</c:formatCode>
+                <c:ptCount val="7"/>
+                <c:pt idx="0">
+                  <c:v>60</c:v>
+                </c:pt>
+                <c:pt idx="1">
+                  <c:v>68</c:v>
+                </c:pt>
+                <c:pt idx="2">
+                  <c:v>42</c:v>
+                </c:pt>
+                <c:pt idx="3">
+                  <c:v>19</c:v>
+                </c:pt>
+                <c:pt idx="4">
+                  <c:v>13</c:v>
+                </c:pt>
+                <c:pt idx="5">
+                  <c:v>5</c:v>
+                </c:pt>
+                <c:pt idx="6">
+                  <c:v>6</c:v>
+                </c:pt>
+              </c:numCache>
+            </c:numRef>
+          </c:val>
+          <c:extLst>
+            <c:ext xmlns:c16="http://schemas.microsoft.com/office/drawing/2014/chart" uri="{C3380CC4-5D6E-409C-BE32-E72D297353CC}">
+              <c16:uniqueId val="{00000003-71F1-47BC-958F-D430F3B1946C}"/>
+            </c:ext>
+          </c:extLst>
+        </c:ser>
+        <c:ser>
+          <c:idx val="4"/>
+          <c:order val="4"/>
+          <c:tx>
+            <c:strRef>
+              <c:f>Лист2!$A$39</c:f>
+              <c:strCache>
+                <c:ptCount val="1"/>
+                <c:pt idx="0">
+                  <c:v>Электронный аукцион</c:v>
+                </c:pt>
+              </c:strCache>
+            </c:strRef>
+          </c:tx>
+          <c:spPr>
+            <a:solidFill>
+              <a:srgbClr val="AFDCD5"/>
+            </a:solidFill>
+            <a:ln>
+              <a:noFill/>
+            </a:ln>
+            <a:effectLst/>
+          </c:spPr>
+          <c:invertIfNegative val="0"/>
+          <c:cat>
+            <c:numRef>
+              <c:f>Лист2!$B$34:$H$34</c:f>
+              <c:numCache>
+                <c:formatCode>General</c:formatCode>
+                <c:ptCount val="7"/>
+                <c:pt idx="0">
+                  <c:v>2019</c:v>
+                </c:pt>
+                <c:pt idx="1">
+                  <c:v>2020</c:v>
+                </c:pt>
+                <c:pt idx="2">
+                  <c:v>2021</c:v>
+                </c:pt>
+                <c:pt idx="3">
+                  <c:v>2022</c:v>
+                </c:pt>
+                <c:pt idx="4">
+                  <c:v>2023</c:v>
+                </c:pt>
+                <c:pt idx="5">
+                  <c:v>2024</c:v>
+                </c:pt>
+                <c:pt idx="6">
+                  <c:v>2025</c:v>
+                </c:pt>
+              </c:numCache>
+            </c:numRef>
+          </c:cat>
+          <c:val>
+            <c:numRef>
+              <c:f>Лист2!$B$39:$H$39</c:f>
+              <c:numCache>
+                <c:formatCode>General</c:formatCode>
+                <c:ptCount val="7"/>
+                <c:pt idx="0">
+                  <c:v>63</c:v>
+                </c:pt>
+                <c:pt idx="1">
+                  <c:v>49</c:v>
+                </c:pt>
+                <c:pt idx="2">
+                  <c:v>34</c:v>
+                </c:pt>
+                <c:pt idx="3">
+                  <c:v>18</c:v>
+                </c:pt>
+                <c:pt idx="4">
+                  <c:v>36</c:v>
+                </c:pt>
+                <c:pt idx="5">
+                  <c:v>30</c:v>
+                </c:pt>
+                <c:pt idx="6">
+                  <c:v>10</c:v>
+                </c:pt>
+              </c:numCache>
+            </c:numRef>
+          </c:val>
+          <c:extLst>
+            <c:ext xmlns:c16="http://schemas.microsoft.com/office/drawing/2014/chart" uri="{C3380CC4-5D6E-409C-BE32-E72D297353CC}">
+              <c16:uniqueId val="{00000004-71F1-47BC-958F-D430F3B1946C}"/>
+            </c:ext>
+          </c:extLst>
+        </c:ser>
+        <c:dLbls>
+          <c:showLegendKey val="0"/>
+          <c:showVal val="0"/>
+          <c:showCatName val="0"/>
+          <c:showSerName val="0"/>
+          <c:showPercent val="0"/>
+          <c:showBubbleSize val="0"/>
+        </c:dLbls>
+        <c:gapWidth val="150"/>
+        <c:overlap val="100"/>
+        <c:axId val="82598520"/>
+        <c:axId val="82599304"/>
+      </c:barChart>
+      <c:catAx>
+        <c:axId val="82598520"/>
+        <c:scaling>
+          <c:orientation val="minMax"/>
+        </c:scaling>
+        <c:delete val="0"/>
+        <c:axPos val="b"/>
+        <c:numFmt formatCode="General" sourceLinked="1"/>
+        <c:majorTickMark val="none"/>
+        <c:minorTickMark val="none"/>
+        <c:tickLblPos val="nextTo"/>
+        <c:spPr>
+          <a:noFill/>
+          <a:ln w="9525" cap="flat" cmpd="sng" algn="ctr">
+            <a:solidFill>
+              <a:schemeClr val="tx1">
+                <a:lumMod val="15000"/>
+                <a:lumOff val="85000"/>
+              </a:schemeClr>
+            </a:solidFill>
+            <a:round/>
+          </a:ln>
+          <a:effectLst/>
+        </c:spPr>
+        <c:txPr>
+          <a:bodyPr rot="-60000000" spcFirstLastPara="1" vertOverflow="ellipsis" vert="horz" wrap="square" anchor="ctr" anchorCtr="1"/>
+          <a:lstStyle/>
+          <a:p>
+            <a:pPr>
+              <a:defRPr sz="900" b="0" i="0" u="none" strike="noStrike" kern="1200" baseline="0">
+                <a:solidFill>
+                  <a:sysClr val="windowText" lastClr="000000"/>
+                </a:solidFill>
+                <a:latin typeface="Times New Roman" panose="02020603050405020304" pitchFamily="18" charset="0"/>
+                <a:ea typeface="+mn-ea"/>
+                <a:cs typeface="Times New Roman" panose="02020603050405020304" pitchFamily="18" charset="0"/>
+              </a:defRPr>
+            </a:pPr>
+            <a:endParaRPr lang="ru-RU"/>
+          </a:p>
+        </c:txPr>
+        <c:crossAx val="82599304"/>
+        <c:crosses val="autoZero"/>
+        <c:auto val="1"/>
+        <c:lblAlgn val="ctr"/>
+        <c:lblOffset val="100"/>
+        <c:noMultiLvlLbl val="0"/>
+      </c:catAx>
+      <c:valAx>
+        <c:axId val="82599304"/>
+        <c:scaling>
+          <c:orientation val="minMax"/>
+        </c:scaling>
+        <c:delete val="0"/>
+        <c:axPos val="l"/>
+        <c:majorGridlines>
+          <c:spPr>
+            <a:ln w="9525" cap="flat" cmpd="sng" algn="ctr">
+              <a:solidFill>
+                <a:schemeClr val="tx1">
+                  <a:lumMod val="15000"/>
+                  <a:lumOff val="85000"/>
+                </a:schemeClr>
+              </a:solidFill>
+              <a:round/>
+            </a:ln>
+            <a:effectLst/>
+          </c:spPr>
+        </c:majorGridlines>
+        <c:numFmt formatCode="General" sourceLinked="1"/>
+        <c:majorTickMark val="none"/>
+        <c:minorTickMark val="none"/>
+        <c:tickLblPos val="nextTo"/>
+        <c:spPr>
+          <a:noFill/>
+          <a:ln>
+            <a:noFill/>
+          </a:ln>
+          <a:effectLst/>
+        </c:spPr>
+        <c:txPr>
+          <a:bodyPr rot="-60000000" spcFirstLastPara="1" vertOverflow="ellipsis" vert="horz" wrap="square" anchor="ctr" anchorCtr="1"/>
+          <a:lstStyle/>
+          <a:p>
+            <a:pPr>
+              <a:defRPr sz="900" b="0" i="0" u="none" strike="noStrike" kern="1200" baseline="0">
+                <a:solidFill>
+                  <a:sysClr val="windowText" lastClr="000000"/>
+                </a:solidFill>
+                <a:latin typeface="Times New Roman" panose="02020603050405020304" pitchFamily="18" charset="0"/>
+                <a:ea typeface="+mn-ea"/>
+                <a:cs typeface="Times New Roman" panose="02020603050405020304" pitchFamily="18" charset="0"/>
+              </a:defRPr>
+            </a:pPr>
+            <a:endParaRPr lang="ru-RU"/>
+          </a:p>
+        </c:txPr>
+        <c:crossAx val="82598520"/>
+        <c:crosses val="autoZero"/>
+        <c:crossBetween val="between"/>
+      </c:valAx>
+      <c:spPr>
+        <a:noFill/>
+        <a:ln>
+          <a:noFill/>
+        </a:ln>
+        <a:effectLst/>
+      </c:spPr>
+    </c:plotArea>
+    <c:legend>
+      <c:legendPos val="b"/>
+      <c:overlay val="0"/>
+      <c:spPr>
+        <a:noFill/>
+        <a:ln>
+          <a:noFill/>
+        </a:ln>
+        <a:effectLst/>
+      </c:spPr>
+      <c:txPr>
+        <a:bodyPr rot="0" spcFirstLastPara="1" vertOverflow="ellipsis" vert="horz" wrap="square" anchor="ctr" anchorCtr="1"/>
+        <a:lstStyle/>
+        <a:p>
+          <a:pPr>
+            <a:defRPr sz="900" b="0" i="0" u="none" strike="noStrike" kern="1200" baseline="0">
+              <a:solidFill>
+                <a:sysClr val="windowText" lastClr="000000"/>
+              </a:solidFill>
+              <a:latin typeface="Times New Roman" panose="02020603050405020304" pitchFamily="18" charset="0"/>
+              <a:ea typeface="+mn-ea"/>
+              <a:cs typeface="Times New Roman" panose="02020603050405020304" pitchFamily="18" charset="0"/>
+            </a:defRPr>
+          </a:pPr>
+          <a:endParaRPr lang="ru-RU"/>
+        </a:p>
+      </c:txPr>
+    </c:legend>
+    <c:plotVisOnly val="1"/>
+    <c:dispBlanksAs val="gap"/>
+    <c:showDLblsOverMax val="0"/>
+  </c:chart>
+  <c:spPr>
+    <a:solidFill>
+      <a:schemeClr val="bg1"/>
+    </a:solidFill>
+    <a:ln w="9525" cap="flat" cmpd="sng" algn="ctr">
+      <a:noFill/>
+      <a:round/>
+    </a:ln>
+    <a:effectLst/>
+  </c:spPr>
+  <c:txPr>
+    <a:bodyPr/>
+    <a:lstStyle/>
+    <a:p>
+      <a:pPr>
+        <a:defRPr/>
+      </a:pPr>
+      <a:endParaRPr lang="ru-RU"/>
+    </a:p>
+  </c:txPr>
+  <c:externalData r:id="rId3">
+    <c:autoUpdate val="0"/>
+  </c:externalData>
+  <c:userShapes r:id="rId4"/>
+</c:chartSpace>
+</file>
+
+<file path=word/charts/chart2.xml><?xml version="1.0" encoding="utf-8"?>
+<c:chartSpace xmlns:c="http://schemas.openxmlformats.org/drawingml/2006/chart" xmlns:a="http://schemas.openxmlformats.org/drawingml/2006/main" xmlns:r="http://schemas.openxmlformats.org/officeDocument/2006/relationships" xmlns:c16r2="http://schemas.microsoft.com/office/drawing/2015/06/chart">
+  <c:date1904 val="0"/>
+  <c:lang val="ru-RU"/>
+  <c:roundedCorners val="0"/>
+  <mc:AlternateContent xmlns:mc="http://schemas.openxmlformats.org/markup-compatibility/2006">
+    <mc:Choice xmlns:c14="http://schemas.microsoft.com/office/drawing/2007/8/2/chart" Requires="c14">
+      <c14:style val="102"/>
+    </mc:Choice>
+    <mc:Fallback>
+      <c:style val="2"/>
+    </mc:Fallback>
+  </mc:AlternateContent>
+  <c:chart>
+    <c:autoTitleDeleted val="1"/>
+    <c:plotArea>
+      <c:layout/>
+      <c:barChart>
+        <c:barDir val="col"/>
+        <c:grouping val="stacked"/>
+        <c:varyColors val="0"/>
+        <c:ser>
+          <c:idx val="0"/>
+          <c:order val="0"/>
+          <c:tx>
+            <c:strRef>
+              <c:f>Лист2!$A$43</c:f>
+              <c:strCache>
+                <c:ptCount val="1"/>
+                <c:pt idx="0">
+                  <c:v>Закупка на ЕАТ</c:v>
+                </c:pt>
+              </c:strCache>
+            </c:strRef>
+          </c:tx>
+          <c:spPr>
+            <a:solidFill>
+              <a:srgbClr val="2F6F6C"/>
+            </a:solidFill>
+            <a:ln>
+              <a:noFill/>
+            </a:ln>
+            <a:effectLst/>
+          </c:spPr>
+          <c:invertIfNegative val="0"/>
+          <c:cat>
+            <c:numRef>
+              <c:f>Лист2!$B$42:$H$42</c:f>
+              <c:numCache>
+                <c:formatCode>General</c:formatCode>
+                <c:ptCount val="7"/>
+                <c:pt idx="0">
+                  <c:v>2019</c:v>
+                </c:pt>
+                <c:pt idx="1">
+                  <c:v>2020</c:v>
+                </c:pt>
+                <c:pt idx="2">
+                  <c:v>2021</c:v>
+                </c:pt>
+                <c:pt idx="3">
+                  <c:v>2022</c:v>
+                </c:pt>
+                <c:pt idx="4">
+                  <c:v>2023</c:v>
+                </c:pt>
+                <c:pt idx="5">
+                  <c:v>2024</c:v>
+                </c:pt>
+                <c:pt idx="6">
+                  <c:v>2025</c:v>
+                </c:pt>
+              </c:numCache>
+            </c:numRef>
+          </c:cat>
+          <c:val>
+            <c:numRef>
+              <c:f>Лист2!$B$43:$H$43</c:f>
+              <c:numCache>
+                <c:formatCode>#,##0.00</c:formatCode>
+                <c:ptCount val="7"/>
+                <c:pt idx="0">
+                  <c:v>8.5684578000000009</c:v>
+                </c:pt>
+                <c:pt idx="1">
+                  <c:v>14.704353169999999</c:v>
+                </c:pt>
+                <c:pt idx="2">
+                  <c:v>24.042493459999999</c:v>
+                </c:pt>
+                <c:pt idx="3">
+                  <c:v>20.773809780000001</c:v>
+                </c:pt>
+                <c:pt idx="4">
+                  <c:v>17.74092972</c:v>
+                </c:pt>
+                <c:pt idx="5">
+                  <c:v>17.867241289999999</c:v>
+                </c:pt>
+                <c:pt idx="6">
+                  <c:v>12.79832378</c:v>
+                </c:pt>
+              </c:numCache>
+            </c:numRef>
+          </c:val>
+          <c:extLst>
+            <c:ext xmlns:c16="http://schemas.microsoft.com/office/drawing/2014/chart" uri="{C3380CC4-5D6E-409C-BE32-E72D297353CC}">
+              <c16:uniqueId val="{00000000-787D-43BB-92BD-822D4B849FBE}"/>
+            </c:ext>
+          </c:extLst>
+        </c:ser>
+        <c:ser>
+          <c:idx val="1"/>
+          <c:order val="1"/>
+          <c:tx>
+            <c:strRef>
+              <c:f>Лист2!$A$44</c:f>
+              <c:strCache>
+                <c:ptCount val="1"/>
+                <c:pt idx="0">
+                  <c:v>Закупка у единственного поставщика</c:v>
+                </c:pt>
+              </c:strCache>
+            </c:strRef>
+          </c:tx>
+          <c:spPr>
+            <a:solidFill>
+              <a:srgbClr val="5A7B78"/>
+            </a:solidFill>
+            <a:ln>
+              <a:noFill/>
+            </a:ln>
+            <a:effectLst/>
+          </c:spPr>
+          <c:invertIfNegative val="0"/>
+          <c:cat>
+            <c:numRef>
+              <c:f>Лист2!$B$42:$H$42</c:f>
+              <c:numCache>
+                <c:formatCode>General</c:formatCode>
+                <c:ptCount val="7"/>
+                <c:pt idx="0">
+                  <c:v>2019</c:v>
+                </c:pt>
+                <c:pt idx="1">
+                  <c:v>2020</c:v>
+                </c:pt>
+                <c:pt idx="2">
+                  <c:v>2021</c:v>
+                </c:pt>
+                <c:pt idx="3">
+                  <c:v>2022</c:v>
+                </c:pt>
+                <c:pt idx="4">
+                  <c:v>2023</c:v>
+                </c:pt>
+                <c:pt idx="5">
+                  <c:v>2024</c:v>
+                </c:pt>
+                <c:pt idx="6">
+                  <c:v>2025</c:v>
+                </c:pt>
+              </c:numCache>
+            </c:numRef>
+          </c:cat>
+          <c:val>
+            <c:numRef>
+              <c:f>Лист2!$B$44:$H$44</c:f>
+              <c:numCache>
+                <c:formatCode>#,##0.00</c:formatCode>
+                <c:ptCount val="7"/>
+                <c:pt idx="0">
+                  <c:v>282.13407130000007</c:v>
+                </c:pt>
+                <c:pt idx="1">
+                  <c:v>1017.29958641</c:v>
+                </c:pt>
+                <c:pt idx="2">
+                  <c:v>473.23495211000005</c:v>
+                </c:pt>
+                <c:pt idx="3">
+                  <c:v>788.29062672999999</c:v>
+                </c:pt>
+                <c:pt idx="4">
+                  <c:v>3276.87734168</c:v>
+                </c:pt>
+                <c:pt idx="5">
+                  <c:v>5765.5450181300002</c:v>
+                </c:pt>
+                <c:pt idx="6">
+                  <c:v>2088.8956305699999</c:v>
+                </c:pt>
+              </c:numCache>
+            </c:numRef>
+          </c:val>
+          <c:extLst>
+            <c:ext xmlns:c16="http://schemas.microsoft.com/office/drawing/2014/chart" uri="{C3380CC4-5D6E-409C-BE32-E72D297353CC}">
+              <c16:uniqueId val="{00000001-787D-43BB-92BD-822D4B849FBE}"/>
+            </c:ext>
+          </c:extLst>
+        </c:ser>
+        <c:ser>
+          <c:idx val="2"/>
+          <c:order val="2"/>
+          <c:tx>
+            <c:strRef>
+              <c:f>Лист2!$A$45</c:f>
+              <c:strCache>
+                <c:ptCount val="1"/>
+                <c:pt idx="0">
+                  <c:v>Запрос котировок в электронной форме</c:v>
+                </c:pt>
+              </c:strCache>
+            </c:strRef>
+          </c:tx>
+          <c:spPr>
+            <a:solidFill>
+              <a:srgbClr val="3C8F84"/>
+            </a:solidFill>
+            <a:ln>
+              <a:noFill/>
+            </a:ln>
+            <a:effectLst/>
+          </c:spPr>
+          <c:invertIfNegative val="0"/>
+          <c:cat>
+            <c:numRef>
+              <c:f>Лист2!$B$42:$H$42</c:f>
+              <c:numCache>
+                <c:formatCode>General</c:formatCode>
+                <c:ptCount val="7"/>
+                <c:pt idx="0">
+                  <c:v>2019</c:v>
+                </c:pt>
+                <c:pt idx="1">
+                  <c:v>2020</c:v>
+                </c:pt>
+                <c:pt idx="2">
+                  <c:v>2021</c:v>
+                </c:pt>
+                <c:pt idx="3">
+                  <c:v>2022</c:v>
+                </c:pt>
+                <c:pt idx="4">
+                  <c:v>2023</c:v>
+                </c:pt>
+                <c:pt idx="5">
+                  <c:v>2024</c:v>
+                </c:pt>
+                <c:pt idx="6">
+                  <c:v>2025</c:v>
+                </c:pt>
+              </c:numCache>
+            </c:numRef>
+          </c:cat>
+          <c:val>
+            <c:numRef>
+              <c:f>Лист2!$B$45:$H$45</c:f>
+              <c:numCache>
+                <c:formatCode>#,##0.00</c:formatCode>
+                <c:ptCount val="7"/>
+                <c:pt idx="0">
+                  <c:v>0</c:v>
+                </c:pt>
+                <c:pt idx="1">
+                  <c:v>0</c:v>
+                </c:pt>
+                <c:pt idx="2">
+                  <c:v>0</c:v>
+                </c:pt>
+                <c:pt idx="3">
+                  <c:v>77.934405810000001</c:v>
+                </c:pt>
+                <c:pt idx="4">
+                  <c:v>69.59442258</c:v>
+                </c:pt>
+                <c:pt idx="5">
+                  <c:v>21.12423613</c:v>
+                </c:pt>
+                <c:pt idx="6">
+                  <c:v>66.952336309999993</c:v>
+                </c:pt>
+              </c:numCache>
+            </c:numRef>
+          </c:val>
+          <c:extLst>
+            <c:ext xmlns:c16="http://schemas.microsoft.com/office/drawing/2014/chart" uri="{C3380CC4-5D6E-409C-BE32-E72D297353CC}">
+              <c16:uniqueId val="{00000002-787D-43BB-92BD-822D4B849FBE}"/>
+            </c:ext>
+          </c:extLst>
+        </c:ser>
+        <c:ser>
+          <c:idx val="3"/>
+          <c:order val="3"/>
+          <c:tx>
+            <c:strRef>
+              <c:f>Лист2!$A$46</c:f>
+              <c:strCache>
+                <c:ptCount val="1"/>
+                <c:pt idx="0">
+                  <c:v>Открытый конкурс в электронной форме</c:v>
+                </c:pt>
+              </c:strCache>
+            </c:strRef>
+          </c:tx>
+          <c:spPr>
+            <a:solidFill>
+              <a:srgbClr val="6AA9A2"/>
+            </a:solidFill>
+            <a:ln>
+              <a:noFill/>
+            </a:ln>
+            <a:effectLst/>
+          </c:spPr>
+          <c:invertIfNegative val="0"/>
+          <c:cat>
+            <c:numRef>
+              <c:f>Лист2!$B$42:$H$42</c:f>
+              <c:numCache>
+                <c:formatCode>General</c:formatCode>
+                <c:ptCount val="7"/>
+                <c:pt idx="0">
+                  <c:v>2019</c:v>
+                </c:pt>
+                <c:pt idx="1">
+                  <c:v>2020</c:v>
+                </c:pt>
+                <c:pt idx="2">
+                  <c:v>2021</c:v>
+                </c:pt>
+                <c:pt idx="3">
+                  <c:v>2022</c:v>
+                </c:pt>
+                <c:pt idx="4">
+                  <c:v>2023</c:v>
+                </c:pt>
+                <c:pt idx="5">
+                  <c:v>2024</c:v>
+                </c:pt>
+                <c:pt idx="6">
+                  <c:v>2025</c:v>
+                </c:pt>
+              </c:numCache>
+            </c:numRef>
+          </c:cat>
+          <c:val>
+            <c:numRef>
+              <c:f>Лист2!$B$46:$H$46</c:f>
+              <c:numCache>
+                <c:formatCode>#,##0.00</c:formatCode>
+                <c:ptCount val="7"/>
+                <c:pt idx="0">
+                  <c:v>2578.1041257399997</c:v>
+                </c:pt>
+                <c:pt idx="1">
+                  <c:v>1450.4727017299999</c:v>
+                </c:pt>
+                <c:pt idx="2">
+                  <c:v>1392.6926920399999</c:v>
+                </c:pt>
+                <c:pt idx="3">
+                  <c:v>775.27180150000004</c:v>
+                </c:pt>
+                <c:pt idx="4">
+                  <c:v>443.4672286</c:v>
+                </c:pt>
+                <c:pt idx="5">
+                  <c:v>273.78368999999998</c:v>
+                </c:pt>
+                <c:pt idx="6">
+                  <c:v>231.16451000000001</c:v>
+                </c:pt>
+              </c:numCache>
+            </c:numRef>
+          </c:val>
+          <c:extLst>
+            <c:ext xmlns:c16="http://schemas.microsoft.com/office/drawing/2014/chart" uri="{C3380CC4-5D6E-409C-BE32-E72D297353CC}">
+              <c16:uniqueId val="{00000003-787D-43BB-92BD-822D4B849FBE}"/>
+            </c:ext>
+          </c:extLst>
+        </c:ser>
+        <c:ser>
+          <c:idx val="4"/>
+          <c:order val="4"/>
+          <c:tx>
+            <c:strRef>
+              <c:f>Лист2!$A$47</c:f>
+              <c:strCache>
+                <c:ptCount val="1"/>
+                <c:pt idx="0">
+                  <c:v>Электронный аукцион</c:v>
+                </c:pt>
+              </c:strCache>
+            </c:strRef>
+          </c:tx>
+          <c:spPr>
+            <a:solidFill>
+              <a:srgbClr val="AFDCD5"/>
+            </a:solidFill>
+            <a:ln>
+              <a:noFill/>
+            </a:ln>
+            <a:effectLst/>
+          </c:spPr>
+          <c:invertIfNegative val="0"/>
+          <c:cat>
+            <c:numRef>
+              <c:f>Лист2!$B$42:$H$42</c:f>
+              <c:numCache>
+                <c:formatCode>General</c:formatCode>
+                <c:ptCount val="7"/>
+                <c:pt idx="0">
+                  <c:v>2019</c:v>
+                </c:pt>
+                <c:pt idx="1">
+                  <c:v>2020</c:v>
+                </c:pt>
+                <c:pt idx="2">
+                  <c:v>2021</c:v>
+                </c:pt>
+                <c:pt idx="3">
+                  <c:v>2022</c:v>
+                </c:pt>
+                <c:pt idx="4">
+                  <c:v>2023</c:v>
+                </c:pt>
+                <c:pt idx="5">
+                  <c:v>2024</c:v>
+                </c:pt>
+                <c:pt idx="6">
+                  <c:v>2025</c:v>
+                </c:pt>
+              </c:numCache>
+            </c:numRef>
+          </c:cat>
+          <c:val>
+            <c:numRef>
+              <c:f>Лист2!$B$47:$H$47</c:f>
+              <c:numCache>
+                <c:formatCode>#,##0.00</c:formatCode>
+                <c:ptCount val="7"/>
+                <c:pt idx="0">
+                  <c:v>659.64357630000006</c:v>
+                </c:pt>
+                <c:pt idx="1">
+                  <c:v>411.34977396999989</c:v>
+                </c:pt>
+                <c:pt idx="2">
+                  <c:v>435.62494309000004</c:v>
+                </c:pt>
+                <c:pt idx="3">
+                  <c:v>555.02093175999994</c:v>
+                </c:pt>
+                <c:pt idx="4">
+                  <c:v>1191.19411418</c:v>
+                </c:pt>
+                <c:pt idx="5">
+                  <c:v>320.92431058000005</c:v>
+                </c:pt>
+                <c:pt idx="6">
+                  <c:v>466.16177348000002</c:v>
+                </c:pt>
+              </c:numCache>
+            </c:numRef>
+          </c:val>
+          <c:extLst>
+            <c:ext xmlns:c16="http://schemas.microsoft.com/office/drawing/2014/chart" uri="{C3380CC4-5D6E-409C-BE32-E72D297353CC}">
+              <c16:uniqueId val="{00000004-787D-43BB-92BD-822D4B849FBE}"/>
+            </c:ext>
+          </c:extLst>
+        </c:ser>
+        <c:dLbls>
+          <c:showLegendKey val="0"/>
+          <c:showVal val="0"/>
+          <c:showCatName val="0"/>
+          <c:showSerName val="0"/>
+          <c:showPercent val="0"/>
+          <c:showBubbleSize val="0"/>
+        </c:dLbls>
+        <c:gapWidth val="150"/>
+        <c:overlap val="100"/>
+        <c:axId val="206266944"/>
+        <c:axId val="484111696"/>
+      </c:barChart>
+      <c:catAx>
+        <c:axId val="206266944"/>
+        <c:scaling>
+          <c:orientation val="minMax"/>
+        </c:scaling>
+        <c:delete val="0"/>
+        <c:axPos val="b"/>
+        <c:numFmt formatCode="General" sourceLinked="1"/>
+        <c:majorTickMark val="none"/>
+        <c:minorTickMark val="none"/>
+        <c:tickLblPos val="nextTo"/>
+        <c:spPr>
+          <a:noFill/>
+          <a:ln w="9525" cap="flat" cmpd="sng" algn="ctr">
+            <a:solidFill>
+              <a:schemeClr val="tx1">
+                <a:lumMod val="15000"/>
+                <a:lumOff val="85000"/>
+              </a:schemeClr>
+            </a:solidFill>
+            <a:round/>
+          </a:ln>
+          <a:effectLst/>
+        </c:spPr>
+        <c:txPr>
+          <a:bodyPr rot="-60000000" spcFirstLastPara="1" vertOverflow="ellipsis" vert="horz" wrap="square" anchor="ctr" anchorCtr="1"/>
+          <a:lstStyle/>
+          <a:p>
+            <a:pPr>
+              <a:defRPr sz="900" b="0" i="0" u="none" strike="noStrike" kern="1200" baseline="0">
+                <a:solidFill>
+                  <a:sysClr val="windowText" lastClr="000000"/>
+                </a:solidFill>
+                <a:latin typeface="Times New Roman" panose="02020603050405020304" pitchFamily="18" charset="0"/>
+                <a:ea typeface="+mn-ea"/>
+                <a:cs typeface="Times New Roman" panose="02020603050405020304" pitchFamily="18" charset="0"/>
+              </a:defRPr>
+            </a:pPr>
+            <a:endParaRPr lang="ru-RU"/>
+          </a:p>
+        </c:txPr>
+        <c:crossAx val="484111696"/>
+        <c:crosses val="autoZero"/>
+        <c:auto val="1"/>
+        <c:lblAlgn val="ctr"/>
+        <c:lblOffset val="100"/>
+        <c:noMultiLvlLbl val="0"/>
+      </c:catAx>
+      <c:valAx>
+        <c:axId val="484111696"/>
+        <c:scaling>
+          <c:orientation val="minMax"/>
+        </c:scaling>
+        <c:delete val="0"/>
+        <c:axPos val="l"/>
+        <c:majorGridlines>
+          <c:spPr>
+            <a:ln w="9525" cap="flat" cmpd="sng" algn="ctr">
+              <a:solidFill>
+                <a:schemeClr val="tx1">
+                  <a:lumMod val="15000"/>
+                  <a:lumOff val="85000"/>
+                </a:schemeClr>
+              </a:solidFill>
+              <a:round/>
+            </a:ln>
+            <a:effectLst/>
+          </c:spPr>
+        </c:majorGridlines>
+        <c:numFmt formatCode="#,##0.00" sourceLinked="1"/>
+        <c:majorTickMark val="none"/>
+        <c:minorTickMark val="none"/>
+        <c:tickLblPos val="nextTo"/>
+        <c:spPr>
+          <a:noFill/>
+          <a:ln>
+            <a:noFill/>
+          </a:ln>
+          <a:effectLst/>
+        </c:spPr>
+        <c:txPr>
+          <a:bodyPr rot="-60000000" spcFirstLastPara="1" vertOverflow="ellipsis" vert="horz" wrap="square" anchor="ctr" anchorCtr="1"/>
+          <a:lstStyle/>
+          <a:p>
+            <a:pPr>
+              <a:defRPr sz="900" b="0" i="0" u="none" strike="noStrike" kern="1200" baseline="0">
+                <a:solidFill>
+                  <a:sysClr val="windowText" lastClr="000000"/>
+                </a:solidFill>
+                <a:latin typeface="Times New Roman" panose="02020603050405020304" pitchFamily="18" charset="0"/>
+                <a:ea typeface="+mn-ea"/>
+                <a:cs typeface="Times New Roman" panose="02020603050405020304" pitchFamily="18" charset="0"/>
+              </a:defRPr>
+            </a:pPr>
+            <a:endParaRPr lang="ru-RU"/>
+          </a:p>
+        </c:txPr>
+        <c:crossAx val="206266944"/>
+        <c:crosses val="autoZero"/>
+        <c:crossBetween val="between"/>
+      </c:valAx>
+      <c:spPr>
+        <a:noFill/>
+        <a:ln>
+          <a:noFill/>
+        </a:ln>
+        <a:effectLst/>
+      </c:spPr>
+    </c:plotArea>
+    <c:legend>
+      <c:legendPos val="b"/>
+      <c:overlay val="0"/>
+      <c:spPr>
+        <a:noFill/>
+        <a:ln>
+          <a:noFill/>
+        </a:ln>
+        <a:effectLst/>
+      </c:spPr>
+      <c:txPr>
+        <a:bodyPr rot="0" spcFirstLastPara="1" vertOverflow="ellipsis" vert="horz" wrap="square" anchor="ctr" anchorCtr="1"/>
+        <a:lstStyle/>
+        <a:p>
+          <a:pPr>
+            <a:defRPr sz="900" b="0" i="0" u="none" strike="noStrike" kern="1200" baseline="0">
+              <a:solidFill>
+                <a:sysClr val="windowText" lastClr="000000"/>
+              </a:solidFill>
+              <a:latin typeface="Times New Roman" panose="02020603050405020304" pitchFamily="18" charset="0"/>
+              <a:ea typeface="+mn-ea"/>
+              <a:cs typeface="Times New Roman" panose="02020603050405020304" pitchFamily="18" charset="0"/>
+            </a:defRPr>
+          </a:pPr>
+          <a:endParaRPr lang="ru-RU"/>
+        </a:p>
+      </c:txPr>
+    </c:legend>
+    <c:plotVisOnly val="1"/>
+    <c:dispBlanksAs val="gap"/>
+    <c:showDLblsOverMax val="0"/>
+  </c:chart>
+  <c:spPr>
+    <a:solidFill>
+      <a:schemeClr val="bg1"/>
+    </a:solidFill>
+    <a:ln w="9525" cap="flat" cmpd="sng" algn="ctr">
+      <a:solidFill>
+        <a:schemeClr val="tx1">
+          <a:lumMod val="15000"/>
+          <a:lumOff val="85000"/>
+        </a:schemeClr>
+      </a:solidFill>
+      <a:round/>
+    </a:ln>
+    <a:effectLst/>
+  </c:spPr>
+  <c:txPr>
+    <a:bodyPr/>
+    <a:lstStyle/>
+    <a:p>
+      <a:pPr>
+        <a:defRPr/>
+      </a:pPr>
+      <a:endParaRPr lang="ru-RU"/>
+    </a:p>
+  </c:txPr>
+  <c:externalData r:id="rId3">
+    <c:autoUpdate val="0"/>
+  </c:externalData>
+</c:chartSpace>
+</file>
+
+<file path=word/charts/colors1.xml><?xml version="1.0" encoding="utf-8"?>
+<cs:colorStyle xmlns:cs="http://schemas.microsoft.com/office/drawing/2012/chartStyle" xmlns:a="http://schemas.openxmlformats.org/drawingml/2006/main" meth="cycle" id="10">
+  <a:schemeClr val="accent1"/>
+  <a:schemeClr val="accent2"/>
+  <a:schemeClr val="accent3"/>
+  <a:schemeClr val="accent4"/>
+  <a:schemeClr val="accent5"/>
+  <a:schemeClr val="accent6"/>
+  <cs:variation/>
+  <cs:variation>
+    <a:lumMod val="60000"/>
+  </cs:variation>
+  <cs:variation>
+    <a:lumMod val="80000"/>
+    <a:lumOff val="20000"/>
+  </cs:variation>
+  <cs:variation>
+    <a:lumMod val="80000"/>
+  </cs:variation>
+  <cs:variation>
+    <a:lumMod val="60000"/>
+    <a:lumOff val="40000"/>
+  </cs:variation>
+  <cs:variation>
+    <a:lumMod val="50000"/>
+  </cs:variation>
+  <cs:variation>
+    <a:lumMod val="70000"/>
+    <a:lumOff val="30000"/>
+  </cs:variation>
+  <cs:variation>
+    <a:lumMod val="70000"/>
+  </cs:variation>
+  <cs:variation>
+    <a:lumMod val="50000"/>
+    <a:lumOff val="50000"/>
+  </cs:variation>
+</cs:colorStyle>
+</file>
+
+<file path=word/charts/colors2.xml><?xml version="1.0" encoding="utf-8"?>
+<cs:colorStyle xmlns:cs="http://schemas.microsoft.com/office/drawing/2012/chartStyle" xmlns:a="http://schemas.openxmlformats.org/drawingml/2006/main" meth="cycle" id="10">
+  <a:schemeClr val="accent1"/>
+  <a:schemeClr val="accent2"/>
+  <a:schemeClr val="accent3"/>
+  <a:schemeClr val="accent4"/>
+  <a:schemeClr val="accent5"/>
+  <a:schemeClr val="accent6"/>
+  <cs:variation/>
+  <cs:variation>
+    <a:lumMod val="60000"/>
+  </cs:variation>
+  <cs:variation>
+    <a:lumMod val="80000"/>
+    <a:lumOff val="20000"/>
+  </cs:variation>
+  <cs:variation>
+    <a:lumMod val="80000"/>
+  </cs:variation>
+  <cs:variation>
+    <a:lumMod val="60000"/>
+    <a:lumOff val="40000"/>
+  </cs:variation>
+  <cs:variation>
+    <a:lumMod val="50000"/>
+  </cs:variation>
+  <cs:variation>
+    <a:lumMod val="70000"/>
+    <a:lumOff val="30000"/>
+  </cs:variation>
+  <cs:variation>
+    <a:lumMod val="70000"/>
+  </cs:variation>
+  <cs:variation>
+    <a:lumMod val="50000"/>
+    <a:lumOff val="50000"/>
+  </cs:variation>
+</cs:colorStyle>
+</file>
+
+<file path=word/charts/style1.xml><?xml version="1.0" encoding="utf-8"?>
+<cs:chartStyle xmlns:cs="http://schemas.microsoft.com/office/drawing/2012/chartStyle" xmlns:a="http://schemas.openxmlformats.org/drawingml/2006/main" id="297">
+  <cs:axisTitle>
+    <cs:lnRef idx="0"/>
+    <cs:fillRef idx="0"/>
+    <cs:effectRef idx="0"/>
+    <cs:fontRef idx="minor">
+      <a:schemeClr val="tx1">
+        <a:lumMod val="65000"/>
+        <a:lumOff val="35000"/>
+      </a:schemeClr>
+    </cs:fontRef>
+    <cs:defRPr sz="1000" kern="1200"/>
+  </cs:axisTitle>
+  <cs:categoryAxis>
+    <cs:lnRef idx="0"/>
+    <cs:fillRef idx="0"/>
+    <cs:effectRef idx="0"/>
+    <cs:fontRef idx="minor">
+      <a:schemeClr val="tx1">
+        <a:lumMod val="65000"/>
+        <a:lumOff val="35000"/>
+      </a:schemeClr>
+    </cs:fontRef>
+    <cs:spPr>
+      <a:ln w="9525" cap="flat" cmpd="sng" algn="ctr">
+        <a:solidFill>
+          <a:schemeClr val="tx1">
+            <a:lumMod val="15000"/>
+            <a:lumOff val="85000"/>
+          </a:schemeClr>
+        </a:solidFill>
+        <a:round/>
+      </a:ln>
+    </cs:spPr>
+    <cs:defRPr sz="900" kern="1200"/>
+  </cs:categoryAxis>
+  <cs:chartArea mods="allowNoFillOverride allowNoLineOverride">
+    <cs:lnRef idx="0"/>
+    <cs:fillRef idx="0"/>
+    <cs:effectRef idx="0"/>
+    <cs:fontRef idx="minor">
+      <a:schemeClr val="tx1"/>
+    </cs:fontRef>
+    <cs:spPr>
+      <a:solidFill>
+        <a:schemeClr val="bg1"/>
+      </a:solidFill>
+      <a:ln w="9525" cap="flat" cmpd="sng" algn="ctr">
+        <a:solidFill>
+          <a:schemeClr val="tx1">
+            <a:lumMod val="15000"/>
+            <a:lumOff val="85000"/>
+          </a:schemeClr>
+        </a:solidFill>
+        <a:round/>
+      </a:ln>
+    </cs:spPr>
+    <cs:defRPr sz="1000" kern="1200"/>
+  </cs:chartArea>
+  <cs:dataLabel>
+    <cs:lnRef idx="0"/>
+    <cs:fillRef idx="0"/>
+    <cs:effectRef idx="0"/>
+    <cs:fontRef idx="minor">
+      <a:schemeClr val="tx1">
+        <a:lumMod val="75000"/>
+        <a:lumOff val="25000"/>
+      </a:schemeClr>
+    </cs:fontRef>
+    <cs:defRPr sz="900" kern="1200"/>
+  </cs:dataLabel>
+  <cs:dataLabelCallout>
+    <cs:lnRef idx="0"/>
+    <cs:fillRef idx="0"/>
+    <cs:effectRef idx="0"/>
+    <cs:fontRef idx="minor">
+      <a:schemeClr val="dk1">
+        <a:lumMod val="65000"/>
+        <a:lumOff val="35000"/>
+      </a:schemeClr>
+    </cs:fontRef>
+    <cs:spPr>
+      <a:solidFill>
+        <a:schemeClr val="lt1"/>
+      </a:solidFill>
+      <a:ln>
+        <a:solidFill>
+          <a:schemeClr val="dk1">
+            <a:lumMod val="25000"/>
+            <a:lumOff val="75000"/>
+          </a:schemeClr>
+        </a:solidFill>
+      </a:ln>
+    </cs:spPr>
+    <cs:defRPr sz="900" kern="1200"/>
+    <cs:bodyPr rot="0" spcFirstLastPara="1" vertOverflow="clip" horzOverflow="clip" vert="horz" wrap="square" lIns="36576" tIns="18288" rIns="36576" bIns="18288" anchor="ctr" anchorCtr="1">
+      <a:spAutoFit/>
+    </cs:bodyPr>
+  </cs:dataLabelCallout>
+  <cs:dataPoint>
+    <cs:lnRef idx="0"/>
+    <cs:fillRef idx="1">
+      <cs:styleClr val="auto"/>
+    </cs:fillRef>
+    <cs:effectRef idx="0"/>
+    <cs:fontRef idx="minor">
+      <a:schemeClr val="tx1"/>
+    </cs:fontRef>
+  </cs:dataPoint>
+  <cs:dataPoint3D>
+    <cs:lnRef idx="0"/>
+    <cs:fillRef idx="1">
+      <cs:styleClr val="auto"/>
+    </cs:fillRef>
+    <cs:effectRef idx="0"/>
+    <cs:fontRef idx="minor">
+      <a:schemeClr val="tx1"/>
+    </cs:fontRef>
+  </cs:dataPoint3D>
+  <cs:dataPointLine>
+    <cs:lnRef idx="0">
+      <cs:styleClr val="auto"/>
+    </cs:lnRef>
+    <cs:fillRef idx="1"/>
+    <cs:effectRef idx="0"/>
+    <cs:fontRef idx="minor">
+      <a:schemeClr val="tx1"/>
+    </cs:fontRef>
+    <cs:spPr>
+      <a:ln w="28575" cap="rnd">
+        <a:solidFill>
+          <a:schemeClr val="phClr"/>
+        </a:solidFill>
+        <a:round/>
+      </a:ln>
+    </cs:spPr>
+  </cs:dataPointLine>
+  <cs:dataPointMarker>
+    <cs:lnRef idx="0">
+      <cs:styleClr val="auto"/>
+    </cs:lnRef>
+    <cs:fillRef idx="1">
+      <cs:styleClr val="auto"/>
+    </cs:fillRef>
+    <cs:effectRef idx="0"/>
+    <cs:fontRef idx="minor">
+      <a:schemeClr val="tx1"/>
+    </cs:fontRef>
+    <cs:spPr>
+      <a:ln w="9525">
+        <a:solidFill>
+          <a:schemeClr val="phClr"/>
+        </a:solidFill>
+      </a:ln>
+    </cs:spPr>
+  </cs:dataPointMarker>
+  <cs:dataPointMarkerLayout symbol="circle" size="5"/>
+  <cs:dataPointWireframe>
+    <cs:lnRef idx="0">
+      <cs:styleClr val="auto"/>
+    </cs:lnRef>
+    <cs:fillRef idx="1"/>
+    <cs:effectRef idx="0"/>
+    <cs:fontRef idx="minor">
+      <a:schemeClr val="tx1"/>
+    </cs:fontRef>
+    <cs:spPr>
+      <a:ln w="9525" cap="rnd">
+        <a:solidFill>
+          <a:schemeClr val="phClr"/>
+        </a:solidFill>
+        <a:round/>
+      </a:ln>
+    </cs:spPr>
+  </cs:dataPointWireframe>
+  <cs:dataTable>
+    <cs:lnRef idx="0"/>
+    <cs:fillRef idx="0"/>
+    <cs:effectRef idx="0"/>
+    <cs:fontRef idx="minor">
+      <a:schemeClr val="tx1">
+        <a:lumMod val="65000"/>
+        <a:lumOff val="35000"/>
+      </a:schemeClr>
+    </cs:fontRef>
+    <cs:spPr>
+      <a:noFill/>
+      <a:ln w="9525" cap="flat" cmpd="sng" algn="ctr">
+        <a:solidFill>
+          <a:schemeClr val="tx1">
+            <a:lumMod val="15000"/>
+            <a:lumOff val="85000"/>
+          </a:schemeClr>
+        </a:solidFill>
+        <a:round/>
+      </a:ln>
+    </cs:spPr>
+    <cs:defRPr sz="900" kern="1200"/>
+  </cs:dataTable>
+  <cs:downBar>
+    <cs:lnRef idx="0"/>
+    <cs:fillRef idx="0"/>
+    <cs:effectRef idx="0"/>
+    <cs:fontRef idx="minor">
+      <a:schemeClr val="tx1"/>
+    </cs:fontRef>
+    <cs:spPr>
+      <a:solidFill>
+        <a:schemeClr val="dk1">
+          <a:lumMod val="75000"/>
+          <a:lumOff val="25000"/>
+        </a:schemeClr>
+      </a:solidFill>
+      <a:ln w="9525" cap="flat" cmpd="sng" algn="ctr">
+        <a:solidFill>
+          <a:schemeClr val="tx1">
+            <a:lumMod val="65000"/>
+            <a:lumOff val="35000"/>
+          </a:schemeClr>
+        </a:solidFill>
+        <a:round/>
+      </a:ln>
+    </cs:spPr>
+  </cs:downBar>
+  <cs:dropLine>
+    <cs:lnRef idx="0"/>
+    <cs:fillRef idx="0"/>
+    <cs:effectRef idx="0"/>
+    <cs:fontRef idx="minor">
+      <a:schemeClr val="tx1"/>
+    </cs:fontRef>
+    <cs:spPr>
+      <a:ln w="9525" cap="flat" cmpd="sng" algn="ctr">
+        <a:solidFill>
+          <a:schemeClr val="tx1">
+            <a:lumMod val="35000"/>
+            <a:lumOff val="65000"/>
+          </a:schemeClr>
+        </a:solidFill>
+        <a:round/>
+      </a:ln>
+    </cs:spPr>
+  </cs:dropLine>
+  <cs:errorBar>
+    <cs:lnRef idx="0"/>
+    <cs:fillRef idx="0"/>
+    <cs:effectRef idx="0"/>
+    <cs:fontRef idx="minor">
+      <a:schemeClr val="tx1"/>
+    </cs:fontRef>
+    <cs:spPr>
+      <a:ln w="9525" cap="flat" cmpd="sng" algn="ctr">
+        <a:solidFill>
+          <a:schemeClr val="tx1">
+            <a:lumMod val="65000"/>
+            <a:lumOff val="35000"/>
+          </a:schemeClr>
+        </a:solidFill>
+        <a:round/>
+      </a:ln>
+    </cs:spPr>
+  </cs:errorBar>
+  <cs:floor>
+    <cs:lnRef idx="0"/>
+    <cs:fillRef idx="0"/>
+    <cs:effectRef idx="0"/>
+    <cs:fontRef idx="minor">
+      <a:schemeClr val="tx1"/>
+    </cs:fontRef>
+    <cs:spPr>
+      <a:noFill/>
+      <a:ln>
+        <a:noFill/>
+      </a:ln>
+    </cs:spPr>
+  </cs:floor>
+  <cs:gridlineMajor>
+    <cs:lnRef idx="0"/>
+    <cs:fillRef idx="0"/>
+    <cs:effectRef idx="0"/>
+    <cs:fontRef idx="minor">
+      <a:schemeClr val="tx1"/>
+    </cs:fontRef>
+    <cs:spPr>
+      <a:ln w="9525" cap="flat" cmpd="sng" algn="ctr">
+        <a:solidFill>
+          <a:schemeClr val="tx1">
+            <a:lumMod val="15000"/>
+            <a:lumOff val="85000"/>
+          </a:schemeClr>
+        </a:solidFill>
+        <a:round/>
+      </a:ln>
+    </cs:spPr>
+  </cs:gridlineMajor>
+  <cs:gridlineMinor>
+    <cs:lnRef idx="0"/>
+    <cs:fillRef idx="0"/>
+    <cs:effectRef idx="0"/>
+    <cs:fontRef idx="minor">
+      <a:schemeClr val="tx1"/>
+    </cs:fontRef>
+    <cs:spPr>
+      <a:ln w="9525" cap="flat" cmpd="sng" algn="ctr">
+        <a:solidFill>
+          <a:schemeClr val="tx1">
+            <a:lumMod val="5000"/>
+            <a:lumOff val="95000"/>
+          </a:schemeClr>
+        </a:solidFill>
+        <a:round/>
+      </a:ln>
+    </cs:spPr>
+  </cs:gridlineMinor>
+  <cs:hiLoLine>
+    <cs:lnRef idx="0"/>
+    <cs:fillRef idx="0"/>
+    <cs:effectRef idx="0"/>
+    <cs:fontRef idx="minor">
+      <a:schemeClr val="tx1"/>
+    </cs:fontRef>
+    <cs:spPr>
+      <a:ln w="9525" cap="flat" cmpd="sng" algn="ctr">
+        <a:solidFill>
+          <a:schemeClr val="tx1">
+            <a:lumMod val="50000"/>
+            <a:lumOff val="50000"/>
+          </a:schemeClr>
+        </a:solidFill>
+        <a:round/>
+      </a:ln>
+    </cs:spPr>
+  </cs:hiLoLine>
+  <cs:leaderLine>
+    <cs:lnRef idx="0"/>
+    <cs:fillRef idx="0"/>
+    <cs:effectRef idx="0"/>
+    <cs:fontRef idx="minor">
+      <a:schemeClr val="tx1"/>
+    </cs:fontRef>
+    <cs:spPr>
+      <a:ln w="9525" cap="flat" cmpd="sng" algn="ctr">
+        <a:solidFill>
+          <a:schemeClr val="tx1">
+            <a:lumMod val="35000"/>
+            <a:lumOff val="65000"/>
+          </a:schemeClr>
+        </a:solidFill>
+        <a:round/>
+      </a:ln>
+    </cs:spPr>
+  </cs:leaderLine>
+  <cs:legend>
+    <cs:lnRef idx="0"/>
+    <cs:fillRef idx="0"/>
+    <cs:effectRef idx="0"/>
+    <cs:fontRef idx="minor">
+      <a:schemeClr val="tx1">
+        <a:lumMod val="65000"/>
+        <a:lumOff val="35000"/>
+      </a:schemeClr>
+    </cs:fontRef>
+    <cs:defRPr sz="900" kern="1200"/>
+  </cs:legend>
+  <cs:plotArea mods="allowNoFillOverride allowNoLineOverride">
+    <cs:lnRef idx="0"/>
+    <cs:fillRef idx="0"/>
+    <cs:effectRef idx="0"/>
+    <cs:fontRef idx="minor">
+      <a:schemeClr val="tx1"/>
+    </cs:fontRef>
+  </cs:plotArea>
+  <cs:plotArea3D mods="allowNoFillOverride allowNoLineOverride">
+    <cs:lnRef idx="0"/>
+    <cs:fillRef idx="0"/>
+    <cs:effectRef idx="0"/>
+    <cs:fontRef idx="minor">
+      <a:schemeClr val="tx1"/>
+    </cs:fontRef>
+  </cs:plotArea3D>
+  <cs:seriesAxis>
+    <cs:lnRef idx="0"/>
+    <cs:fillRef idx="0"/>
+    <cs:effectRef idx="0"/>
+    <cs:fontRef idx="minor">
+      <a:schemeClr val="tx1">
+        <a:lumMod val="65000"/>
+        <a:lumOff val="35000"/>
+      </a:schemeClr>
+    </cs:fontRef>
+    <cs:defRPr sz="900" kern="1200"/>
+  </cs:seriesAxis>
+  <cs:seriesLine>
+    <cs:lnRef idx="0"/>
+    <cs:fillRef idx="0"/>
+    <cs:effectRef idx="0"/>
+    <cs:fontRef idx="minor">
+      <a:schemeClr val="tx1"/>
+    </cs:fontRef>
+    <cs:spPr>
+      <a:ln w="9525" cap="flat" cmpd="sng" algn="ctr">
+        <a:solidFill>
+          <a:schemeClr val="tx1">
+            <a:lumMod val="35000"/>
+            <a:lumOff val="65000"/>
+          </a:schemeClr>
+        </a:solidFill>
+        <a:round/>
+      </a:ln>
+    </cs:spPr>
+  </cs:seriesLine>
+  <cs:title>
+    <cs:lnRef idx="0"/>
+    <cs:fillRef idx="0"/>
+    <cs:effectRef idx="0"/>
+    <cs:fontRef idx="minor">
+      <a:schemeClr val="tx1">
+        <a:lumMod val="65000"/>
+        <a:lumOff val="35000"/>
+      </a:schemeClr>
+    </cs:fontRef>
+    <cs:defRPr sz="1400" b="0" kern="1200" spc="0" baseline="0"/>
+  </cs:title>
+  <cs:trendline>
+    <cs:lnRef idx="0">
+      <cs:styleClr val="auto"/>
+    </cs:lnRef>
+    <cs:fillRef idx="0"/>
+    <cs:effectRef idx="0"/>
+    <cs:fontRef idx="minor">
+      <a:schemeClr val="tx1"/>
+    </cs:fontRef>
+    <cs:spPr>
+      <a:ln w="19050" cap="rnd">
+        <a:solidFill>
+          <a:schemeClr val="phClr"/>
+        </a:solidFill>
+        <a:prstDash val="sysDot"/>
+      </a:ln>
+    </cs:spPr>
+  </cs:trendline>
+  <cs:trendlineLabel>
+    <cs:lnRef idx="0"/>
+    <cs:fillRef idx="0"/>
+    <cs:effectRef idx="0"/>
+    <cs:fontRef idx="minor">
+      <a:schemeClr val="tx1">
+        <a:lumMod val="65000"/>
+        <a:lumOff val="35000"/>
+      </a:schemeClr>
+    </cs:fontRef>
+    <cs:defRPr sz="900" kern="1200"/>
+  </cs:trendlineLabel>
+  <cs:upBar>
+    <cs:lnRef idx="0"/>
+    <cs:fillRef idx="0"/>
+    <cs:effectRef idx="0"/>
+    <cs:fontRef idx="minor">
+      <a:schemeClr val="tx1"/>
+    </cs:fontRef>
+    <cs:spPr>
+      <a:solidFill>
+        <a:schemeClr val="lt1"/>
+      </a:solidFill>
+      <a:ln w="9525" cap="flat" cmpd="sng" algn="ctr">
+        <a:solidFill>
+          <a:schemeClr val="tx1">
+            <a:lumMod val="65000"/>
+            <a:lumOff val="35000"/>
+          </a:schemeClr>
+        </a:solidFill>
+        <a:round/>
+      </a:ln>
+    </cs:spPr>
+  </cs:upBar>
+  <cs:valueAxis>
+    <cs:lnRef idx="0"/>
+    <cs:fillRef idx="0"/>
+    <cs:effectRef idx="0"/>
+    <cs:fontRef idx="minor">
+      <a:schemeClr val="tx1">
+        <a:lumMod val="65000"/>
+        <a:lumOff val="35000"/>
+      </a:schemeClr>
+    </cs:fontRef>
+    <cs:defRPr sz="900" kern="1200"/>
+  </cs:valueAxis>
+  <cs:wall>
+    <cs:lnRef idx="0"/>
+    <cs:fillRef idx="0"/>
+    <cs:effectRef idx="0"/>
+    <cs:fontRef idx="minor">
+      <a:schemeClr val="tx1"/>
+    </cs:fontRef>
+    <cs:spPr>
+      <a:noFill/>
+      <a:ln>
+        <a:noFill/>
+      </a:ln>
+    </cs:spPr>
+  </cs:wall>
+</cs:chartStyle>
+</file>
+
+<file path=word/charts/style2.xml><?xml version="1.0" encoding="utf-8"?>
+<cs:chartStyle xmlns:cs="http://schemas.microsoft.com/office/drawing/2012/chartStyle" xmlns:a="http://schemas.openxmlformats.org/drawingml/2006/main" id="297">
+  <cs:axisTitle>
+    <cs:lnRef idx="0"/>
+    <cs:fillRef idx="0"/>
+    <cs:effectRef idx="0"/>
+    <cs:fontRef idx="minor">
+      <a:schemeClr val="tx1">
+        <a:lumMod val="65000"/>
+        <a:lumOff val="35000"/>
+      </a:schemeClr>
+    </cs:fontRef>
+    <cs:defRPr sz="1000" kern="1200"/>
+  </cs:axisTitle>
+  <cs:categoryAxis>
+    <cs:lnRef idx="0"/>
+    <cs:fillRef idx="0"/>
+    <cs:effectRef idx="0"/>
+    <cs:fontRef idx="minor">
+      <a:schemeClr val="tx1">
+        <a:lumMod val="65000"/>
+        <a:lumOff val="35000"/>
+      </a:schemeClr>
+    </cs:fontRef>
+    <cs:spPr>
+      <a:ln w="9525" cap="flat" cmpd="sng" algn="ctr">
+        <a:solidFill>
+          <a:schemeClr val="tx1">
+            <a:lumMod val="15000"/>
+            <a:lumOff val="85000"/>
+          </a:schemeClr>
+        </a:solidFill>
+        <a:round/>
+      </a:ln>
+    </cs:spPr>
+    <cs:defRPr sz="900" kern="1200"/>
+  </cs:categoryAxis>
+  <cs:chartArea mods="allowNoFillOverride allowNoLineOverride">
+    <cs:lnRef idx="0"/>
+    <cs:fillRef idx="0"/>
+    <cs:effectRef idx="0"/>
+    <cs:fontRef idx="minor">
+      <a:schemeClr val="tx1"/>
+    </cs:fontRef>
+    <cs:spPr>
+      <a:solidFill>
+        <a:schemeClr val="bg1"/>
+      </a:solidFill>
+      <a:ln w="9525" cap="flat" cmpd="sng" algn="ctr">
+        <a:solidFill>
+          <a:schemeClr val="tx1">
+            <a:lumMod val="15000"/>
+            <a:lumOff val="85000"/>
+          </a:schemeClr>
+        </a:solidFill>
+        <a:round/>
+      </a:ln>
+    </cs:spPr>
+    <cs:defRPr sz="1000" kern="1200"/>
+  </cs:chartArea>
+  <cs:dataLabel>
+    <cs:lnRef idx="0"/>
+    <cs:fillRef idx="0"/>
+    <cs:effectRef idx="0"/>
+    <cs:fontRef idx="minor">
+      <a:schemeClr val="tx1">
+        <a:lumMod val="75000"/>
+        <a:lumOff val="25000"/>
+      </a:schemeClr>
+    </cs:fontRef>
+    <cs:defRPr sz="900" kern="1200"/>
+  </cs:dataLabel>
+  <cs:dataLabelCallout>
+    <cs:lnRef idx="0"/>
+    <cs:fillRef idx="0"/>
+    <cs:effectRef idx="0"/>
+    <cs:fontRef idx="minor">
+      <a:schemeClr val="dk1">
+        <a:lumMod val="65000"/>
+        <a:lumOff val="35000"/>
+      </a:schemeClr>
+    </cs:fontRef>
+    <cs:spPr>
+      <a:solidFill>
+        <a:schemeClr val="lt1"/>
+      </a:solidFill>
+      <a:ln>
+        <a:solidFill>
+          <a:schemeClr val="dk1">
+            <a:lumMod val="25000"/>
+            <a:lumOff val="75000"/>
+          </a:schemeClr>
+        </a:solidFill>
+      </a:ln>
+    </cs:spPr>
+    <cs:defRPr sz="900" kern="1200"/>
+    <cs:bodyPr rot="0" spcFirstLastPara="1" vertOverflow="clip" horzOverflow="clip" vert="horz" wrap="square" lIns="36576" tIns="18288" rIns="36576" bIns="18288" anchor="ctr" anchorCtr="1">
+      <a:spAutoFit/>
+    </cs:bodyPr>
+  </cs:dataLabelCallout>
+  <cs:dataPoint>
+    <cs:lnRef idx="0"/>
+    <cs:fillRef idx="1">
+      <cs:styleClr val="auto"/>
+    </cs:fillRef>
+    <cs:effectRef idx="0"/>
+    <cs:fontRef idx="minor">
+      <a:schemeClr val="tx1"/>
+    </cs:fontRef>
+  </cs:dataPoint>
+  <cs:dataPoint3D>
+    <cs:lnRef idx="0"/>
+    <cs:fillRef idx="1">
+      <cs:styleClr val="auto"/>
+    </cs:fillRef>
+    <cs:effectRef idx="0"/>
+    <cs:fontRef idx="minor">
+      <a:schemeClr val="tx1"/>
+    </cs:fontRef>
+  </cs:dataPoint3D>
+  <cs:dataPointLine>
+    <cs:lnRef idx="0">
+      <cs:styleClr val="auto"/>
+    </cs:lnRef>
+    <cs:fillRef idx="1"/>
+    <cs:effectRef idx="0"/>
+    <cs:fontRef idx="minor">
+      <a:schemeClr val="tx1"/>
+    </cs:fontRef>
+    <cs:spPr>
+      <a:ln w="28575" cap="rnd">
+        <a:solidFill>
+          <a:schemeClr val="phClr"/>
+        </a:solidFill>
+        <a:round/>
+      </a:ln>
+    </cs:spPr>
+  </cs:dataPointLine>
+  <cs:dataPointMarker>
+    <cs:lnRef idx="0">
+      <cs:styleClr val="auto"/>
+    </cs:lnRef>
+    <cs:fillRef idx="1">
+      <cs:styleClr val="auto"/>
+    </cs:fillRef>
+    <cs:effectRef idx="0"/>
+    <cs:fontRef idx="minor">
+      <a:schemeClr val="tx1"/>
+    </cs:fontRef>
+    <cs:spPr>
+      <a:ln w="9525">
+        <a:solidFill>
+          <a:schemeClr val="phClr"/>
+        </a:solidFill>
+      </a:ln>
+    </cs:spPr>
+  </cs:dataPointMarker>
+  <cs:dataPointMarkerLayout symbol="circle" size="5"/>
+  <cs:dataPointWireframe>
+    <cs:lnRef idx="0">
+      <cs:styleClr val="auto"/>
+    </cs:lnRef>
+    <cs:fillRef idx="1"/>
+    <cs:effectRef idx="0"/>
+    <cs:fontRef idx="minor">
+      <a:schemeClr val="tx1"/>
+    </cs:fontRef>
+    <cs:spPr>
+      <a:ln w="9525" cap="rnd">
+        <a:solidFill>
+          <a:schemeClr val="phClr"/>
+        </a:solidFill>
+        <a:round/>
+      </a:ln>
+    </cs:spPr>
+  </cs:dataPointWireframe>
+  <cs:dataTable>
+    <cs:lnRef idx="0"/>
+    <cs:fillRef idx="0"/>
+    <cs:effectRef idx="0"/>
+    <cs:fontRef idx="minor">
+      <a:schemeClr val="tx1">
+        <a:lumMod val="65000"/>
+        <a:lumOff val="35000"/>
+      </a:schemeClr>
+    </cs:fontRef>
+    <cs:spPr>
+      <a:noFill/>
+      <a:ln w="9525" cap="flat" cmpd="sng" algn="ctr">
+        <a:solidFill>
+          <a:schemeClr val="tx1">
+            <a:lumMod val="15000"/>
+            <a:lumOff val="85000"/>
+          </a:schemeClr>
+        </a:solidFill>
+        <a:round/>
+      </a:ln>
+    </cs:spPr>
+    <cs:defRPr sz="900" kern="1200"/>
+  </cs:dataTable>
+  <cs:downBar>
+    <cs:lnRef idx="0"/>
+    <cs:fillRef idx="0"/>
+    <cs:effectRef idx="0"/>
+    <cs:fontRef idx="minor">
+      <a:schemeClr val="tx1"/>
+    </cs:fontRef>
+    <cs:spPr>
+      <a:solidFill>
+        <a:schemeClr val="dk1">
+          <a:lumMod val="75000"/>
+          <a:lumOff val="25000"/>
+        </a:schemeClr>
+      </a:solidFill>
+      <a:ln w="9525" cap="flat" cmpd="sng" algn="ctr">
+        <a:solidFill>
+          <a:schemeClr val="tx1">
+            <a:lumMod val="65000"/>
+            <a:lumOff val="35000"/>
+          </a:schemeClr>
+        </a:solidFill>
+        <a:round/>
+      </a:ln>
+    </cs:spPr>
+  </cs:downBar>
+  <cs:dropLine>
+    <cs:lnRef idx="0"/>
+    <cs:fillRef idx="0"/>
+    <cs:effectRef idx="0"/>
+    <cs:fontRef idx="minor">
+      <a:schemeClr val="tx1"/>
+    </cs:fontRef>
+    <cs:spPr>
+      <a:ln w="9525" cap="flat" cmpd="sng" algn="ctr">
+        <a:solidFill>
+          <a:schemeClr val="tx1">
+            <a:lumMod val="35000"/>
+            <a:lumOff val="65000"/>
+          </a:schemeClr>
+        </a:solidFill>
+        <a:round/>
+      </a:ln>
+    </cs:spPr>
+  </cs:dropLine>
+  <cs:errorBar>
+    <cs:lnRef idx="0"/>
+    <cs:fillRef idx="0"/>
+    <cs:effectRef idx="0"/>
+    <cs:fontRef idx="minor">
+      <a:schemeClr val="tx1"/>
+    </cs:fontRef>
+    <cs:spPr>
+      <a:ln w="9525" cap="flat" cmpd="sng" algn="ctr">
+        <a:solidFill>
+          <a:schemeClr val="tx1">
+            <a:lumMod val="65000"/>
+            <a:lumOff val="35000"/>
+          </a:schemeClr>
+        </a:solidFill>
+        <a:round/>
+      </a:ln>
+    </cs:spPr>
+  </cs:errorBar>
+  <cs:floor>
+    <cs:lnRef idx="0"/>
+    <cs:fillRef idx="0"/>
+    <cs:effectRef idx="0"/>
+    <cs:fontRef idx="minor">
+      <a:schemeClr val="tx1"/>
+    </cs:fontRef>
+    <cs:spPr>
+      <a:noFill/>
+      <a:ln>
+        <a:noFill/>
+      </a:ln>
+    </cs:spPr>
+  </cs:floor>
+  <cs:gridlineMajor>
+    <cs:lnRef idx="0"/>
+    <cs:fillRef idx="0"/>
+    <cs:effectRef idx="0"/>
+    <cs:fontRef idx="minor">
+      <a:schemeClr val="tx1"/>
+    </cs:fontRef>
+    <cs:spPr>
+      <a:ln w="9525" cap="flat" cmpd="sng" algn="ctr">
+        <a:solidFill>
+          <a:schemeClr val="tx1">
+            <a:lumMod val="15000"/>
+            <a:lumOff val="85000"/>
+          </a:schemeClr>
+        </a:solidFill>
+        <a:round/>
+      </a:ln>
+    </cs:spPr>
+  </cs:gridlineMajor>
+  <cs:gridlineMinor>
+    <cs:lnRef idx="0"/>
+    <cs:fillRef idx="0"/>
+    <cs:effectRef idx="0"/>
+    <cs:fontRef idx="minor">
+      <a:schemeClr val="tx1"/>
+    </cs:fontRef>
+    <cs:spPr>
+      <a:ln w="9525" cap="flat" cmpd="sng" algn="ctr">
+        <a:solidFill>
+          <a:schemeClr val="tx1">
+            <a:lumMod val="5000"/>
+            <a:lumOff val="95000"/>
+          </a:schemeClr>
+        </a:solidFill>
+        <a:round/>
+      </a:ln>
+    </cs:spPr>
+  </cs:gridlineMinor>
+  <cs:hiLoLine>
+    <cs:lnRef idx="0"/>
+    <cs:fillRef idx="0"/>
+    <cs:effectRef idx="0"/>
+    <cs:fontRef idx="minor">
+      <a:schemeClr val="tx1"/>
+    </cs:fontRef>
+    <cs:spPr>
+      <a:ln w="9525" cap="flat" cmpd="sng" algn="ctr">
+        <a:solidFill>
+          <a:schemeClr val="tx1">
+            <a:lumMod val="50000"/>
+            <a:lumOff val="50000"/>
+          </a:schemeClr>
+        </a:solidFill>
+        <a:round/>
+      </a:ln>
+    </cs:spPr>
+  </cs:hiLoLine>
+  <cs:leaderLine>
+    <cs:lnRef idx="0"/>
+    <cs:fillRef idx="0"/>
+    <cs:effectRef idx="0"/>
+    <cs:fontRef idx="minor">
+      <a:schemeClr val="tx1"/>
+    </cs:fontRef>
+    <cs:spPr>
+      <a:ln w="9525" cap="flat" cmpd="sng" algn="ctr">
+        <a:solidFill>
+          <a:schemeClr val="tx1">
+            <a:lumMod val="35000"/>
+            <a:lumOff val="65000"/>
+          </a:schemeClr>
+        </a:solidFill>
+        <a:round/>
+      </a:ln>
+    </cs:spPr>
+  </cs:leaderLine>
+  <cs:legend>
+    <cs:lnRef idx="0"/>
+    <cs:fillRef idx="0"/>
+    <cs:effectRef idx="0"/>
+    <cs:fontRef idx="minor">
+      <a:schemeClr val="tx1">
+        <a:lumMod val="65000"/>
+        <a:lumOff val="35000"/>
+      </a:schemeClr>
+    </cs:fontRef>
+    <cs:defRPr sz="900" kern="1200"/>
+  </cs:legend>
+  <cs:plotArea mods="allowNoFillOverride allowNoLineOverride">
+    <cs:lnRef idx="0"/>
+    <cs:fillRef idx="0"/>
+    <cs:effectRef idx="0"/>
+    <cs:fontRef idx="minor">
+      <a:schemeClr val="tx1"/>
+    </cs:fontRef>
+  </cs:plotArea>
+  <cs:plotArea3D mods="allowNoFillOverride allowNoLineOverride">
+    <cs:lnRef idx="0"/>
+    <cs:fillRef idx="0"/>
+    <cs:effectRef idx="0"/>
+    <cs:fontRef idx="minor">
+      <a:schemeClr val="tx1"/>
+    </cs:fontRef>
+  </cs:plotArea3D>
+  <cs:seriesAxis>
+    <cs:lnRef idx="0"/>
+    <cs:fillRef idx="0"/>
+    <cs:effectRef idx="0"/>
+    <cs:fontRef idx="minor">
+      <a:schemeClr val="tx1">
+        <a:lumMod val="65000"/>
+        <a:lumOff val="35000"/>
+      </a:schemeClr>
+    </cs:fontRef>
+    <cs:defRPr sz="900" kern="1200"/>
+  </cs:seriesAxis>
+  <cs:seriesLine>
+    <cs:lnRef idx="0"/>
+    <cs:fillRef idx="0"/>
+    <cs:effectRef idx="0"/>
+    <cs:fontRef idx="minor">
+      <a:schemeClr val="tx1"/>
+    </cs:fontRef>
+    <cs:spPr>
+      <a:ln w="9525" cap="flat" cmpd="sng" algn="ctr">
+        <a:solidFill>
+          <a:schemeClr val="tx1">
+            <a:lumMod val="35000"/>
+            <a:lumOff val="65000"/>
+          </a:schemeClr>
+        </a:solidFill>
+        <a:round/>
+      </a:ln>
+    </cs:spPr>
+  </cs:seriesLine>
+  <cs:title>
+    <cs:lnRef idx="0"/>
+    <cs:fillRef idx="0"/>
+    <cs:effectRef idx="0"/>
+    <cs:fontRef idx="minor">
+      <a:schemeClr val="tx1">
+        <a:lumMod val="65000"/>
+        <a:lumOff val="35000"/>
+      </a:schemeClr>
+    </cs:fontRef>
+    <cs:defRPr sz="1400" b="0" kern="1200" spc="0" baseline="0"/>
+  </cs:title>
+  <cs:trendline>
+    <cs:lnRef idx="0">
+      <cs:styleClr val="auto"/>
+    </cs:lnRef>
+    <cs:fillRef idx="0"/>
+    <cs:effectRef idx="0"/>
+    <cs:fontRef idx="minor">
+      <a:schemeClr val="tx1"/>
+    </cs:fontRef>
+    <cs:spPr>
+      <a:ln w="19050" cap="rnd">
+        <a:solidFill>
+          <a:schemeClr val="phClr"/>
+        </a:solidFill>
+        <a:prstDash val="sysDot"/>
+      </a:ln>
+    </cs:spPr>
+  </cs:trendline>
+  <cs:trendlineLabel>
+    <cs:lnRef idx="0"/>
+    <cs:fillRef idx="0"/>
+    <cs:effectRef idx="0"/>
+    <cs:fontRef idx="minor">
+      <a:schemeClr val="tx1">
+        <a:lumMod val="65000"/>
+        <a:lumOff val="35000"/>
+      </a:schemeClr>
+    </cs:fontRef>
+    <cs:defRPr sz="900" kern="1200"/>
+  </cs:trendlineLabel>
+  <cs:upBar>
+    <cs:lnRef idx="0"/>
+    <cs:fillRef idx="0"/>
+    <cs:effectRef idx="0"/>
+    <cs:fontRef idx="minor">
+      <a:schemeClr val="tx1"/>
+    </cs:fontRef>
+    <cs:spPr>
+      <a:solidFill>
+        <a:schemeClr val="lt1"/>
+      </a:solidFill>
+      <a:ln w="9525" cap="flat" cmpd="sng" algn="ctr">
+        <a:solidFill>
+          <a:schemeClr val="tx1">
+            <a:lumMod val="65000"/>
+            <a:lumOff val="35000"/>
+          </a:schemeClr>
+        </a:solidFill>
+        <a:round/>
+      </a:ln>
+    </cs:spPr>
+  </cs:upBar>
+  <cs:valueAxis>
+    <cs:lnRef idx="0"/>
+    <cs:fillRef idx="0"/>
+    <cs:effectRef idx="0"/>
+    <cs:fontRef idx="minor">
+      <a:schemeClr val="tx1">
+        <a:lumMod val="65000"/>
+        <a:lumOff val="35000"/>
+      </a:schemeClr>
+    </cs:fontRef>
+    <cs:defRPr sz="900" kern="1200"/>
+  </cs:valueAxis>
+  <cs:wall>
+    <cs:lnRef idx="0"/>
+    <cs:fillRef idx="0"/>
+    <cs:effectRef idx="0"/>
+    <cs:fontRef idx="minor">
+      <a:schemeClr val="tx1"/>
+    </cs:fontRef>
+    <cs:spPr>
+      <a:noFill/>
+      <a:ln>
+        <a:noFill/>
+      </a:ln>
+    </cs:spPr>
+  </cs:wall>
+</cs:chartStyle>
+</file>
+
+<file path=word/drawings/drawing1.xml><?xml version="1.0" encoding="utf-8"?>
+<c:userShapes xmlns:c="http://schemas.openxmlformats.org/drawingml/2006/chart">
+  <cdr:relSizeAnchor xmlns:cdr="http://schemas.openxmlformats.org/drawingml/2006/chartDrawing">
+    <cdr:from>
+      <cdr:x>0.74377</cdr:x>
+      <cdr:y>0.39482</cdr:y>
+    </cdr:from>
+    <cdr:to>
+      <cdr:x>0.8135</cdr:x>
+      <cdr:y>0.45783</cdr:y>
+    </cdr:to>
+    <cdr:sp macro="" textlink="">
+      <cdr:nvSpPr>
+        <cdr:cNvPr id="2" name="Надпись 2"/>
+        <cdr:cNvSpPr txBox="1">
+          <a:spLocks xmlns:a="http://schemas.openxmlformats.org/drawingml/2006/main" noChangeArrowheads="1"/>
+        </cdr:cNvSpPr>
+      </cdr:nvSpPr>
+      <cdr:spPr bwMode="auto">
+        <a:xfrm xmlns:a="http://schemas.openxmlformats.org/drawingml/2006/main">
+          <a:off x="4488678" y="1559671"/>
+          <a:ext cx="420829" cy="248894"/>
+        </a:xfrm>
+        <a:prstGeom xmlns:a="http://schemas.openxmlformats.org/drawingml/2006/main" prst="rect">
+          <a:avLst/>
+        </a:prstGeom>
+        <a:noFill xmlns:a="http://schemas.openxmlformats.org/drawingml/2006/main"/>
+        <a:ln xmlns:a="http://schemas.openxmlformats.org/drawingml/2006/main" w="9525">
+          <a:noFill/>
+          <a:miter lim="800000"/>
+          <a:headEnd/>
+          <a:tailEnd/>
+        </a:ln>
+      </cdr:spPr>
+      <cdr:txBody>
+        <a:bodyPr xmlns:a="http://schemas.openxmlformats.org/drawingml/2006/main" rot="0" vert="horz" wrap="square" lIns="91440" tIns="45720" rIns="91440" bIns="45720" anchor="t" anchorCtr="0">
+          <a:spAutoFit/>
+        </a:bodyPr>
+        <a:lstStyle xmlns:a="http://schemas.openxmlformats.org/drawingml/2006/main"/>
+        <a:p xmlns:a="http://schemas.openxmlformats.org/drawingml/2006/main">
+          <a:pPr algn="ctr">
+            <a:lnSpc>
+              <a:spcPct val="107000"/>
+            </a:lnSpc>
+            <a:spcAft>
+              <a:spcPts val="800"/>
+            </a:spcAft>
+            <a:buNone/>
+          </a:pPr>
+          <a:r>
+            <a:rPr lang="ru-RU" sz="900">
+              <a:effectLst/>
+              <a:latin typeface="Times New Roman" panose="02020603050405020304" pitchFamily="18" charset="0"/>
+              <a:ea typeface="Calibri" panose="020F0502020204030204" pitchFamily="34" charset="0"/>
+              <a:cs typeface="Times New Roman" panose="02020603050405020304" pitchFamily="18" charset="0"/>
+            </a:rPr>
+            <a:t>151</a:t>
+          </a:r>
+          <a:endParaRPr lang="ru-RU" sz="1100">
+            <a:effectLst/>
+            <a:latin typeface="Calibri" panose="020F0502020204030204" pitchFamily="34" charset="0"/>
+            <a:ea typeface="Calibri" panose="020F0502020204030204" pitchFamily="34" charset="0"/>
+            <a:cs typeface="Times New Roman" panose="02020603050405020304" pitchFamily="18" charset="0"/>
+          </a:endParaRPr>
+        </a:p>
+      </cdr:txBody>
+    </cdr:sp>
+  </cdr:relSizeAnchor>
+  <cdr:relSizeAnchor xmlns:cdr="http://schemas.openxmlformats.org/drawingml/2006/chartDrawing">
+    <cdr:from>
+      <cdr:x>0.87394</cdr:x>
+      <cdr:y>0.4645</cdr:y>
+    </cdr:from>
+    <cdr:to>
+      <cdr:x>0.94367</cdr:x>
+      <cdr:y>0.52751</cdr:y>
+    </cdr:to>
+    <cdr:sp macro="" textlink="">
+      <cdr:nvSpPr>
+        <cdr:cNvPr id="3" name="Надпись 2"/>
+        <cdr:cNvSpPr txBox="1">
+          <a:spLocks xmlns:a="http://schemas.openxmlformats.org/drawingml/2006/main" noChangeArrowheads="1"/>
+        </cdr:cNvSpPr>
+      </cdr:nvSpPr>
+      <cdr:spPr bwMode="auto">
+        <a:xfrm xmlns:a="http://schemas.openxmlformats.org/drawingml/2006/main">
+          <a:off x="5274259" y="1834937"/>
+          <a:ext cx="420829" cy="248893"/>
+        </a:xfrm>
+        <a:prstGeom xmlns:a="http://schemas.openxmlformats.org/drawingml/2006/main" prst="rect">
+          <a:avLst/>
+        </a:prstGeom>
+        <a:noFill xmlns:a="http://schemas.openxmlformats.org/drawingml/2006/main"/>
+        <a:ln xmlns:a="http://schemas.openxmlformats.org/drawingml/2006/main" w="9525">
+          <a:noFill/>
+          <a:miter lim="800000"/>
+          <a:headEnd/>
+          <a:tailEnd/>
+        </a:ln>
+      </cdr:spPr>
+      <cdr:txBody>
+        <a:bodyPr xmlns:a="http://schemas.openxmlformats.org/drawingml/2006/main" rot="0" vert="horz" wrap="square" lIns="91440" tIns="45720" rIns="91440" bIns="45720" anchor="t" anchorCtr="0">
+          <a:spAutoFit/>
+        </a:bodyPr>
+        <a:lstStyle xmlns:a="http://schemas.openxmlformats.org/drawingml/2006/main"/>
+        <a:p xmlns:a="http://schemas.openxmlformats.org/drawingml/2006/main">
+          <a:pPr algn="ctr">
+            <a:lnSpc>
+              <a:spcPct val="107000"/>
+            </a:lnSpc>
+            <a:spcAft>
+              <a:spcPts val="800"/>
+            </a:spcAft>
+            <a:buNone/>
+          </a:pPr>
+          <a:r>
+            <a:rPr lang="ru-RU" sz="900">
+              <a:effectLst/>
+              <a:latin typeface="Times New Roman" panose="02020603050405020304" pitchFamily="18" charset="0"/>
+              <a:ea typeface="Calibri" panose="020F0502020204030204" pitchFamily="34" charset="0"/>
+              <a:cs typeface="Times New Roman" panose="02020603050405020304" pitchFamily="18" charset="0"/>
+            </a:rPr>
+            <a:t>118</a:t>
+          </a:r>
+          <a:endParaRPr lang="ru-RU" sz="1100">
+            <a:effectLst/>
+            <a:latin typeface="Calibri" panose="020F0502020204030204" pitchFamily="34" charset="0"/>
+            <a:ea typeface="Calibri" panose="020F0502020204030204" pitchFamily="34" charset="0"/>
+            <a:cs typeface="Times New Roman" panose="02020603050405020304" pitchFamily="18" charset="0"/>
+          </a:endParaRPr>
+        </a:p>
+      </cdr:txBody>
+    </cdr:sp>
+  </cdr:relSizeAnchor>
+</c:userShapes>
 </file>
 
 <file path=word/theme/theme1.xml><?xml version="1.0" encoding="utf-8"?>
@@ -46849,7 +52142,7 @@
 </file>
 
 <file path=customXml/itemProps1.xml><?xml version="1.0" encoding="utf-8"?>
-<ds:datastoreItem xmlns:ds="http://schemas.openxmlformats.org/officeDocument/2006/customXml" ds:itemID="{71D7DA60-4ECD-4783-991B-0F87F009B810}">
+<ds:datastoreItem xmlns:ds="http://schemas.openxmlformats.org/officeDocument/2006/customXml" ds:itemID="{418183E6-361E-4B4B-AB34-A4CAF55CCA29}">
   <ds:schemaRefs>
     <ds:schemaRef ds:uri="http://schemas.openxmlformats.org/officeDocument/2006/bibliography"/>
   </ds:schemaRefs>
